--- a/pecas/BS x DJONATAN SEVERO HARTZ - CONTESTACAO.docx
+++ b/pecas/BS x DJONATAN SEVERO HARTZ - CONTESTACAO.docx
@@ -14,26 +14,7 @@
           <w:i w:val="0"/>
           <w:sz w:val="24"/>
         </w:rPr>
-        <w:t xml:space="preserve">EXCELENTÍSSIMO(A) SENHOR(A) DOUTOR(A) JUIZ(A) DA </w:t>
-      </w:r>
-      <w:r>
-        <w:rPr>
-          <w:rFonts w:ascii="Times New Roman" w:hAnsi="Times New Roman" w:cs="Times New Roman"/>
-          <w:b/>
-          <w:i w:val="0"/>
-          <w:color w:val="FF0000"/>
-          <w:sz w:val="24"/>
-        </w:rPr>
-        <w:t>[Nº]</w:t>
-      </w:r>
-      <w:r>
-        <w:rPr>
-          <w:rFonts w:ascii="Times New Roman" w:hAnsi="Times New Roman" w:cs="Times New Roman"/>
-          <w:b/>
-          <w:i w:val="0"/>
-          <w:sz w:val="24"/>
-        </w:rPr>
-        <w:t>ª VARA DO TRABALHO DE TAQUARA/RS</w:t>
+        <w:t>EXCELENTÍSSIMO(A) SENHOR(A) DOUTOR(A) JUIZ(A) DA 4ª VARA DO TRABALHO DE TAQUARA/RS</w:t>
       </w:r>
     </w:p>
     <w:p/>
@@ -49,17 +30,7 @@
           <w:i w:val="0"/>
           <w:sz w:val="24"/>
         </w:rPr>
-        <w:t xml:space="preserve">Processo nº: </w:t>
-      </w:r>
-      <w:r>
-        <w:rPr>
-          <w:rFonts w:ascii="Times New Roman" w:hAnsi="Times New Roman" w:cs="Times New Roman"/>
-          <w:b w:val="0"/>
-          <w:i w:val="0"/>
-          <w:color w:val="FF0000"/>
-          <w:sz w:val="24"/>
-        </w:rPr>
-        <w:t>[0000000-00.0000.5.04.0000]</w:t>
+        <w:t>Processo nº: 0020556-91.2026.5.04.0384</w:t>
       </w:r>
     </w:p>
     <w:p>
@@ -74,17 +45,7 @@
           <w:i w:val="0"/>
           <w:sz w:val="24"/>
         </w:rPr>
-        <w:t xml:space="preserve">Rito: </w:t>
-      </w:r>
-      <w:r>
-        <w:rPr>
-          <w:rFonts w:ascii="Times New Roman" w:hAnsi="Times New Roman" w:cs="Times New Roman"/>
-          <w:b w:val="0"/>
-          <w:i w:val="0"/>
-          <w:color w:val="FF0000"/>
-          <w:sz w:val="24"/>
-        </w:rPr>
-        <w:t>[ORDINÁRIO / SUMARÍSSIMO — CONFERIR NO PJe]</w:t>
+        <w:t>Rito: Ordinário</w:t>
       </w:r>
     </w:p>
     <w:p>
@@ -139,64 +100,25 @@
           <w:i w:val="0"/>
           <w:sz w:val="24"/>
         </w:rPr>
-        <w:t xml:space="preserve"> </w:t>
-      </w:r>
-      <w:r>
-        <w:rPr>
-          <w:rFonts w:ascii="Times New Roman" w:hAnsi="Times New Roman" w:cs="Times New Roman"/>
-          <w:b w:val="0"/>
-          <w:i w:val="0"/>
-          <w:color w:val="FF0000"/>
-          <w:sz w:val="24"/>
-        </w:rPr>
-        <w:t>[RAZÃO SOCIAL — CONFERIR CARTÃO CNPJ]</w:t>
-      </w:r>
-      <w:r>
-        <w:rPr>
-          <w:rFonts w:ascii="Times New Roman" w:hAnsi="Times New Roman" w:cs="Times New Roman"/>
-          <w:b w:val="0"/>
-          <w:i w:val="0"/>
-          <w:sz w:val="24"/>
-        </w:rPr>
-        <w:t xml:space="preserve">, pessoa jurídica de direito privado, inscrita no CNPJ sob nº 33.438.364/0001-07, com sede na Rua Adaviano Linden, nº 370, Bairro Centro, Parobé/RS, CEP 95.630-000, representada por seu sócio-administrador </w:t>
-      </w:r>
-      <w:r>
-        <w:rPr>
-          <w:rFonts w:ascii="Times New Roman" w:hAnsi="Times New Roman" w:cs="Times New Roman"/>
-          <w:b w:val="0"/>
-          <w:i w:val="0"/>
-          <w:color w:val="FF0000"/>
-          <w:sz w:val="24"/>
-        </w:rPr>
-        <w:t>[NOME COMPLETO E QUALIFICAÇÃO DO REPRESENTANTE LEGAL]</w:t>
-      </w:r>
-      <w:r>
-        <w:rPr>
-          <w:rFonts w:ascii="Times New Roman" w:hAnsi="Times New Roman" w:cs="Times New Roman"/>
-          <w:b w:val="0"/>
-          <w:i w:val="0"/>
-          <w:sz w:val="24"/>
-        </w:rPr>
-        <w:t xml:space="preserve">, por seu advogado infra-assinado, com instrumento de procuração anexo aos autos </w:t>
-      </w:r>
-      <w:r>
-        <w:rPr>
-          <w:rFonts w:ascii="Times New Roman" w:hAnsi="Times New Roman" w:cs="Times New Roman"/>
-          <w:b w:val="0"/>
-          <w:i w:val="0"/>
-          <w:color w:val="FF0000"/>
-          <w:sz w:val="24"/>
-        </w:rPr>
-        <w:t>[ID DA PROCURAÇÃO]</w:t>
-      </w:r>
-      <w:r>
-        <w:rPr>
-          <w:rFonts w:ascii="Times New Roman" w:hAnsi="Times New Roman" w:cs="Times New Roman"/>
-          <w:b w:val="0"/>
-          <w:i w:val="0"/>
-          <w:sz w:val="24"/>
-        </w:rPr>
-        <w:t>, vem, mui respeitosamente, à presença de Vossa Excelência, com fundamento no art. 847 da CLT e demais dispositivos aplicáveis, apresentar</w:t>
+        <w:t xml:space="preserve">, pessoa jurídica de direito privado, sociedade limitada unipessoal, inscrita no CNPJ sob nº 33.438.364/0001-07 e na JUCISRS sob NIRE 43208561566, com sede na Rua Adaviano Linden, nº 370, Bairro Centro, Parobé/RS, CEP 95.630-000, representada por seu sócio-administrador </w:t>
+      </w:r>
+      <w:r>
+        <w:rPr>
+          <w:rFonts w:ascii="Times New Roman" w:hAnsi="Times New Roman" w:cs="Times New Roman"/>
+          <w:b/>
+          <w:i w:val="0"/>
+          <w:sz w:val="24"/>
+        </w:rPr>
+        <w:t>GRAZIANO DA SILVA</w:t>
+      </w:r>
+      <w:r>
+        <w:rPr>
+          <w:rFonts w:ascii="Times New Roman" w:hAnsi="Times New Roman" w:cs="Times New Roman"/>
+          <w:b w:val="0"/>
+          <w:i w:val="0"/>
+          <w:sz w:val="24"/>
+        </w:rPr>
+        <w:t>, brasileiro, solteiro, empresário, portador da cédula de identidade nº 6104303117 SSP/RS, inscrito no CPF sob nº 019.699.180-39, residente e domiciliado na Rua Adaviano Linden, nº 370, Bairro Centro, Parobé/RS, por seu advogado infra-assinado, com instrumento de procuração e atos constitutivos já acostados aos autos (IDs ff2f043, c27df37, dbb47b5 e a60ad6a), vem, mui respeitosamente, à presença de Vossa Excelência, tempestivamente e antes da audiência inicial designada para 1º/09/2026, às 13h30min, com fundamento no art. 847 da CLT e demais dispositivos aplicáveis, apresentar</w:t>
       </w:r>
     </w:p>
     <w:p/>
@@ -598,29 +520,20 @@
       <w:r>
         <w:rPr>
           <w:rFonts w:ascii="Times New Roman" w:hAnsi="Times New Roman" w:cs="Times New Roman"/>
-          <w:b w:val="0"/>
-          <w:i w:val="0"/>
-          <w:sz w:val="24"/>
-        </w:rPr>
-        <w:t xml:space="preserve">Requer-se, por isso, o reconhecimento da </w:t>
-      </w:r>
-      <w:r>
-        <w:rPr>
-          <w:rFonts w:ascii="Times New Roman" w:hAnsi="Times New Roman" w:cs="Times New Roman"/>
           <w:b/>
           <w:i w:val="0"/>
           <w:sz w:val="24"/>
         </w:rPr>
-        <w:t>inépcia parcial</w:t>
-      </w:r>
-      <w:r>
-        <w:rPr>
-          <w:rFonts w:ascii="Times New Roman" w:hAnsi="Times New Roman" w:cs="Times New Roman"/>
-          <w:b w:val="0"/>
-          <w:i w:val="0"/>
-          <w:sz w:val="24"/>
-        </w:rPr>
-        <w:t xml:space="preserve"> quanto aos pedidos das letras "c" e "d", com a extinção sem resolução do mérito (art. 330, I, e art. 485, I, do CPC) ou, sucessivamente, a determinação de </w:t>
+        <w:t>Terceira contradição — o EPI.</w:t>
+      </w:r>
+      <w:r>
+        <w:rPr>
+          <w:rFonts w:ascii="Times New Roman" w:hAnsi="Times New Roman" w:cs="Times New Roman"/>
+          <w:b w:val="0"/>
+          <w:i w:val="0"/>
+          <w:sz w:val="24"/>
+        </w:rPr>
+        <w:t xml:space="preserve"> No item 21, o Autor afirma que "a reclamada não fornecia ao reclamante os EPI's". As </w:t>
       </w:r>
       <w:r>
         <w:rPr>
@@ -629,16 +542,34 @@
           <w:i w:val="0"/>
           <w:sz w:val="24"/>
         </w:rPr>
-        <w:t>emenda à inicial</w:t>
-      </w:r>
-      <w:r>
-        <w:rPr>
-          <w:rFonts w:ascii="Times New Roman" w:hAnsi="Times New Roman" w:cs="Times New Roman"/>
-          <w:b w:val="0"/>
-          <w:i w:val="0"/>
-          <w:sz w:val="24"/>
-        </w:rPr>
-        <w:t xml:space="preserve"> (art. 321 do CPC), sob pena de cerceamento do direito de defesa (art. 5º, LV, da CF).</w:t>
+        <w:t>fotografias que ele próprio juntou</w:t>
+      </w:r>
+      <w:r>
+        <w:rPr>
+          <w:rFonts w:ascii="Times New Roman" w:hAnsi="Times New Roman" w:cs="Times New Roman"/>
+          <w:b w:val="0"/>
+          <w:i w:val="0"/>
+          <w:sz w:val="24"/>
+        </w:rPr>
+        <w:t xml:space="preserve"> (ID 2c1fbec, fls. 23 a 28) o retratam </w:t>
+      </w:r>
+      <w:r>
+        <w:rPr>
+          <w:rFonts w:ascii="Times New Roman" w:hAnsi="Times New Roman" w:cs="Times New Roman"/>
+          <w:b/>
+          <w:i w:val="0"/>
+          <w:sz w:val="24"/>
+        </w:rPr>
+        <w:t>usando capacete de proteção</w:t>
+      </w:r>
+      <w:r>
+        <w:rPr>
+          <w:rFonts w:ascii="Times New Roman" w:hAnsi="Times New Roman" w:cs="Times New Roman"/>
+          <w:b w:val="0"/>
+          <w:i w:val="0"/>
+          <w:sz w:val="24"/>
+        </w:rPr>
+        <w:t xml:space="preserve"> em frente de trabalho, o que desmente frontalmente a causa de pedir do adicional de insalubridade (letra "f").</w:t>
       </w:r>
     </w:p>
     <w:p/>
@@ -654,7 +585,43 @@
           <w:i w:val="0"/>
           <w:sz w:val="24"/>
         </w:rPr>
-        <w:t>3. Da ausência de memória de cálculo e da indeterminação dos valores</w:t>
+        <w:t xml:space="preserve">Requer-se, por isso, o reconhecimento da </w:t>
+      </w:r>
+      <w:r>
+        <w:rPr>
+          <w:rFonts w:ascii="Times New Roman" w:hAnsi="Times New Roman" w:cs="Times New Roman"/>
+          <w:b/>
+          <w:i w:val="0"/>
+          <w:sz w:val="24"/>
+        </w:rPr>
+        <w:t>inépcia parcial</w:t>
+      </w:r>
+      <w:r>
+        <w:rPr>
+          <w:rFonts w:ascii="Times New Roman" w:hAnsi="Times New Roman" w:cs="Times New Roman"/>
+          <w:b w:val="0"/>
+          <w:i w:val="0"/>
+          <w:sz w:val="24"/>
+        </w:rPr>
+        <w:t xml:space="preserve"> quanto aos pedidos das letras "c" e "d", com a extinção sem resolução do mérito (art. 330, I, e art. 485, I, do CPC) ou, sucessivamente, a determinação de </w:t>
+      </w:r>
+      <w:r>
+        <w:rPr>
+          <w:rFonts w:ascii="Times New Roman" w:hAnsi="Times New Roman" w:cs="Times New Roman"/>
+          <w:b/>
+          <w:i w:val="0"/>
+          <w:sz w:val="24"/>
+        </w:rPr>
+        <w:t>emenda à inicial</w:t>
+      </w:r>
+      <w:r>
+        <w:rPr>
+          <w:rFonts w:ascii="Times New Roman" w:hAnsi="Times New Roman" w:cs="Times New Roman"/>
+          <w:b w:val="0"/>
+          <w:i w:val="0"/>
+          <w:sz w:val="24"/>
+        </w:rPr>
+        <w:t xml:space="preserve"> (art. 321 do CPC), sob pena de cerceamento do direito de defesa (art. 5º, LV, da CF).</w:t>
       </w:r>
     </w:p>
     <w:p/>
@@ -670,25 +637,7 @@
           <w:i w:val="0"/>
           <w:sz w:val="24"/>
         </w:rPr>
-        <w:t xml:space="preserve">Todos os valores da inicial são apresentados como resultados prontos, sem uma única linha de memória de cálculo: não se indicam os avos utilizados, o número de dias considerado, a base de incidência de cada reflexo, nem os critérios de apuração. O art. 840, § 1º, da CLT — e, no rito sumaríssimo, o art. 852-B, I, da CLT — exige pedido </w:t>
-      </w:r>
-      <w:r>
-        <w:rPr>
-          <w:rFonts w:ascii="Times New Roman" w:hAnsi="Times New Roman" w:cs="Times New Roman"/>
-          <w:b/>
-          <w:i w:val="0"/>
-          <w:sz w:val="24"/>
-        </w:rPr>
-        <w:t>certo, determinado e com indicação de valor</w:t>
-      </w:r>
-      <w:r>
-        <w:rPr>
-          <w:rFonts w:ascii="Times New Roman" w:hAnsi="Times New Roman" w:cs="Times New Roman"/>
-          <w:b w:val="0"/>
-          <w:i w:val="0"/>
-          <w:sz w:val="24"/>
-        </w:rPr>
-        <w:t>.</w:t>
+        <w:t>3. Da ausência de memória de cálculo e da indeterminação dos valores</w:t>
       </w:r>
     </w:p>
     <w:p/>
@@ -704,7 +653,7 @@
           <w:i w:val="0"/>
           <w:sz w:val="24"/>
         </w:rPr>
-        <w:t xml:space="preserve">A gravidade do vício fica evidente na </w:t>
+        <w:t xml:space="preserve">Todos os valores da inicial são apresentados como resultados prontos, sem uma única linha de memória de cálculo: não se indicam os avos utilizados, o número de dias considerado, a base de incidência de cada reflexo, nem os critérios de apuração. O art. 840, § 1º, da CLT exige pedido </w:t>
       </w:r>
       <w:r>
         <w:rPr>
@@ -713,16 +662,16 @@
           <w:i w:val="0"/>
           <w:sz w:val="24"/>
         </w:rPr>
-        <w:t>aritmética dos dias</w:t>
-      </w:r>
-      <w:r>
-        <w:rPr>
-          <w:rFonts w:ascii="Times New Roman" w:hAnsi="Times New Roman" w:cs="Times New Roman"/>
-          <w:b w:val="0"/>
-          <w:i w:val="0"/>
-          <w:sz w:val="24"/>
-        </w:rPr>
-        <w:t>, que a própria inicial torna impossível de conciliar:</w:t>
+        <w:t>certo, determinado e com indicação de valor</w:t>
+      </w:r>
+      <w:r>
+        <w:rPr>
+          <w:rFonts w:ascii="Times New Roman" w:hAnsi="Times New Roman" w:cs="Times New Roman"/>
+          <w:b w:val="0"/>
+          <w:i w:val="0"/>
+          <w:sz w:val="24"/>
+        </w:rPr>
+        <w:t>.</w:t>
       </w:r>
     </w:p>
     <w:p/>
@@ -738,7 +687,7 @@
           <w:i w:val="0"/>
           <w:sz w:val="24"/>
         </w:rPr>
-        <w:t xml:space="preserve">a) o pedido da letra "d" postula R$ 1.500,00 à razão de R$ 15,00 por dia trabalhado, o que pressupõe </w:t>
+        <w:t xml:space="preserve">A gravidade do vício fica evidente na </w:t>
       </w:r>
       <w:r>
         <w:rPr>
@@ -747,16 +696,16 @@
           <w:i w:val="0"/>
           <w:sz w:val="24"/>
         </w:rPr>
-        <w:t>100 dias</w:t>
-      </w:r>
-      <w:r>
-        <w:rPr>
-          <w:rFonts w:ascii="Times New Roman" w:hAnsi="Times New Roman" w:cs="Times New Roman"/>
-          <w:b w:val="0"/>
-          <w:i w:val="0"/>
-          <w:sz w:val="24"/>
-        </w:rPr>
-        <w:t xml:space="preserve"> de prestação;</w:t>
+        <w:t>aritmética dos dias</w:t>
+      </w:r>
+      <w:r>
+        <w:rPr>
+          <w:rFonts w:ascii="Times New Roman" w:hAnsi="Times New Roman" w:cs="Times New Roman"/>
+          <w:b w:val="0"/>
+          <w:i w:val="0"/>
+          <w:sz w:val="24"/>
+        </w:rPr>
+        <w:t>, que a própria inicial torna impossível de conciliar:</w:t>
       </w:r>
     </w:p>
     <w:p/>
@@ -772,7 +721,7 @@
           <w:i w:val="0"/>
           <w:sz w:val="24"/>
         </w:rPr>
-        <w:t xml:space="preserve">b) o alegado "salário" de R$ 3.520,00 mensais decorre de R$ 160,00 × 22 dias, o que pressupõe </w:t>
+        <w:t xml:space="preserve">a) o pedido da letra "d" postula R$ 1.500,00 à razão de R$ 15,00 por dia trabalhado, o que pressupõe </w:t>
       </w:r>
       <w:r>
         <w:rPr>
@@ -781,16 +730,16 @@
           <w:i w:val="0"/>
           <w:sz w:val="24"/>
         </w:rPr>
-        <w:t>110 dias</w:t>
-      </w:r>
-      <w:r>
-        <w:rPr>
-          <w:rFonts w:ascii="Times New Roman" w:hAnsi="Times New Roman" w:cs="Times New Roman"/>
-          <w:b w:val="0"/>
-          <w:i w:val="0"/>
-          <w:sz w:val="24"/>
-        </w:rPr>
-        <w:t xml:space="preserve"> em cinco meses;</w:t>
+        <w:t>100 dias</w:t>
+      </w:r>
+      <w:r>
+        <w:rPr>
+          <w:rFonts w:ascii="Times New Roman" w:hAnsi="Times New Roman" w:cs="Times New Roman"/>
+          <w:b w:val="0"/>
+          <w:i w:val="0"/>
+          <w:sz w:val="24"/>
+        </w:rPr>
+        <w:t xml:space="preserve"> de prestação;</w:t>
       </w:r>
     </w:p>
     <w:p/>
@@ -806,7 +755,7 @@
           <w:i w:val="0"/>
           <w:sz w:val="24"/>
         </w:rPr>
-        <w:t xml:space="preserve">c) o item 16 admite que o Autor </w:t>
+        <w:t xml:space="preserve">b) o alegado "salário" de R$ 3.520,00 mensais decorre de R$ 160,00 × 22 dias, o que pressupõe </w:t>
       </w:r>
       <w:r>
         <w:rPr>
@@ -815,16 +764,16 @@
           <w:i w:val="0"/>
           <w:sz w:val="24"/>
         </w:rPr>
-        <w:t>não trabalhou nem recebeu em cerca de 15 dias</w:t>
-      </w:r>
-      <w:r>
-        <w:rPr>
-          <w:rFonts w:ascii="Times New Roman" w:hAnsi="Times New Roman" w:cs="Times New Roman"/>
-          <w:b w:val="0"/>
-          <w:i w:val="0"/>
-          <w:sz w:val="24"/>
-        </w:rPr>
-        <w:t>, o que reduziria o número para 95;</w:t>
+        <w:t>110 dias</w:t>
+      </w:r>
+      <w:r>
+        <w:rPr>
+          <w:rFonts w:ascii="Times New Roman" w:hAnsi="Times New Roman" w:cs="Times New Roman"/>
+          <w:b w:val="0"/>
+          <w:i w:val="0"/>
+          <w:sz w:val="24"/>
+        </w:rPr>
+        <w:t xml:space="preserve"> em cinco meses;</w:t>
       </w:r>
     </w:p>
     <w:p/>
@@ -840,7 +789,7 @@
           <w:i w:val="0"/>
           <w:sz w:val="24"/>
         </w:rPr>
-        <w:t xml:space="preserve">d) e o item 11 acrescenta ainda </w:t>
+        <w:t xml:space="preserve">c) o item 16 admite que o Autor </w:t>
       </w:r>
       <w:r>
         <w:rPr>
@@ -849,16 +798,16 @@
           <w:i w:val="0"/>
           <w:sz w:val="24"/>
         </w:rPr>
-        <w:t>8 sábados e 2 domingos</w:t>
-      </w:r>
-      <w:r>
-        <w:rPr>
-          <w:rFonts w:ascii="Times New Roman" w:hAnsi="Times New Roman" w:cs="Times New Roman"/>
-          <w:b w:val="0"/>
-          <w:i w:val="0"/>
-          <w:sz w:val="24"/>
-        </w:rPr>
-        <w:t xml:space="preserve"> de trabalho, elevando novamente o total.</w:t>
+        <w:t>não trabalhou nem recebeu em cerca de 15 dias</w:t>
+      </w:r>
+      <w:r>
+        <w:rPr>
+          <w:rFonts w:ascii="Times New Roman" w:hAnsi="Times New Roman" w:cs="Times New Roman"/>
+          <w:b w:val="0"/>
+          <w:i w:val="0"/>
+          <w:sz w:val="24"/>
+        </w:rPr>
+        <w:t>, o que reduziria o número para 95;</w:t>
       </w:r>
     </w:p>
     <w:p/>
@@ -874,7 +823,7 @@
           <w:i w:val="0"/>
           <w:sz w:val="24"/>
         </w:rPr>
-        <w:t xml:space="preserve">São quatro números incompatíveis entre si na mesma petição. Não se trata de rigor formal excessivo: sem saber </w:t>
+        <w:t xml:space="preserve">d) e o item 11 acrescenta ainda </w:t>
       </w:r>
       <w:r>
         <w:rPr>
@@ -883,16 +832,16 @@
           <w:i w:val="0"/>
           <w:sz w:val="24"/>
         </w:rPr>
-        <w:t>quantos dias</w:t>
-      </w:r>
-      <w:r>
-        <w:rPr>
-          <w:rFonts w:ascii="Times New Roman" w:hAnsi="Times New Roman" w:cs="Times New Roman"/>
-          <w:b w:val="0"/>
-          <w:i w:val="0"/>
-          <w:sz w:val="24"/>
-        </w:rPr>
-        <w:t xml:space="preserve"> o Autor afirma ter prestado serviços, a Reclamada não tem como impugnar valor algum com precisão, e o Juízo não tem como liquidar sentença alguma.</w:t>
+        <w:t>8 sábados e 2 domingos</w:t>
+      </w:r>
+      <w:r>
+        <w:rPr>
+          <w:rFonts w:ascii="Times New Roman" w:hAnsi="Times New Roman" w:cs="Times New Roman"/>
+          <w:b w:val="0"/>
+          <w:i w:val="0"/>
+          <w:sz w:val="24"/>
+        </w:rPr>
+        <w:t xml:space="preserve"> de trabalho, elevando novamente o total.</w:t>
       </w:r>
     </w:p>
     <w:p/>
@@ -908,7 +857,7 @@
           <w:i w:val="0"/>
           <w:sz w:val="24"/>
         </w:rPr>
-        <w:t xml:space="preserve">A isso se soma o fato de que a letra "j" arrola os </w:t>
+        <w:t xml:space="preserve">São quatro números incompatíveis entre si na mesma petição. Não se trata de rigor formal excessivo: sem saber </w:t>
       </w:r>
       <w:r>
         <w:rPr>
@@ -917,34 +866,16 @@
           <w:i w:val="0"/>
           <w:sz w:val="24"/>
         </w:rPr>
-        <w:t>honorários advocatícios como pedido autônomo, com valor de R$ 8.599,73</w:t>
-      </w:r>
-      <w:r>
-        <w:rPr>
-          <w:rFonts w:ascii="Times New Roman" w:hAnsi="Times New Roman" w:cs="Times New Roman"/>
-          <w:b w:val="0"/>
-          <w:i w:val="0"/>
-          <w:sz w:val="24"/>
-        </w:rPr>
-        <w:t xml:space="preserve">, incluído na soma que resultou no valor da causa de R$ 65.931,28. Honorários sucumbenciais são </w:t>
-      </w:r>
-      <w:r>
-        <w:rPr>
-          <w:rFonts w:ascii="Times New Roman" w:hAnsi="Times New Roman" w:cs="Times New Roman"/>
-          <w:b/>
-          <w:i w:val="0"/>
-          <w:sz w:val="24"/>
-        </w:rPr>
-        <w:t>consequência legal da sucumbência</w:t>
-      </w:r>
-      <w:r>
-        <w:rPr>
-          <w:rFonts w:ascii="Times New Roman" w:hAnsi="Times New Roman" w:cs="Times New Roman"/>
-          <w:b w:val="0"/>
-          <w:i w:val="0"/>
-          <w:sz w:val="24"/>
-        </w:rPr>
-        <w:t xml:space="preserve"> (art. 791-A da CLT), não pedido com expressão econômica própria: sua inclusão infla artificialmente o valor da causa.</w:t>
+        <w:t>quantos dias</w:t>
+      </w:r>
+      <w:r>
+        <w:rPr>
+          <w:rFonts w:ascii="Times New Roman" w:hAnsi="Times New Roman" w:cs="Times New Roman"/>
+          <w:b w:val="0"/>
+          <w:i w:val="0"/>
+          <w:sz w:val="24"/>
+        </w:rPr>
+        <w:t xml:space="preserve"> o Autor afirma ter prestado serviços, a Reclamada não tem como impugnar valor algum com precisão, e o Juízo não tem como liquidar sentença alguma.</w:t>
       </w:r>
     </w:p>
     <w:p/>
@@ -960,7 +891,7 @@
           <w:i w:val="0"/>
           <w:sz w:val="24"/>
         </w:rPr>
-        <w:t xml:space="preserve">Requer-se o indeferimento da inicial quanto aos pedidos indeterminados (art. 330, I, e art. 485, I, do CPC) e, sucessivamente, a </w:t>
+        <w:t xml:space="preserve">A isso se soma o fato de que a letra "j" arrola os </w:t>
       </w:r>
       <w:r>
         <w:rPr>
@@ -969,35 +900,16 @@
           <w:i w:val="0"/>
           <w:sz w:val="24"/>
         </w:rPr>
-        <w:t>exclusão do valor da letra "j" do valor da causa</w:t>
-      </w:r>
-      <w:r>
-        <w:rPr>
-          <w:rFonts w:ascii="Times New Roman" w:hAnsi="Times New Roman" w:cs="Times New Roman"/>
-          <w:b w:val="0"/>
-          <w:i w:val="0"/>
-          <w:sz w:val="24"/>
-        </w:rPr>
-        <w:t xml:space="preserve">, com a retificação de ofício deste para </w:t>
-      </w:r>
-      <w:r>
-        <w:rPr>
-          <w:rFonts w:ascii="Times New Roman" w:hAnsi="Times New Roman" w:cs="Times New Roman"/>
-          <w:b w:val="0"/>
-          <w:i w:val="0"/>
-          <w:color w:val="FF0000"/>
-          <w:sz w:val="24"/>
-        </w:rPr>
-        <w:t>[VALOR A RETIFICAR]</w:t>
-      </w:r>
-      <w:r>
-        <w:rPr>
-          <w:rFonts w:ascii="Times New Roman" w:hAnsi="Times New Roman" w:cs="Times New Roman"/>
-          <w:b w:val="0"/>
-          <w:i w:val="0"/>
-          <w:sz w:val="24"/>
-        </w:rPr>
-        <w:t xml:space="preserve">. Sem prejuízo, e para o caso de o Juízo entender os valores como mera estimativa, fica desde já registrada a ressalva do item III.11 desta contestação: </w:t>
+        <w:t>honorários advocatícios como pedido autônomo, com valor de R$ 8.599,73</w:t>
+      </w:r>
+      <w:r>
+        <w:rPr>
+          <w:rFonts w:ascii="Times New Roman" w:hAnsi="Times New Roman" w:cs="Times New Roman"/>
+          <w:b w:val="0"/>
+          <w:i w:val="0"/>
+          <w:sz w:val="24"/>
+        </w:rPr>
+        <w:t xml:space="preserve">, incluído na soma que resultou no valor da causa de R$ 65.931,28. Honorários sucumbenciais são </w:t>
       </w:r>
       <w:r>
         <w:rPr>
@@ -1006,16 +918,16 @@
           <w:i w:val="0"/>
           <w:sz w:val="24"/>
         </w:rPr>
-        <w:t>os valores indicados limitam a eventual condenação</w:t>
-      </w:r>
-      <w:r>
-        <w:rPr>
-          <w:rFonts w:ascii="Times New Roman" w:hAnsi="Times New Roman" w:cs="Times New Roman"/>
-          <w:b w:val="0"/>
-          <w:i w:val="0"/>
-          <w:sz w:val="24"/>
-        </w:rPr>
-        <w:t>.</w:t>
+        <w:t>consequência legal da sucumbência</w:t>
+      </w:r>
+      <w:r>
+        <w:rPr>
+          <w:rFonts w:ascii="Times New Roman" w:hAnsi="Times New Roman" w:cs="Times New Roman"/>
+          <w:b w:val="0"/>
+          <w:i w:val="0"/>
+          <w:sz w:val="24"/>
+        </w:rPr>
+        <w:t xml:space="preserve"> (art. 791-A da CLT), não pedido com expressão econômica própria: sua inclusão infla artificialmente o valor da causa.</w:t>
       </w:r>
     </w:p>
     <w:p/>
@@ -1027,11 +939,65 @@
       <w:r>
         <w:rPr>
           <w:rFonts w:ascii="Times New Roman" w:hAnsi="Times New Roman" w:cs="Times New Roman"/>
+          <w:b w:val="0"/>
+          <w:i w:val="0"/>
+          <w:sz w:val="24"/>
+        </w:rPr>
+        <w:t xml:space="preserve">Requer-se o indeferimento da inicial quanto aos pedidos indeterminados (art. 330, I, e art. 485, I, do CPC) e, sucessivamente, a </w:t>
+      </w:r>
+      <w:r>
+        <w:rPr>
+          <w:rFonts w:ascii="Times New Roman" w:hAnsi="Times New Roman" w:cs="Times New Roman"/>
           <w:b/>
           <w:i w:val="0"/>
           <w:sz w:val="24"/>
         </w:rPr>
-        <w:t>II – DA IMPUGNAÇÃO ESPECÍFICA ÀS PROVAS DOCUMENTAIS E DIGITAIS</w:t>
+        <w:t>exclusão do valor da letra "j" do valor da causa</w:t>
+      </w:r>
+      <w:r>
+        <w:rPr>
+          <w:rFonts w:ascii="Times New Roman" w:hAnsi="Times New Roman" w:cs="Times New Roman"/>
+          <w:b w:val="0"/>
+          <w:i w:val="0"/>
+          <w:sz w:val="24"/>
+        </w:rPr>
+        <w:t xml:space="preserve">, com a retificação deste para </w:t>
+      </w:r>
+      <w:r>
+        <w:rPr>
+          <w:rFonts w:ascii="Times New Roman" w:hAnsi="Times New Roman" w:cs="Times New Roman"/>
+          <w:b/>
+          <w:i w:val="0"/>
+          <w:sz w:val="24"/>
+        </w:rPr>
+        <w:t>R$ 57.331,55</w:t>
+      </w:r>
+      <w:r>
+        <w:rPr>
+          <w:rFonts w:ascii="Times New Roman" w:hAnsi="Times New Roman" w:cs="Times New Roman"/>
+          <w:b w:val="0"/>
+          <w:i w:val="0"/>
+          <w:sz w:val="24"/>
+        </w:rPr>
+        <w:t xml:space="preserve">. Sem prejuízo, e para o caso de o Juízo entender os valores como mera estimativa, fica desde já registrada a ressalva do item III.11 desta contestação: </w:t>
+      </w:r>
+      <w:r>
+        <w:rPr>
+          <w:rFonts w:ascii="Times New Roman" w:hAnsi="Times New Roman" w:cs="Times New Roman"/>
+          <w:b/>
+          <w:i w:val="0"/>
+          <w:sz w:val="24"/>
+        </w:rPr>
+        <w:t>os valores indicados limitam a eventual condenação</w:t>
+      </w:r>
+      <w:r>
+        <w:rPr>
+          <w:rFonts w:ascii="Times New Roman" w:hAnsi="Times New Roman" w:cs="Times New Roman"/>
+          <w:b w:val="0"/>
+          <w:i w:val="0"/>
+          <w:sz w:val="24"/>
+        </w:rPr>
+        <w:t>.</w:t>
       </w:r>
     </w:p>
     <w:p/>
@@ -1043,48 +1009,11 @@
       <w:r>
         <w:rPr>
           <w:rFonts w:ascii="Times New Roman" w:hAnsi="Times New Roman" w:cs="Times New Roman"/>
-          <w:b w:val="0"/>
-          <w:i w:val="0"/>
-          <w:sz w:val="24"/>
-        </w:rPr>
-        <w:t xml:space="preserve">Na forma dos arts. 341 e 342 do CPC c/c art. 769 da CLT, a Reclamada </w:t>
-      </w:r>
-      <w:r>
-        <w:rPr>
-          <w:rFonts w:ascii="Times New Roman" w:hAnsi="Times New Roman" w:cs="Times New Roman"/>
           <w:b/>
           <w:i w:val="0"/>
           <w:sz w:val="24"/>
         </w:rPr>
-        <w:t>IMPUGNA EXPRESSAMENTE</w:t>
-      </w:r>
-      <w:r>
-        <w:rPr>
-          <w:rFonts w:ascii="Times New Roman" w:hAnsi="Times New Roman" w:cs="Times New Roman"/>
-          <w:b w:val="0"/>
-          <w:i w:val="0"/>
-          <w:sz w:val="24"/>
-        </w:rPr>
-        <w:t xml:space="preserve"> os documentos que instruem a petição inicial </w:t>
-      </w:r>
-      <w:r>
-        <w:rPr>
-          <w:rFonts w:ascii="Times New Roman" w:hAnsi="Times New Roman" w:cs="Times New Roman"/>
-          <w:b w:val="0"/>
-          <w:i w:val="0"/>
-          <w:color w:val="FF0000"/>
-          <w:sz w:val="24"/>
-        </w:rPr>
-        <w:t>[RELACIONAR OS IDs DOS DOCUMENTOS JUNTADOS COM A INICIAL]</w:t>
-      </w:r>
-      <w:r>
-        <w:rPr>
-          <w:rFonts w:ascii="Times New Roman" w:hAnsi="Times New Roman" w:cs="Times New Roman"/>
-          <w:b w:val="0"/>
-          <w:i w:val="0"/>
-          <w:sz w:val="24"/>
-        </w:rPr>
-        <w:t>, pelas razões a seguir individualizadas.</w:t>
+        <w:t>II – DA IMPUGNAÇÃO ESPECÍFICA ÀS PROVAS DOCUMENTAIS E DIGITAIS</w:t>
       </w:r>
     </w:p>
     <w:p/>
@@ -1100,7 +1029,7 @@
           <w:i w:val="0"/>
           <w:sz w:val="24"/>
         </w:rPr>
-        <w:t xml:space="preserve">1. </w:t>
+        <w:t xml:space="preserve">Na forma dos arts. 341 e 342 do CPC c/c art. 769 da CLT, a Reclamada passa a enfrentar, </w:t>
       </w:r>
       <w:r>
         <w:rPr>
@@ -1109,34 +1038,16 @@
           <w:i w:val="0"/>
           <w:sz w:val="24"/>
         </w:rPr>
-        <w:t>Da confissão quanto à ausência de prova documental.</w:t>
-      </w:r>
-      <w:r>
-        <w:rPr>
-          <w:rFonts w:ascii="Times New Roman" w:hAnsi="Times New Roman" w:cs="Times New Roman"/>
-          <w:b w:val="0"/>
-          <w:i w:val="0"/>
-          <w:sz w:val="24"/>
-        </w:rPr>
-        <w:t xml:space="preserve"> O próprio Autor declara, nos itens 31 e 40 da inicial, a "impossibilidade de ser feito pedido mais preciso devido a falta de documentos". A afirmação é reveladora: a pretensão de reconhecimento de vínculo — </w:t>
-      </w:r>
-      <w:r>
-        <w:rPr>
-          <w:rFonts w:ascii="Times New Roman" w:hAnsi="Times New Roman" w:cs="Times New Roman"/>
-          <w:b/>
-          <w:i w:val="0"/>
-          <w:sz w:val="24"/>
-        </w:rPr>
-        <w:t>fato constitutivo do direito, cujo ônus é integralmente seu</w:t>
-      </w:r>
-      <w:r>
-        <w:rPr>
-          <w:rFonts w:ascii="Times New Roman" w:hAnsi="Times New Roman" w:cs="Times New Roman"/>
-          <w:b w:val="0"/>
-          <w:i w:val="0"/>
-          <w:sz w:val="24"/>
-        </w:rPr>
-        <w:t xml:space="preserve"> (art. 818, I, da CLT c/c art. 373, I, do CPC) — vem desacompanhada de qualquer início de prova documental de contratação, de subordinação, de habitualidade ou de salário mensal fixo.</w:t>
+        <w:t>um a um e pelo respectivo ID</w:t>
+      </w:r>
+      <w:r>
+        <w:rPr>
+          <w:rFonts w:ascii="Times New Roman" w:hAnsi="Times New Roman" w:cs="Times New Roman"/>
+          <w:b w:val="0"/>
+          <w:i w:val="0"/>
+          <w:sz w:val="24"/>
+        </w:rPr>
+        <w:t>, os documentos que instruem a petição inicial.</w:t>
       </w:r>
     </w:p>
     <w:p/>
@@ -1152,7 +1063,7 @@
           <w:i w:val="0"/>
           <w:sz w:val="24"/>
         </w:rPr>
-        <w:t xml:space="preserve">2. </w:t>
+        <w:t xml:space="preserve">1. </w:t>
       </w:r>
       <w:r>
         <w:rPr>
@@ -1161,35 +1072,16 @@
           <w:i w:val="0"/>
           <w:sz w:val="24"/>
         </w:rPr>
-        <w:t>De eventuais comprovantes de transferência, PIX ou recibos.</w:t>
-      </w:r>
-      <w:r>
-        <w:rPr>
-          <w:rFonts w:ascii="Times New Roman" w:hAnsi="Times New Roman" w:cs="Times New Roman"/>
-          <w:b w:val="0"/>
-          <w:i w:val="0"/>
-          <w:sz w:val="24"/>
-        </w:rPr>
-        <w:t xml:space="preserve"> </w:t>
-      </w:r>
-      <w:r>
-        <w:rPr>
-          <w:rFonts w:ascii="Times New Roman" w:hAnsi="Times New Roman" w:cs="Times New Roman"/>
-          <w:b w:val="0"/>
-          <w:i w:val="0"/>
-          <w:color w:val="FF0000"/>
-          <w:sz w:val="24"/>
-        </w:rPr>
-        <w:t>[SE HOUVER]</w:t>
-      </w:r>
-      <w:r>
-        <w:rPr>
-          <w:rFonts w:ascii="Times New Roman" w:hAnsi="Times New Roman" w:cs="Times New Roman"/>
-          <w:b w:val="0"/>
-          <w:i w:val="0"/>
-          <w:sz w:val="24"/>
-        </w:rPr>
-        <w:t xml:space="preserve"> Os comprovantes juntados demonstram, quando muito, pagamentos </w:t>
+        <w:t>Da confissão do Autor quanto à ausência de prova documental (petição inicial — ID 1dfdf42).</w:t>
+      </w:r>
+      <w:r>
+        <w:rPr>
+          <w:rFonts w:ascii="Times New Roman" w:hAnsi="Times New Roman" w:cs="Times New Roman"/>
+          <w:b w:val="0"/>
+          <w:i w:val="0"/>
+          <w:sz w:val="24"/>
+        </w:rPr>
+        <w:t xml:space="preserve"> O próprio Autor declara, nos itens 31 e 40 da inicial, a "impossibilidade de ser feito pedido mais preciso devido a falta de documentos". A afirmação é reveladora: a pretensão de reconhecimento de vínculo — </w:t>
       </w:r>
       <w:r>
         <w:rPr>
@@ -1198,16 +1090,16 @@
           <w:i w:val="0"/>
           <w:sz w:val="24"/>
         </w:rPr>
-        <w:t>isolados, espaçados e de valor fechado</w:t>
-      </w:r>
-      <w:r>
-        <w:rPr>
-          <w:rFonts w:ascii="Times New Roman" w:hAnsi="Times New Roman" w:cs="Times New Roman"/>
-          <w:b w:val="0"/>
-          <w:i w:val="0"/>
-          <w:sz w:val="24"/>
-        </w:rPr>
-        <w:t xml:space="preserve">, compatíveis com a quitação de diárias e tarefas pontuais — e </w:t>
+        <w:t>fato constitutivo do direito, cujo ônus é integralmente seu</w:t>
+      </w:r>
+      <w:r>
+        <w:rPr>
+          <w:rFonts w:ascii="Times New Roman" w:hAnsi="Times New Roman" w:cs="Times New Roman"/>
+          <w:b w:val="0"/>
+          <w:i w:val="0"/>
+          <w:sz w:val="24"/>
+        </w:rPr>
+        <w:t xml:space="preserve"> (art. 818, I, da CLT c/c art. 373, I, do CPC) — vem desacompanhada de </w:t>
       </w:r>
       <w:r>
         <w:rPr>
@@ -1216,34 +1108,16 @@
           <w:i w:val="0"/>
           <w:sz w:val="24"/>
         </w:rPr>
-        <w:t>incompatíveis</w:t>
-      </w:r>
-      <w:r>
-        <w:rPr>
-          <w:rFonts w:ascii="Times New Roman" w:hAnsi="Times New Roman" w:cs="Times New Roman"/>
-          <w:b w:val="0"/>
-          <w:i w:val="0"/>
-          <w:sz w:val="24"/>
-        </w:rPr>
-        <w:t xml:space="preserve"> com a alegação de salário mensal fixo de R$ 3.520,00, que jamais foi ajustado nem pago. Desde já se requer, na hipótese de eventual condenação, a </w:t>
-      </w:r>
-      <w:r>
-        <w:rPr>
-          <w:rFonts w:ascii="Times New Roman" w:hAnsi="Times New Roman" w:cs="Times New Roman"/>
-          <w:b/>
-          <w:i w:val="0"/>
-          <w:sz w:val="24"/>
-        </w:rPr>
-        <w:t>dedução integral</w:t>
-      </w:r>
-      <w:r>
-        <w:rPr>
-          <w:rFonts w:ascii="Times New Roman" w:hAnsi="Times New Roman" w:cs="Times New Roman"/>
-          <w:b w:val="0"/>
-          <w:i w:val="0"/>
-          <w:sz w:val="24"/>
-        </w:rPr>
-        <w:t xml:space="preserve"> de tais valores (art. 767 da CLT), sob pena de *bis in idem*.</w:t>
+        <w:t>um único documento</w:t>
+      </w:r>
+      <w:r>
+        <w:rPr>
+          <w:rFonts w:ascii="Times New Roman" w:hAnsi="Times New Roman" w:cs="Times New Roman"/>
+          <w:b w:val="0"/>
+          <w:i w:val="0"/>
+          <w:sz w:val="24"/>
+        </w:rPr>
+        <w:t xml:space="preserve"> que demonstre contratação, subordinação, habitualidade ou salário mensal fixo. Não há contrato, recibo, holerite, comprovante de pagamento, mensagem de convocação ou ordem de serviço.</w:t>
       </w:r>
     </w:p>
     <w:p/>
@@ -1259,7 +1133,7 @@
           <w:i w:val="0"/>
           <w:sz w:val="24"/>
         </w:rPr>
-        <w:t xml:space="preserve">3. </w:t>
+        <w:t xml:space="preserve">2. </w:t>
       </w:r>
       <w:r>
         <w:rPr>
@@ -1268,35 +1142,16 @@
           <w:i w:val="0"/>
           <w:sz w:val="24"/>
         </w:rPr>
-        <w:t>De eventuais capturas de tela de conversas de aplicativo.</w:t>
-      </w:r>
-      <w:r>
-        <w:rPr>
-          <w:rFonts w:ascii="Times New Roman" w:hAnsi="Times New Roman" w:cs="Times New Roman"/>
-          <w:b w:val="0"/>
-          <w:i w:val="0"/>
-          <w:sz w:val="24"/>
-        </w:rPr>
-        <w:t xml:space="preserve"> </w:t>
-      </w:r>
-      <w:r>
-        <w:rPr>
-          <w:rFonts w:ascii="Times New Roman" w:hAnsi="Times New Roman" w:cs="Times New Roman"/>
-          <w:b w:val="0"/>
-          <w:i w:val="0"/>
-          <w:color w:val="FF0000"/>
-          <w:sz w:val="24"/>
-        </w:rPr>
-        <w:t>[SE HOUVER]</w:t>
-      </w:r>
-      <w:r>
-        <w:rPr>
-          <w:rFonts w:ascii="Times New Roman" w:hAnsi="Times New Roman" w:cs="Times New Roman"/>
-          <w:b w:val="0"/>
-          <w:i w:val="0"/>
-          <w:sz w:val="24"/>
-        </w:rPr>
-        <w:t xml:space="preserve"> Impugnam-se por unilateralidade e fragmentação: diálogos recortados, sem a íntegra da conversa, sem ata notarial e sem qualquer verificação de integridade (art. 411 do CPC). Ressalte-se que mensagens de negociação de valor de diária, de convocação para dias específicos e de "acerto" de serviço </w:t>
+        <w:t>Da Carteira de Trabalho Digital (ID cb8ddcc, fls. 19 a 22) — documento que favorece a defesa e não se impugna.</w:t>
+      </w:r>
+      <w:r>
+        <w:rPr>
+          <w:rFonts w:ascii="Times New Roman" w:hAnsi="Times New Roman" w:cs="Times New Roman"/>
+          <w:b w:val="0"/>
+          <w:i w:val="0"/>
+          <w:sz w:val="24"/>
+        </w:rPr>
+        <w:t xml:space="preserve"> A CTPS juntada pelo próprio Autor </w:t>
       </w:r>
       <w:r>
         <w:rPr>
@@ -1305,16 +1160,52 @@
           <w:i w:val="0"/>
           <w:sz w:val="24"/>
         </w:rPr>
-        <w:t>confirmam a tese da defesa</w:t>
-      </w:r>
-      <w:r>
-        <w:rPr>
-          <w:rFonts w:ascii="Times New Roman" w:hAnsi="Times New Roman" w:cs="Times New Roman"/>
-          <w:b w:val="0"/>
-          <w:i w:val="0"/>
-          <w:sz w:val="24"/>
-        </w:rPr>
-        <w:t>, e não a do Autor: quem negocia o valor de cada chamada e é convocado para dias determinados não é empregado subordinado.</w:t>
+        <w:t>não registra qualquer anotação, pendência ou indício de vínculo com a Reclamada</w:t>
+      </w:r>
+      <w:r>
+        <w:rPr>
+          <w:rFonts w:ascii="Times New Roman" w:hAnsi="Times New Roman" w:cs="Times New Roman"/>
+          <w:b w:val="0"/>
+          <w:i w:val="0"/>
+          <w:sz w:val="24"/>
+        </w:rPr>
+        <w:t xml:space="preserve">, e revela, ao contrário do alegado, um histórico profissional feito de </w:t>
+      </w:r>
+      <w:r>
+        <w:rPr>
+          <w:rFonts w:ascii="Times New Roman" w:hAnsi="Times New Roman" w:cs="Times New Roman"/>
+          <w:b/>
+          <w:i w:val="0"/>
+          <w:sz w:val="24"/>
+        </w:rPr>
+        <w:t>contratos curtos e intermitentes</w:t>
+      </w:r>
+      <w:r>
+        <w:rPr>
+          <w:rFonts w:ascii="Times New Roman" w:hAnsi="Times New Roman" w:cs="Times New Roman"/>
+          <w:b w:val="0"/>
+          <w:i w:val="0"/>
+          <w:sz w:val="24"/>
+        </w:rPr>
+        <w:t xml:space="preserve">: FRATELLI INDÚSTRIA DE CALÇADOS LTDA., de 28/06/2022 a 15/07/2022 (17 dias); TECK SHOES INDÚSTRIA E COMÉRCIO DE CALÇADOS LTDA., de 29/04/2025 a 19/05/2025 (20 dias); e MM SERVIÇOS PROFISSIONAIS LTDA., de 23/09/2025 a 22/10/2025 (29 dias) — todos na função de "trabalhador polivalente", com fonte de informação </w:t>
+      </w:r>
+      <w:r>
+        <w:rPr>
+          <w:rFonts w:ascii="Times New Roman" w:hAnsi="Times New Roman" w:cs="Times New Roman"/>
+          <w:b/>
+          <w:i w:val="0"/>
+          <w:sz w:val="24"/>
+        </w:rPr>
+        <w:t>eSocial</w:t>
+      </w:r>
+      <w:r>
+        <w:rPr>
+          <w:rFonts w:ascii="Times New Roman" w:hAnsi="Times New Roman" w:cs="Times New Roman"/>
+          <w:b w:val="0"/>
+          <w:i w:val="0"/>
+          <w:sz w:val="24"/>
+        </w:rPr>
+        <w:t>.</w:t>
       </w:r>
     </w:p>
     <w:p/>
@@ -1330,7 +1221,7 @@
           <w:i w:val="0"/>
           <w:sz w:val="24"/>
         </w:rPr>
-        <w:t xml:space="preserve">4. </w:t>
+        <w:t xml:space="preserve">O documento presta-se, ainda, a </w:t>
       </w:r>
       <w:r>
         <w:rPr>
@@ -1339,35 +1230,16 @@
           <w:i w:val="0"/>
           <w:sz w:val="24"/>
         </w:rPr>
-        <w:t>De eventuais fotografias de canteiro de obras.</w:t>
-      </w:r>
-      <w:r>
-        <w:rPr>
-          <w:rFonts w:ascii="Times New Roman" w:hAnsi="Times New Roman" w:cs="Times New Roman"/>
-          <w:b w:val="0"/>
-          <w:i w:val="0"/>
-          <w:sz w:val="24"/>
-        </w:rPr>
-        <w:t xml:space="preserve"> </w:t>
-      </w:r>
-      <w:r>
-        <w:rPr>
-          <w:rFonts w:ascii="Times New Roman" w:hAnsi="Times New Roman" w:cs="Times New Roman"/>
-          <w:b w:val="0"/>
-          <w:i w:val="0"/>
-          <w:color w:val="FF0000"/>
-          <w:sz w:val="24"/>
-        </w:rPr>
-        <w:t>[SE HOUVER]</w:t>
-      </w:r>
-      <w:r>
-        <w:rPr>
-          <w:rFonts w:ascii="Times New Roman" w:hAnsi="Times New Roman" w:cs="Times New Roman"/>
-          <w:b w:val="0"/>
-          <w:i w:val="0"/>
-          <w:sz w:val="24"/>
-        </w:rPr>
-        <w:t xml:space="preserve"> Demonstram, no máximo, a </w:t>
+        <w:t>desmentir aritmeticamente o salário alegado</w:t>
+      </w:r>
+      <w:r>
+        <w:rPr>
+          <w:rFonts w:ascii="Times New Roman" w:hAnsi="Times New Roman" w:cs="Times New Roman"/>
+          <w:b w:val="0"/>
+          <w:i w:val="0"/>
+          <w:sz w:val="24"/>
+        </w:rPr>
+        <w:t xml:space="preserve">: a última remuneração registrada do Autor foi de </w:t>
       </w:r>
       <w:r>
         <w:rPr>
@@ -1376,16 +1248,52 @@
           <w:i w:val="0"/>
           <w:sz w:val="24"/>
         </w:rPr>
-        <w:t>presença física transitória</w:t>
-      </w:r>
-      <w:r>
-        <w:rPr>
-          <w:rFonts w:ascii="Times New Roman" w:hAnsi="Times New Roman" w:cs="Times New Roman"/>
-          <w:b w:val="0"/>
-          <w:i w:val="0"/>
-          <w:sz w:val="24"/>
-        </w:rPr>
-        <w:t xml:space="preserve"> do Autor em dias nos quais foi chamado para tarefa específica, sem identificação de local, data ou contexto — o que não induz nem prova relação de emprego (art. 3º da CLT).</w:t>
+        <w:t>R$ 9,09 por hora</w:t>
+      </w:r>
+      <w:r>
+        <w:rPr>
+          <w:rFonts w:ascii="Times New Roman" w:hAnsi="Times New Roman" w:cs="Times New Roman"/>
+          <w:b w:val="0"/>
+          <w:i w:val="0"/>
+          <w:sz w:val="24"/>
+        </w:rPr>
+        <w:t xml:space="preserve"> (setembro de 2025). O valor de R$ 160,00 por dia de tarefa que ele diz ter recebido equivale a aproximadamente </w:t>
+      </w:r>
+      <w:r>
+        <w:rPr>
+          <w:rFonts w:ascii="Times New Roman" w:hAnsi="Times New Roman" w:cs="Times New Roman"/>
+          <w:b/>
+          <w:i w:val="0"/>
+          <w:sz w:val="24"/>
+        </w:rPr>
+        <w:t>R$ 17,78 por hora</w:t>
+      </w:r>
+      <w:r>
+        <w:rPr>
+          <w:rFonts w:ascii="Times New Roman" w:hAnsi="Times New Roman" w:cs="Times New Roman"/>
+          <w:b w:val="0"/>
+          <w:i w:val="0"/>
+          <w:sz w:val="24"/>
+        </w:rPr>
+        <w:t xml:space="preserve"> — praticamente o dobro do seu último salário formal. Diária de prestador autônomo é, por definição, mais alta do que o salário-hora do empregado, justamente porque nela não se embutem encargos, férias, 13º, FGTS ou repouso. O número, que veio da prova do próprio Autor, </w:t>
+      </w:r>
+      <w:r>
+        <w:rPr>
+          <w:rFonts w:ascii="Times New Roman" w:hAnsi="Times New Roman" w:cs="Times New Roman"/>
+          <w:b/>
+          <w:i w:val="0"/>
+          <w:sz w:val="24"/>
+        </w:rPr>
+        <w:t>confirma a natureza autônoma do ajuste</w:t>
+      </w:r>
+      <w:r>
+        <w:rPr>
+          <w:rFonts w:ascii="Times New Roman" w:hAnsi="Times New Roman" w:cs="Times New Roman"/>
+          <w:b w:val="0"/>
+          <w:i w:val="0"/>
+          <w:sz w:val="24"/>
+        </w:rPr>
+        <w:t>.</w:t>
       </w:r>
     </w:p>
     <w:p/>
@@ -1401,7 +1309,7 @@
           <w:i w:val="0"/>
           <w:sz w:val="24"/>
         </w:rPr>
-        <w:t xml:space="preserve">5. </w:t>
+        <w:t xml:space="preserve">3. </w:t>
       </w:r>
       <w:r>
         <w:rPr>
@@ -1410,35 +1318,393 @@
           <w:i w:val="0"/>
           <w:sz w:val="24"/>
         </w:rPr>
-        <w:t>Do atestado ou comprovante médico referente ao dia 15/06/2026.</w:t>
-      </w:r>
-      <w:r>
-        <w:rPr>
-          <w:rFonts w:ascii="Times New Roman" w:hAnsi="Times New Roman" w:cs="Times New Roman"/>
-          <w:b w:val="0"/>
-          <w:i w:val="0"/>
-          <w:sz w:val="24"/>
-        </w:rPr>
-        <w:t xml:space="preserve"> </w:t>
-      </w:r>
-      <w:r>
-        <w:rPr>
-          <w:rFonts w:ascii="Times New Roman" w:hAnsi="Times New Roman" w:cs="Times New Roman"/>
-          <w:b w:val="0"/>
-          <w:i w:val="0"/>
-          <w:color w:val="FF0000"/>
-          <w:sz w:val="24"/>
-        </w:rPr>
-        <w:t>[SE HOUVER]</w:t>
-      </w:r>
-      <w:r>
-        <w:rPr>
-          <w:rFonts w:ascii="Times New Roman" w:hAnsi="Times New Roman" w:cs="Times New Roman"/>
-          <w:b w:val="0"/>
-          <w:i w:val="0"/>
-          <w:sz w:val="24"/>
-        </w:rPr>
-        <w:t xml:space="preserve"> O documento atesta, quando muito, o comparecimento a consulta de terceiro (a esposa do Autor). Não prova contratação, subordinação, jornada, salário, nem obrigação da Reclamada de abonar dia de prestação autônoma não realizada.</w:t>
+        <w:t>Das fotografias intituladas "fotos com o uniforme" (ID 2c1fbec, fls. 23 a 28).</w:t>
+      </w:r>
+      <w:r>
+        <w:rPr>
+          <w:rFonts w:ascii="Times New Roman" w:hAnsi="Times New Roman" w:cs="Times New Roman"/>
+          <w:b w:val="0"/>
+          <w:i w:val="0"/>
+          <w:sz w:val="24"/>
+        </w:rPr>
+        <w:t xml:space="preserve"> Trata-se de </w:t>
+      </w:r>
+      <w:r>
+        <w:rPr>
+          <w:rFonts w:ascii="Times New Roman" w:hAnsi="Times New Roman" w:cs="Times New Roman"/>
+          <w:b/>
+          <w:i w:val="0"/>
+          <w:sz w:val="24"/>
+        </w:rPr>
+        <w:t>seis capturas de tela de publicações e álbuns do próprio Autor em redes sociais e em aplicativo de fotografias</w:t>
+      </w:r>
+      <w:r>
+        <w:rPr>
+          <w:rFonts w:ascii="Times New Roman" w:hAnsi="Times New Roman" w:cs="Times New Roman"/>
+          <w:b w:val="0"/>
+          <w:i w:val="0"/>
+          <w:sz w:val="24"/>
+        </w:rPr>
+        <w:t>, sem ata notarial e sem qualquer verificação de integridade (art. 411 do CPC). Impugnam-se especificamente, uma a uma:</w:t>
+      </w:r>
+    </w:p>
+    <w:p/>
+    <w:p>
+      <w:pPr>
+        <w:ind w:firstLine="0" w:left="2268"/>
+        <w:jc w:val="both"/>
+      </w:pPr>
+      <w:r>
+        <w:rPr>
+          <w:rFonts w:ascii="Times New Roman" w:hAnsi="Times New Roman" w:cs="Times New Roman"/>
+          <w:b/>
+          <w:i w:val="0"/>
+          <w:sz w:val="24"/>
+        </w:rPr>
+        <w:t>Fls. 23 — "domingo, 1 de fevereiro", 19h11.</w:t>
+      </w:r>
+      <w:r>
+        <w:rPr>
+          <w:rFonts w:ascii="Times New Roman" w:hAnsi="Times New Roman" w:cs="Times New Roman"/>
+          <w:b w:val="0"/>
+          <w:i w:val="0"/>
+          <w:sz w:val="24"/>
+        </w:rPr>
+        <w:t xml:space="preserve"> A imagem retrata o Autor </w:t>
+      </w:r>
+      <w:r>
+        <w:rPr>
+          <w:rFonts w:ascii="Times New Roman" w:hAnsi="Times New Roman" w:cs="Times New Roman"/>
+          <w:b/>
+          <w:i w:val="0"/>
+          <w:sz w:val="24"/>
+        </w:rPr>
+        <w:t>sentado</w:t>
+      </w:r>
+      <w:r>
+        <w:rPr>
+          <w:rFonts w:ascii="Times New Roman" w:hAnsi="Times New Roman" w:cs="Times New Roman"/>
+          <w:b w:val="0"/>
+          <w:i w:val="0"/>
+          <w:sz w:val="24"/>
+        </w:rPr>
+        <w:t xml:space="preserve">, vestindo </w:t>
+      </w:r>
+      <w:r>
+        <w:rPr>
+          <w:rFonts w:ascii="Times New Roman" w:hAnsi="Times New Roman" w:cs="Times New Roman"/>
+          <w:b/>
+          <w:i w:val="0"/>
+          <w:sz w:val="24"/>
+        </w:rPr>
+        <w:t>camiseta de time de futebol</w:t>
+      </w:r>
+      <w:r>
+        <w:rPr>
+          <w:rFonts w:ascii="Times New Roman" w:hAnsi="Times New Roman" w:cs="Times New Roman"/>
+          <w:b w:val="0"/>
+          <w:i w:val="0"/>
+          <w:sz w:val="24"/>
+        </w:rPr>
+        <w:t xml:space="preserve">, com boné e um capacete apoiado ao lado. </w:t>
+      </w:r>
+      <w:r>
+        <w:rPr>
+          <w:rFonts w:ascii="Times New Roman" w:hAnsi="Times New Roman" w:cs="Times New Roman"/>
+          <w:b/>
+          <w:i w:val="0"/>
+          <w:sz w:val="24"/>
+        </w:rPr>
+        <w:t>Não retrata trabalho algum sendo executado</w:t>
+      </w:r>
+      <w:r>
+        <w:rPr>
+          <w:rFonts w:ascii="Times New Roman" w:hAnsi="Times New Roman" w:cs="Times New Roman"/>
+          <w:b w:val="0"/>
+          <w:i w:val="0"/>
+          <w:sz w:val="24"/>
+        </w:rPr>
+        <w:t>, e o horário registrado (19h11) é o da publicação da postagem, não o de qualquer prestação de serviço. A imagem não serve, portanto, à prova do labor em domingos pretendido no item 11 da inicial.</w:t>
+      </w:r>
+    </w:p>
+    <w:p>
+      <w:pPr>
+        <w:ind w:firstLine="0" w:left="2268"/>
+        <w:jc w:val="both"/>
+      </w:pPr>
+      <w:r>
+        <w:rPr>
+          <w:rFonts w:ascii="Times New Roman" w:hAnsi="Times New Roman" w:cs="Times New Roman"/>
+          <w:b w:val="0"/>
+          <w:i w:val="0"/>
+          <w:sz w:val="24"/>
+        </w:rPr>
+      </w:r>
+    </w:p>
+    <w:p>
+      <w:pPr>
+        <w:ind w:firstLine="0" w:left="2268"/>
+        <w:jc w:val="both"/>
+      </w:pPr>
+      <w:r>
+        <w:rPr>
+          <w:rFonts w:ascii="Times New Roman" w:hAnsi="Times New Roman" w:cs="Times New Roman"/>
+          <w:b/>
+          <w:i w:val="0"/>
+          <w:sz w:val="24"/>
+        </w:rPr>
+        <w:t>Fls. 24 — "terça-feira, 3 de fevereiro", 20h56.</w:t>
+      </w:r>
+      <w:r>
+        <w:rPr>
+          <w:rFonts w:ascii="Times New Roman" w:hAnsi="Times New Roman" w:cs="Times New Roman"/>
+          <w:b w:val="0"/>
+          <w:i w:val="0"/>
+          <w:sz w:val="24"/>
+        </w:rPr>
+        <w:t xml:space="preserve"> Retrata </w:t>
+      </w:r>
+      <w:r>
+        <w:rPr>
+          <w:rFonts w:ascii="Times New Roman" w:hAnsi="Times New Roman" w:cs="Times New Roman"/>
+          <w:b/>
+          <w:i w:val="0"/>
+          <w:sz w:val="24"/>
+        </w:rPr>
+        <w:t>terceiro não identificado</w:t>
+      </w:r>
+      <w:r>
+        <w:rPr>
+          <w:rFonts w:ascii="Times New Roman" w:hAnsi="Times New Roman" w:cs="Times New Roman"/>
+          <w:b w:val="0"/>
+          <w:i w:val="0"/>
+          <w:sz w:val="24"/>
+        </w:rPr>
+        <w:t>, de costas e à distância, executando serviço de alvenaria. Não há elemento algum que permita identificar o Autor na imagem.</w:t>
+      </w:r>
+    </w:p>
+    <w:p>
+      <w:pPr>
+        <w:ind w:firstLine="0" w:left="2268"/>
+        <w:jc w:val="both"/>
+      </w:pPr>
+      <w:r>
+        <w:rPr>
+          <w:rFonts w:ascii="Times New Roman" w:hAnsi="Times New Roman" w:cs="Times New Roman"/>
+          <w:b w:val="0"/>
+          <w:i w:val="0"/>
+          <w:sz w:val="24"/>
+        </w:rPr>
+      </w:r>
+    </w:p>
+    <w:p>
+      <w:pPr>
+        <w:ind w:firstLine="0" w:left="2268"/>
+        <w:jc w:val="both"/>
+      </w:pPr>
+      <w:r>
+        <w:rPr>
+          <w:rFonts w:ascii="Times New Roman" w:hAnsi="Times New Roman" w:cs="Times New Roman"/>
+          <w:b/>
+          <w:i w:val="0"/>
+          <w:sz w:val="24"/>
+        </w:rPr>
+        <w:t>Fls. 25 — "16 de abril", 17h05.</w:t>
+      </w:r>
+      <w:r>
+        <w:rPr>
+          <w:rFonts w:ascii="Times New Roman" w:hAnsi="Times New Roman" w:cs="Times New Roman"/>
+          <w:b w:val="0"/>
+          <w:i w:val="0"/>
+          <w:sz w:val="24"/>
+        </w:rPr>
+        <w:t xml:space="preserve"> Retrata </w:t>
+      </w:r>
+      <w:r>
+        <w:rPr>
+          <w:rFonts w:ascii="Times New Roman" w:hAnsi="Times New Roman" w:cs="Times New Roman"/>
+          <w:b/>
+          <w:i w:val="0"/>
+          <w:sz w:val="24"/>
+        </w:rPr>
+        <w:t>pessoa fotografada de costas</w:t>
+      </w:r>
+      <w:r>
+        <w:rPr>
+          <w:rFonts w:ascii="Times New Roman" w:hAnsi="Times New Roman" w:cs="Times New Roman"/>
+          <w:b w:val="0"/>
+          <w:i w:val="0"/>
+          <w:sz w:val="24"/>
+        </w:rPr>
+        <w:t>, cujo rosto não é visível e cuja identidade, portanto, não pode ser aferida.</w:t>
+      </w:r>
+    </w:p>
+    <w:p>
+      <w:pPr>
+        <w:ind w:firstLine="0" w:left="2268"/>
+        <w:jc w:val="both"/>
+      </w:pPr>
+      <w:r>
+        <w:rPr>
+          <w:rFonts w:ascii="Times New Roman" w:hAnsi="Times New Roman" w:cs="Times New Roman"/>
+          <w:b w:val="0"/>
+          <w:i w:val="0"/>
+          <w:sz w:val="24"/>
+        </w:rPr>
+      </w:r>
+    </w:p>
+    <w:p>
+      <w:pPr>
+        <w:ind w:firstLine="0" w:left="2268"/>
+        <w:jc w:val="both"/>
+      </w:pPr>
+      <w:r>
+        <w:rPr>
+          <w:rFonts w:ascii="Times New Roman" w:hAnsi="Times New Roman" w:cs="Times New Roman"/>
+          <w:b/>
+          <w:i w:val="0"/>
+          <w:sz w:val="24"/>
+        </w:rPr>
+        <w:t>Fls. 26 — "sexta-feira, 27 de fevereiro", 14h33.</w:t>
+      </w:r>
+      <w:r>
+        <w:rPr>
+          <w:rFonts w:ascii="Times New Roman" w:hAnsi="Times New Roman" w:cs="Times New Roman"/>
+          <w:b w:val="0"/>
+          <w:i w:val="0"/>
+          <w:sz w:val="24"/>
+        </w:rPr>
+        <w:t xml:space="preserve"> Retrata </w:t>
+      </w:r>
+      <w:r>
+        <w:rPr>
+          <w:rFonts w:ascii="Times New Roman" w:hAnsi="Times New Roman" w:cs="Times New Roman"/>
+          <w:b/>
+          <w:i w:val="0"/>
+          <w:sz w:val="24"/>
+        </w:rPr>
+        <w:t>apenas uma edificação e um pátio</w:t>
+      </w:r>
+      <w:r>
+        <w:rPr>
+          <w:rFonts w:ascii="Times New Roman" w:hAnsi="Times New Roman" w:cs="Times New Roman"/>
+          <w:b w:val="0"/>
+          <w:i w:val="0"/>
+          <w:sz w:val="24"/>
+        </w:rPr>
+        <w:t>, sem qualquer pessoa identificável. Nada prova quanto ao Autor.</w:t>
+      </w:r>
+    </w:p>
+    <w:p>
+      <w:pPr>
+        <w:ind w:firstLine="0" w:left="2268"/>
+        <w:jc w:val="both"/>
+      </w:pPr>
+      <w:r>
+        <w:rPr>
+          <w:rFonts w:ascii="Times New Roman" w:hAnsi="Times New Roman" w:cs="Times New Roman"/>
+          <w:b w:val="0"/>
+          <w:i w:val="0"/>
+          <w:sz w:val="24"/>
+        </w:rPr>
+      </w:r>
+    </w:p>
+    <w:p>
+      <w:pPr>
+        <w:ind w:firstLine="0" w:left="2268"/>
+        <w:jc w:val="both"/>
+      </w:pPr>
+      <w:r>
+        <w:rPr>
+          <w:rFonts w:ascii="Times New Roman" w:hAnsi="Times New Roman" w:cs="Times New Roman"/>
+          <w:b/>
+          <w:i w:val="0"/>
+          <w:sz w:val="24"/>
+        </w:rPr>
+        <w:t>Fls. 27 — "22 de abril", 09h22.</w:t>
+      </w:r>
+      <w:r>
+        <w:rPr>
+          <w:rFonts w:ascii="Times New Roman" w:hAnsi="Times New Roman" w:cs="Times New Roman"/>
+          <w:b w:val="0"/>
+          <w:i w:val="0"/>
+          <w:sz w:val="24"/>
+        </w:rPr>
+        <w:t xml:space="preserve"> Retrata um terreno em terraplanagem, com duas pessoas ao longe, não identificáveis, e a mão do fotógrafo em primeiro plano. Nada prova quanto à prestação de serviços do Autor.</w:t>
+      </w:r>
+    </w:p>
+    <w:p>
+      <w:pPr>
+        <w:ind w:firstLine="0" w:left="2268"/>
+        <w:jc w:val="both"/>
+      </w:pPr>
+      <w:r>
+        <w:rPr>
+          <w:rFonts w:ascii="Times New Roman" w:hAnsi="Times New Roman" w:cs="Times New Roman"/>
+          <w:b w:val="0"/>
+          <w:i w:val="0"/>
+          <w:sz w:val="24"/>
+        </w:rPr>
+      </w:r>
+    </w:p>
+    <w:p>
+      <w:pPr>
+        <w:ind w:firstLine="0" w:left="2268"/>
+        <w:jc w:val="both"/>
+      </w:pPr>
+      <w:r>
+        <w:rPr>
+          <w:rFonts w:ascii="Times New Roman" w:hAnsi="Times New Roman" w:cs="Times New Roman"/>
+          <w:b/>
+          <w:i w:val="0"/>
+          <w:sz w:val="24"/>
+        </w:rPr>
+        <w:t>Fls. 28 — "7 de abril", 11h54.</w:t>
+      </w:r>
+      <w:r>
+        <w:rPr>
+          <w:rFonts w:ascii="Times New Roman" w:hAnsi="Times New Roman" w:cs="Times New Roman"/>
+          <w:b w:val="0"/>
+          <w:i w:val="0"/>
+          <w:sz w:val="24"/>
+        </w:rPr>
+        <w:t xml:space="preserve"> É a </w:t>
+      </w:r>
+      <w:r>
+        <w:rPr>
+          <w:rFonts w:ascii="Times New Roman" w:hAnsi="Times New Roman" w:cs="Times New Roman"/>
+          <w:b/>
+          <w:i w:val="0"/>
+          <w:sz w:val="24"/>
+        </w:rPr>
+        <w:t>única imagem</w:t>
+      </w:r>
+      <w:r>
+        <w:rPr>
+          <w:rFonts w:ascii="Times New Roman" w:hAnsi="Times New Roman" w:cs="Times New Roman"/>
+          <w:b w:val="0"/>
+          <w:i w:val="0"/>
+          <w:sz w:val="24"/>
+        </w:rPr>
+        <w:t xml:space="preserve"> em que o Autor aparece identificável em frente de trabalho, vestindo camiseta com identificação visual e capacete de proteção. A Reclamada não nega que o Autor tenha estado em suas frentes de serviço — é exatamente o que sustenta: prestações pontuais em dias determinados. O que a imagem </w:t>
+      </w:r>
+      <w:r>
+        <w:rPr>
+          <w:rFonts w:ascii="Times New Roman" w:hAnsi="Times New Roman" w:cs="Times New Roman"/>
+          <w:b/>
+          <w:i w:val="0"/>
+          <w:sz w:val="24"/>
+        </w:rPr>
+        <w:t>não</w:t>
+      </w:r>
+      <w:r>
+        <w:rPr>
+          <w:rFonts w:ascii="Times New Roman" w:hAnsi="Times New Roman" w:cs="Times New Roman"/>
+          <w:b w:val="0"/>
+          <w:i w:val="0"/>
+          <w:sz w:val="24"/>
+        </w:rPr>
+        <w:t xml:space="preserve"> demonstra é habitualidade, subordinação ou salário.</w:t>
       </w:r>
     </w:p>
     <w:p/>
@@ -1454,25 +1720,7 @@
           <w:i w:val="0"/>
           <w:sz w:val="24"/>
         </w:rPr>
-        <w:t xml:space="preserve">6. </w:t>
-      </w:r>
-      <w:r>
-        <w:rPr>
-          <w:rFonts w:ascii="Times New Roman" w:hAnsi="Times New Roman" w:cs="Times New Roman"/>
-          <w:b/>
-          <w:i w:val="0"/>
-          <w:sz w:val="24"/>
-        </w:rPr>
-        <w:t>Da declaração de hipossuficiência.</w:t>
-      </w:r>
-      <w:r>
-        <w:rPr>
-          <w:rFonts w:ascii="Times New Roman" w:hAnsi="Times New Roman" w:cs="Times New Roman"/>
-          <w:b w:val="0"/>
-          <w:i w:val="0"/>
-          <w:sz w:val="24"/>
-        </w:rPr>
-        <w:t xml:space="preserve"> Documento unilateral, ao qual se aplica o disposto no item III.12 desta contestação.</w:t>
+        <w:t>Do conjunto extraem-se três conclusões, todas contrárias ao Autor:</w:t>
       </w:r>
     </w:p>
     <w:p/>
@@ -1484,11 +1732,66 @@
       <w:r>
         <w:rPr>
           <w:rFonts w:ascii="Times New Roman" w:hAnsi="Times New Roman" w:cs="Times New Roman"/>
-          <w:b w:val="0"/>
-          <w:i w:val="0"/>
-          <w:sz w:val="24"/>
-        </w:rPr>
-        <w:t>Requer-se, em consequência, a desconsideração probatória de todos os documentos acima, para os fins pretendidos na inicial.</w:t>
+          <w:b/>
+          <w:i w:val="0"/>
+          <w:sz w:val="24"/>
+        </w:rPr>
+        <w:t>Primeira — a presença em obra não é vínculo de emprego.</w:t>
+      </w:r>
+      <w:r>
+        <w:rPr>
+          <w:rFonts w:ascii="Times New Roman" w:hAnsi="Times New Roman" w:cs="Times New Roman"/>
+          <w:b w:val="0"/>
+          <w:i w:val="0"/>
+          <w:sz w:val="24"/>
+        </w:rPr>
+        <w:t xml:space="preserve"> A camiseta com identificação visual e o capacete de proteção retratados nas imagens </w:t>
+      </w:r>
+      <w:r>
+        <w:rPr>
+          <w:rFonts w:ascii="Times New Roman" w:hAnsi="Times New Roman" w:cs="Times New Roman"/>
+          <w:b/>
+          <w:i w:val="0"/>
+          <w:sz w:val="24"/>
+        </w:rPr>
+        <w:t>não provam contrato de trabalho</w:t>
+      </w:r>
+      <w:r>
+        <w:rPr>
+          <w:rFonts w:ascii="Times New Roman" w:hAnsi="Times New Roman" w:cs="Times New Roman"/>
+          <w:b w:val="0"/>
+          <w:i w:val="0"/>
+          <w:sz w:val="24"/>
+        </w:rPr>
+        <w:t xml:space="preserve">. Em canteiro de obras, o capacete é EPI de uso obrigatório por </w:t>
+      </w:r>
+      <w:r>
+        <w:rPr>
+          <w:rFonts w:ascii="Times New Roman" w:hAnsi="Times New Roman" w:cs="Times New Roman"/>
+          <w:b/>
+          <w:i w:val="0"/>
+          <w:sz w:val="24"/>
+        </w:rPr>
+        <w:t>qualquer pessoa</w:t>
+      </w:r>
+      <w:r>
+        <w:rPr>
+          <w:rFonts w:ascii="Times New Roman" w:hAnsi="Times New Roman" w:cs="Times New Roman"/>
+          <w:b w:val="0"/>
+          <w:i w:val="0"/>
+          <w:sz w:val="24"/>
+        </w:rPr>
+        <w:t xml:space="preserve"> que ingresse na frente de serviço (NR-6 e NR-18), e a identificação visual atende à exigência de controle de acesso e de segurança, sendo fornecida indistintamente a empregados, a prestadores autônomos e a trabalhadores de subempreiteiras. Imagem de presença física transitória em canteiro não induz nem prova relação de emprego (art. 3º da CLT). </w:t>
+      </w:r>
+      <w:r>
+        <w:rPr>
+          <w:rFonts w:ascii="Times New Roman" w:hAnsi="Times New Roman" w:cs="Times New Roman"/>
+          <w:b w:val="0"/>
+          <w:i w:val="0"/>
+          <w:color w:val="FF0000"/>
+          <w:sz w:val="24"/>
+        </w:rPr>
+        <w:t>[CONFERIR COM O CLIENTE: confirmar a prática de fornecimento de camiseta de identificação e de capacete também a prestadores autônomos e, havendo, juntar comprovação]</w:t>
       </w:r>
     </w:p>
     <w:p/>
@@ -1504,7 +1807,88 @@
           <w:i w:val="0"/>
           <w:sz w:val="24"/>
         </w:rPr>
-        <w:t>III – DO MÉRITO</w:t>
+        <w:t>Segunda — as imagens confirmam a descontinuidade, e não a habitualidade.</w:t>
+      </w:r>
+      <w:r>
+        <w:rPr>
+          <w:rFonts w:ascii="Times New Roman" w:hAnsi="Times New Roman" w:cs="Times New Roman"/>
+          <w:b w:val="0"/>
+          <w:i w:val="0"/>
+          <w:sz w:val="24"/>
+        </w:rPr>
+        <w:t xml:space="preserve"> O Autor afirma ter trabalhado </w:t>
+      </w:r>
+      <w:r>
+        <w:rPr>
+          <w:rFonts w:ascii="Times New Roman" w:hAnsi="Times New Roman" w:cs="Times New Roman"/>
+          <w:b/>
+          <w:i w:val="0"/>
+          <w:sz w:val="24"/>
+        </w:rPr>
+        <w:t>de segunda a sexta-feira, sem interrupção, de 15/01/2026 a 16/06/2026</w:t>
+      </w:r>
+      <w:r>
+        <w:rPr>
+          <w:rFonts w:ascii="Times New Roman" w:hAnsi="Times New Roman" w:cs="Times New Roman"/>
+          <w:b w:val="0"/>
+          <w:i w:val="0"/>
+          <w:sz w:val="24"/>
+        </w:rPr>
+        <w:t xml:space="preserve">. Para provar cinco meses de labor contínuo, instruiu a inicial com </w:t>
+      </w:r>
+      <w:r>
+        <w:rPr>
+          <w:rFonts w:ascii="Times New Roman" w:hAnsi="Times New Roman" w:cs="Times New Roman"/>
+          <w:b/>
+          <w:i w:val="0"/>
+          <w:sz w:val="24"/>
+        </w:rPr>
+        <w:t>seis registros, concentrados em apenas dois meses</w:t>
+      </w:r>
+      <w:r>
+        <w:rPr>
+          <w:rFonts w:ascii="Times New Roman" w:hAnsi="Times New Roman" w:cs="Times New Roman"/>
+          <w:b w:val="0"/>
+          <w:i w:val="0"/>
+          <w:sz w:val="24"/>
+        </w:rPr>
+        <w:t xml:space="preserve"> — fevereiro e abril —, </w:t>
+      </w:r>
+      <w:r>
+        <w:rPr>
+          <w:rFonts w:ascii="Times New Roman" w:hAnsi="Times New Roman" w:cs="Times New Roman"/>
+          <w:b/>
+          <w:i w:val="0"/>
+          <w:sz w:val="24"/>
+        </w:rPr>
+        <w:t>nada havendo quanto a janeiro, março, maio e junho</w:t>
+      </w:r>
+      <w:r>
+        <w:rPr>
+          <w:rFonts w:ascii="Times New Roman" w:hAnsi="Times New Roman" w:cs="Times New Roman"/>
+          <w:b w:val="0"/>
+          <w:i w:val="0"/>
+          <w:sz w:val="24"/>
+        </w:rPr>
+        <w:t xml:space="preserve">. O material que ele mesmo escolheu apresentar retrata exatamente o que a defesa sustenta: presença </w:t>
+      </w:r>
+      <w:r>
+        <w:rPr>
+          <w:rFonts w:ascii="Times New Roman" w:hAnsi="Times New Roman" w:cs="Times New Roman"/>
+          <w:b/>
+          <w:i w:val="0"/>
+          <w:sz w:val="24"/>
+        </w:rPr>
+        <w:t>pontual e espaçada</w:t>
+      </w:r>
+      <w:r>
+        <w:rPr>
+          <w:rFonts w:ascii="Times New Roman" w:hAnsi="Times New Roman" w:cs="Times New Roman"/>
+          <w:b w:val="0"/>
+          <w:i w:val="0"/>
+          <w:sz w:val="24"/>
+        </w:rPr>
+        <w:t xml:space="preserve"> em frentes de serviço, e não jornada contínua e subordinada.</w:t>
       </w:r>
     </w:p>
     <w:p/>
@@ -1516,11 +1900,56 @@
       <w:r>
         <w:rPr>
           <w:rFonts w:ascii="Times New Roman" w:hAnsi="Times New Roman" w:cs="Times New Roman"/>
-          <w:b w:val="0"/>
-          <w:i w:val="0"/>
-          <w:sz w:val="24"/>
-        </w:rPr>
-        <w:t>Superadas as preliminares, no mérito a presente contestação impugna especificamente cada um dos fatos, fundamentos jurídicos e pedidos formulados na exordial, na forma dos arts. 341 e 342 do CPC c/c art. 769 da CLT, presumindo-se verdadeiros apenas os fatos eventualmente não impugnados de forma específica. Passa-se à impugnação item a item, na ordem dos capítulos da petição inicial.</w:t>
+          <w:b/>
+          <w:i w:val="0"/>
+          <w:sz w:val="24"/>
+        </w:rPr>
+        <w:t>Terceira — as imagens destroem a causa de pedir do adicional de insalubridade.</w:t>
+      </w:r>
+      <w:r>
+        <w:rPr>
+          <w:rFonts w:ascii="Times New Roman" w:hAnsi="Times New Roman" w:cs="Times New Roman"/>
+          <w:b w:val="0"/>
+          <w:i w:val="0"/>
+          <w:sz w:val="24"/>
+        </w:rPr>
+        <w:t xml:space="preserve"> O item 21 da inicial afirma que "a reclamada não fornecia ao reclamante os EPI's". As fotografias de fls. 23 e 28, juntadas </w:t>
+      </w:r>
+      <w:r>
+        <w:rPr>
+          <w:rFonts w:ascii="Times New Roman" w:hAnsi="Times New Roman" w:cs="Times New Roman"/>
+          <w:b/>
+          <w:i w:val="0"/>
+          <w:sz w:val="24"/>
+        </w:rPr>
+        <w:t>pelo próprio Autor</w:t>
+      </w:r>
+      <w:r>
+        <w:rPr>
+          <w:rFonts w:ascii="Times New Roman" w:hAnsi="Times New Roman" w:cs="Times New Roman"/>
+          <w:b w:val="0"/>
+          <w:i w:val="0"/>
+          <w:sz w:val="24"/>
+        </w:rPr>
+        <w:t xml:space="preserve">, o retratam </w:t>
+      </w:r>
+      <w:r>
+        <w:rPr>
+          <w:rFonts w:ascii="Times New Roman" w:hAnsi="Times New Roman" w:cs="Times New Roman"/>
+          <w:b/>
+          <w:i w:val="0"/>
+          <w:sz w:val="24"/>
+        </w:rPr>
+        <w:t>usando capacete de proteção</w:t>
+      </w:r>
+      <w:r>
+        <w:rPr>
+          <w:rFonts w:ascii="Times New Roman" w:hAnsi="Times New Roman" w:cs="Times New Roman"/>
+          <w:b w:val="0"/>
+          <w:i w:val="0"/>
+          <w:sz w:val="24"/>
+        </w:rPr>
+        <w:t>, e a de fls. 24 retrata trabalhador com capacete e luvas. A prova do Autor desmente a alegação do Autor.</w:t>
       </w:r>
     </w:p>
     <w:p/>
@@ -1536,7 +1965,61 @@
           <w:i w:val="0"/>
           <w:sz w:val="24"/>
         </w:rPr>
-        <w:t>1. Da inexistência de vínculo de emprego — prestação de serviços autônomos e eventuais por diária (itens 1 a 10 dos Fatos e pedido da letra "a")</w:t>
+        <w:t xml:space="preserve">4. </w:t>
+      </w:r>
+      <w:r>
+        <w:rPr>
+          <w:rFonts w:ascii="Times New Roman" w:hAnsi="Times New Roman" w:cs="Times New Roman"/>
+          <w:b/>
+          <w:i w:val="0"/>
+          <w:sz w:val="24"/>
+        </w:rPr>
+        <w:t>Do arquivo de vídeo (ID aa1b8ee, fls. 29).</w:t>
+      </w:r>
+      <w:r>
+        <w:rPr>
+          <w:rFonts w:ascii="Times New Roman" w:hAnsi="Times New Roman" w:cs="Times New Roman"/>
+          <w:b w:val="0"/>
+          <w:i w:val="0"/>
+          <w:sz w:val="24"/>
+        </w:rPr>
+        <w:t xml:space="preserve"> Impugna-se especificamente. O arquivo é disponibilizado por mero </w:t>
+      </w:r>
+      <w:r>
+        <w:rPr>
+          <w:rFonts w:ascii="Times New Roman" w:hAnsi="Times New Roman" w:cs="Times New Roman"/>
+          <w:b/>
+          <w:i w:val="0"/>
+          <w:sz w:val="24"/>
+        </w:rPr>
+        <w:t>link de mídia</w:t>
+      </w:r>
+      <w:r>
+        <w:rPr>
+          <w:rFonts w:ascii="Times New Roman" w:hAnsi="Times New Roman" w:cs="Times New Roman"/>
+          <w:b w:val="0"/>
+          <w:i w:val="0"/>
+          <w:sz w:val="24"/>
+        </w:rPr>
+        <w:t xml:space="preserve">, sem transcrição, sem contextualização na petição inicial — que sequer o menciona ou explica o que dele pretende extrair —, sem identificação de data, local e pessoas, sem cadeia de custódia e sem ata notarial (art. 411 do CPC). Conteúdo audiovisual desacompanhado de qualquer descrição na causa de pedir é </w:t>
+      </w:r>
+      <w:r>
+        <w:rPr>
+          <w:rFonts w:ascii="Times New Roman" w:hAnsi="Times New Roman" w:cs="Times New Roman"/>
+          <w:b/>
+          <w:i w:val="0"/>
+          <w:sz w:val="24"/>
+        </w:rPr>
+        <w:t>prova imprestável</w:t>
+      </w:r>
+      <w:r>
+        <w:rPr>
+          <w:rFonts w:ascii="Times New Roman" w:hAnsi="Times New Roman" w:cs="Times New Roman"/>
+          <w:b w:val="0"/>
+          <w:i w:val="0"/>
+          <w:sz w:val="24"/>
+        </w:rPr>
+        <w:t>, e sobre ele a Reclamada não tem como exercer contraditório específico, o que desde já se registra, requerendo sua desconsideração.</w:t>
       </w:r>
     </w:p>
     <w:p/>
@@ -1552,7 +2035,7 @@
           <w:i w:val="0"/>
           <w:sz w:val="24"/>
         </w:rPr>
-        <w:t xml:space="preserve">Alega o Autor ter sido "admitido" em 15 de janeiro de 2026 e "demitido" em 16 de junho de 2026, na função de servente, com salário mensal de R$ 3.520,00, requerendo o reconhecimento de vínculo e a anotação da CTPS. </w:t>
+        <w:t xml:space="preserve">5. </w:t>
       </w:r>
       <w:r>
         <w:rPr>
@@ -1561,16 +2044,16 @@
           <w:i w:val="0"/>
           <w:sz w:val="24"/>
         </w:rPr>
-        <w:t>Impugna-se categoricamente</w:t>
-      </w:r>
-      <w:r>
-        <w:rPr>
-          <w:rFonts w:ascii="Times New Roman" w:hAnsi="Times New Roman" w:cs="Times New Roman"/>
-          <w:b w:val="0"/>
-          <w:i w:val="0"/>
-          <w:sz w:val="24"/>
-        </w:rPr>
-        <w:t>.</w:t>
+        <w:t>Da declaração de hipossuficiência (ID 8acba9a) e do documento de identificação (ID f451cb9).</w:t>
+      </w:r>
+      <w:r>
+        <w:rPr>
+          <w:rFonts w:ascii="Times New Roman" w:hAnsi="Times New Roman" w:cs="Times New Roman"/>
+          <w:b w:val="0"/>
+          <w:i w:val="0"/>
+          <w:sz w:val="24"/>
+        </w:rPr>
+        <w:t xml:space="preserve"> Quanto à primeira, aplica-se o disposto no item III.12 desta contestação. O segundo é impugnado apenas quanto à pretensão de dele extrair qualquer efeito probatório sobre o mérito, ao qual nada acrescenta.</w:t>
       </w:r>
     </w:p>
     <w:p/>
@@ -1582,56 +2065,29 @@
       <w:r>
         <w:rPr>
           <w:rFonts w:ascii="Times New Roman" w:hAnsi="Times New Roman" w:cs="Times New Roman"/>
+          <w:b w:val="0"/>
+          <w:i w:val="0"/>
+          <w:sz w:val="24"/>
+        </w:rPr>
+        <w:t xml:space="preserve">6. </w:t>
+      </w:r>
+      <w:r>
+        <w:rPr>
+          <w:rFonts w:ascii="Times New Roman" w:hAnsi="Times New Roman" w:cs="Times New Roman"/>
           <w:b/>
           <w:i w:val="0"/>
           <w:sz w:val="24"/>
         </w:rPr>
-        <w:t>1.1. A realidade dos fatos.</w:t>
-      </w:r>
-      <w:r>
-        <w:rPr>
-          <w:rFonts w:ascii="Times New Roman" w:hAnsi="Times New Roman" w:cs="Times New Roman"/>
-          <w:b w:val="0"/>
-          <w:i w:val="0"/>
-          <w:sz w:val="24"/>
-        </w:rPr>
-        <w:t xml:space="preserve"> O Autor </w:t>
-      </w:r>
-      <w:r>
-        <w:rPr>
-          <w:rFonts w:ascii="Times New Roman" w:hAnsi="Times New Roman" w:cs="Times New Roman"/>
-          <w:b/>
-          <w:i w:val="0"/>
-          <w:sz w:val="24"/>
-        </w:rPr>
-        <w:t>nunca foi admitido como empregado</w:t>
-      </w:r>
-      <w:r>
-        <w:rPr>
-          <w:rFonts w:ascii="Times New Roman" w:hAnsi="Times New Roman" w:cs="Times New Roman"/>
-          <w:b w:val="0"/>
-          <w:i w:val="0"/>
-          <w:sz w:val="24"/>
-        </w:rPr>
-        <w:t xml:space="preserve"> da Reclamada. Foi chamado, de forma pontual e descontínua, para a execução de </w:t>
-      </w:r>
-      <w:r>
-        <w:rPr>
-          <w:rFonts w:ascii="Times New Roman" w:hAnsi="Times New Roman" w:cs="Times New Roman"/>
-          <w:b/>
-          <w:i w:val="0"/>
-          <w:sz w:val="24"/>
-        </w:rPr>
-        <w:t>tarefas específicas em dias isolados</w:t>
-      </w:r>
-      <w:r>
-        <w:rPr>
-          <w:rFonts w:ascii="Times New Roman" w:hAnsi="Times New Roman" w:cs="Times New Roman"/>
-          <w:b w:val="0"/>
-          <w:i w:val="0"/>
-          <w:sz w:val="24"/>
-        </w:rPr>
-        <w:t>, mediante ajuste de valor fechado por dia efetivamente prestado, sem qualquer ingerência da Contestante sobre o modo, o horário ou a continuidade da prestação. Comparecia quando lhe convinha e deixava de comparecer quando lhe convinha, sem que disso decorresse advertência, desconto ou qualquer consequência disciplinar — porque não havia poder diretivo a exercer.</w:t>
+        <w:t>Dos documentos que instruem a manifestação de ID 0d8387d ("previsão do parto", ID ad83ed0, e "comprovante pré-natal", ID d290237).</w:t>
+      </w:r>
+      <w:r>
+        <w:rPr>
+          <w:rFonts w:ascii="Times New Roman" w:hAnsi="Times New Roman" w:cs="Times New Roman"/>
+          <w:b w:val="0"/>
+          <w:i w:val="0"/>
+          <w:sz w:val="24"/>
+        </w:rPr>
+        <w:t xml:space="preserve"> Não se impugnam quanto ao conteúdo, sendo estranhos ao mérito da lide: prestam-se exclusivamente ao pedido de redesignação de audiência, sobre o qual a Reclamada se manifesta no item "j" do Capítulo V.</w:t>
       </w:r>
     </w:p>
     <w:p/>
@@ -1647,63 +2103,7 @@
           <w:i w:val="0"/>
           <w:sz w:val="24"/>
         </w:rPr>
-        <w:t xml:space="preserve">Os dias de prestação e os respectivos pagamentos estão integralmente registrados no sistema financeiro da empresa e são os seguintes: </w:t>
-      </w:r>
-      <w:r>
-        <w:rPr>
-          <w:rFonts w:ascii="Times New Roman" w:hAnsi="Times New Roman" w:cs="Times New Roman"/>
-          <w:b w:val="0"/>
-          <w:i w:val="0"/>
-          <w:color w:val="FF0000"/>
-          <w:sz w:val="24"/>
-        </w:rPr>
-        <w:t>[RELACIONAR, UM A UM, DATA, VALOR E Nº DE REGISTRO DE CADA PAGAMENTO FEITO AO AUTOR — EXTRAIR DO SISTEMA FINANCEIRO E JUNTAR O RELATÓRIO]</w:t>
-      </w:r>
-      <w:r>
-        <w:rPr>
-          <w:rFonts w:ascii="Times New Roman" w:hAnsi="Times New Roman" w:cs="Times New Roman"/>
-          <w:b w:val="0"/>
-          <w:i w:val="0"/>
-          <w:sz w:val="24"/>
-        </w:rPr>
-        <w:t xml:space="preserve"> </w:t>
-      </w:r>
-      <w:r>
-        <w:rPr>
-          <w:rFonts w:ascii="Times New Roman" w:hAnsi="Times New Roman" w:cs="Times New Roman"/>
-          <w:b w:val="0"/>
-          <w:i w:val="0"/>
-          <w:color w:val="FF0000"/>
-          <w:sz w:val="24"/>
-        </w:rPr>
-        <w:t>[doc. anexo — CONFIRMAR JUNTADA]</w:t>
-      </w:r>
-      <w:r>
-        <w:rPr>
-          <w:rFonts w:ascii="Times New Roman" w:hAnsi="Times New Roman" w:cs="Times New Roman"/>
-          <w:b w:val="0"/>
-          <w:i w:val="0"/>
-          <w:sz w:val="24"/>
-        </w:rPr>
-        <w:t xml:space="preserve">. O padrão </w:t>
-      </w:r>
-      <w:r>
-        <w:rPr>
-          <w:rFonts w:ascii="Times New Roman" w:hAnsi="Times New Roman" w:cs="Times New Roman"/>
-          <w:b/>
-          <w:i w:val="0"/>
-          <w:sz w:val="24"/>
-        </w:rPr>
-        <w:t>espaçado e irregular</w:t>
-      </w:r>
-      <w:r>
-        <w:rPr>
-          <w:rFonts w:ascii="Times New Roman" w:hAnsi="Times New Roman" w:cs="Times New Roman"/>
-          <w:b w:val="0"/>
-          <w:i w:val="0"/>
-          <w:sz w:val="24"/>
-        </w:rPr>
-        <w:t xml:space="preserve"> desses pagamentos é, por si só, a demonstração da eventualidade: não há a menor uniformidade que se possa converter em salário mensal.</w:t>
+        <w:t>Requer-se, em consequência, a desconsideração probatória dos documentos acima, para os fins pretendidos na inicial, nos termos do art. 341 do CPC c/c art. 769 da CLT.</w:t>
       </w:r>
     </w:p>
     <w:p/>
@@ -1719,34 +2119,7 @@
           <w:i w:val="0"/>
           <w:sz w:val="24"/>
         </w:rPr>
-        <w:t>1.2. A ausência dos requisitos dos arts. 2º e 3º da CLT.</w:t>
-      </w:r>
-      <w:r>
-        <w:rPr>
-          <w:rFonts w:ascii="Times New Roman" w:hAnsi="Times New Roman" w:cs="Times New Roman"/>
-          <w:b w:val="0"/>
-          <w:i w:val="0"/>
-          <w:sz w:val="24"/>
-        </w:rPr>
-        <w:t xml:space="preserve"> O reconhecimento do vínculo exige a presença </w:t>
-      </w:r>
-      <w:r>
-        <w:rPr>
-          <w:rFonts w:ascii="Times New Roman" w:hAnsi="Times New Roman" w:cs="Times New Roman"/>
-          <w:b/>
-          <w:i w:val="0"/>
-          <w:sz w:val="24"/>
-        </w:rPr>
-        <w:t>simultânea</w:t>
-      </w:r>
-      <w:r>
-        <w:rPr>
-          <w:rFonts w:ascii="Times New Roman" w:hAnsi="Times New Roman" w:cs="Times New Roman"/>
-          <w:b w:val="0"/>
-          <w:i w:val="0"/>
-          <w:sz w:val="24"/>
-        </w:rPr>
-        <w:t xml:space="preserve"> de pessoalidade, não eventualidade, onerosidade e subordinação jurídica. No caso, faltam três deles:</w:t>
+        <w:t>III – DO MÉRITO</w:t>
       </w:r>
     </w:p>
     <w:p/>
@@ -1758,38 +2131,11 @@
       <w:r>
         <w:rPr>
           <w:rFonts w:ascii="Times New Roman" w:hAnsi="Times New Roman" w:cs="Times New Roman"/>
-          <w:b/>
-          <w:i w:val="0"/>
-          <w:sz w:val="24"/>
-        </w:rPr>
-        <w:t>Não eventualidade</w:t>
-      </w:r>
-      <w:r>
-        <w:rPr>
-          <w:rFonts w:ascii="Times New Roman" w:hAnsi="Times New Roman" w:cs="Times New Roman"/>
-          <w:b w:val="0"/>
-          <w:i w:val="0"/>
-          <w:sz w:val="24"/>
-        </w:rPr>
-        <w:t xml:space="preserve"> — a prestação foi descontínua por definição. A própria inicial confessa que o Autor era remunerado "por dia trabalhado" (item 2) e que </w:t>
-      </w:r>
-      <w:r>
-        <w:rPr>
-          <w:rFonts w:ascii="Times New Roman" w:hAnsi="Times New Roman" w:cs="Times New Roman"/>
-          <w:b/>
-          <w:i w:val="0"/>
-          <w:sz w:val="24"/>
-        </w:rPr>
-        <w:t>em cerca de 15 dias sequer houve trabalho ou pagamento</w:t>
-      </w:r>
-      <w:r>
-        <w:rPr>
-          <w:rFonts w:ascii="Times New Roman" w:hAnsi="Times New Roman" w:cs="Times New Roman"/>
-          <w:b w:val="0"/>
-          <w:i w:val="0"/>
-          <w:sz w:val="24"/>
-        </w:rPr>
-        <w:t xml:space="preserve"> (item 16). Trabalho que existe apenas nos dias em que há tarefa, e que não gera contraprestação nos demais, é o oposto da habitualidade que caracteriza o contrato de emprego.</w:t>
+          <w:b w:val="0"/>
+          <w:i w:val="0"/>
+          <w:sz w:val="24"/>
+        </w:rPr>
+        <w:t>Superadas as preliminares, no mérito a presente contestação impugna especificamente cada um dos fatos, fundamentos jurídicos e pedidos formulados na exordial, na forma dos arts. 341 e 342 do CPC c/c art. 769 da CLT, presumindo-se verdadeiros apenas os fatos eventualmente não impugnados de forma específica. Passa-se à impugnação item a item, na ordem dos capítulos da petição inicial.</w:t>
       </w:r>
     </w:p>
     <w:p/>
@@ -1801,20 +2147,11 @@
       <w:r>
         <w:rPr>
           <w:rFonts w:ascii="Times New Roman" w:hAnsi="Times New Roman" w:cs="Times New Roman"/>
-          <w:b/>
-          <w:i w:val="0"/>
-          <w:sz w:val="24"/>
-        </w:rPr>
-        <w:t>Subordinação jurídica</w:t>
-      </w:r>
-      <w:r>
-        <w:rPr>
-          <w:rFonts w:ascii="Times New Roman" w:hAnsi="Times New Roman" w:cs="Times New Roman"/>
-          <w:b w:val="0"/>
-          <w:i w:val="0"/>
-          <w:sz w:val="24"/>
-        </w:rPr>
-        <w:t xml:space="preserve"> — não havia controle de horário, fiscalização, escala, ordem de serviço, advertência ou qualquer manifestação de poder disciplinar. O prestador executava a tarefa contratada com autonomia.</w:t>
+          <w:b w:val="0"/>
+          <w:i w:val="0"/>
+          <w:sz w:val="24"/>
+        </w:rPr>
+        <w:t>1. Da inexistência de vínculo de emprego — prestação de serviços autônomos e eventuais por diária (itens 1 a 10 dos Fatos e pedido da letra "a")</w:t>
       </w:r>
     </w:p>
     <w:p/>
@@ -1826,38 +2163,29 @@
       <w:r>
         <w:rPr>
           <w:rFonts w:ascii="Times New Roman" w:hAnsi="Times New Roman" w:cs="Times New Roman"/>
+          <w:b w:val="0"/>
+          <w:i w:val="0"/>
+          <w:sz w:val="24"/>
+        </w:rPr>
+        <w:t xml:space="preserve">Alega o Autor ter sido "admitido" em 15 de janeiro de 2026 e "demitido" em 16 de junho de 2026, na função de servente, com salário mensal de R$ 3.520,00, requerendo o reconhecimento de vínculo e a anotação da CTPS. </w:t>
+      </w:r>
+      <w:r>
+        <w:rPr>
+          <w:rFonts w:ascii="Times New Roman" w:hAnsi="Times New Roman" w:cs="Times New Roman"/>
           <w:b/>
           <w:i w:val="0"/>
           <w:sz w:val="24"/>
         </w:rPr>
-        <w:t>Pessoalidade</w:t>
-      </w:r>
-      <w:r>
-        <w:rPr>
-          <w:rFonts w:ascii="Times New Roman" w:hAnsi="Times New Roman" w:cs="Times New Roman"/>
-          <w:b w:val="0"/>
-          <w:i w:val="0"/>
-          <w:sz w:val="24"/>
-        </w:rPr>
-        <w:t xml:space="preserve"> — a Reclamada contratava o </w:t>
-      </w:r>
-      <w:r>
-        <w:rPr>
-          <w:rFonts w:ascii="Times New Roman" w:hAnsi="Times New Roman" w:cs="Times New Roman"/>
-          <w:b/>
-          <w:i w:val="0"/>
-          <w:sz w:val="24"/>
-        </w:rPr>
-        <w:t>serviço</w:t>
-      </w:r>
-      <w:r>
-        <w:rPr>
-          <w:rFonts w:ascii="Times New Roman" w:hAnsi="Times New Roman" w:cs="Times New Roman"/>
-          <w:b w:val="0"/>
-          <w:i w:val="0"/>
-          <w:sz w:val="24"/>
-        </w:rPr>
-        <w:t>, não a pessoa; nada obstava que a tarefa fosse executada por outro prestador, como de fato ocorria conforme a disponibilidade de cada um.</w:t>
+        <w:t>Impugna-se categoricamente</w:t>
+      </w:r>
+      <w:r>
+        <w:rPr>
+          <w:rFonts w:ascii="Times New Roman" w:hAnsi="Times New Roman" w:cs="Times New Roman"/>
+          <w:b w:val="0"/>
+          <w:i w:val="0"/>
+          <w:sz w:val="24"/>
+        </w:rPr>
+        <w:t>.</w:t>
       </w:r>
     </w:p>
     <w:p/>
@@ -1869,29 +2197,56 @@
       <w:r>
         <w:rPr>
           <w:rFonts w:ascii="Times New Roman" w:hAnsi="Times New Roman" w:cs="Times New Roman"/>
-          <w:b w:val="0"/>
-          <w:i w:val="0"/>
-          <w:sz w:val="24"/>
-        </w:rPr>
-        <w:t xml:space="preserve">Presente apenas a onerosidade — que existe em qualquer contrato de prestação de serviços, inclusive no de empreitada do </w:t>
-      </w:r>
-      <w:r>
-        <w:rPr>
-          <w:rFonts w:ascii="Times New Roman" w:hAnsi="Times New Roman" w:cs="Times New Roman"/>
           <w:b/>
           <w:i w:val="0"/>
           <w:sz w:val="24"/>
         </w:rPr>
-        <w:t>art. 610 do Código Civil</w:t>
-      </w:r>
-      <w:r>
-        <w:rPr>
-          <w:rFonts w:ascii="Times New Roman" w:hAnsi="Times New Roman" w:cs="Times New Roman"/>
-          <w:b w:val="0"/>
-          <w:i w:val="0"/>
-          <w:sz w:val="24"/>
-        </w:rPr>
-        <w:t xml:space="preserve"> —, não há vínculo de emprego a declarar.</w:t>
+        <w:t>1.1. A realidade dos fatos.</w:t>
+      </w:r>
+      <w:r>
+        <w:rPr>
+          <w:rFonts w:ascii="Times New Roman" w:hAnsi="Times New Roman" w:cs="Times New Roman"/>
+          <w:b w:val="0"/>
+          <w:i w:val="0"/>
+          <w:sz w:val="24"/>
+        </w:rPr>
+        <w:t xml:space="preserve"> O Autor </w:t>
+      </w:r>
+      <w:r>
+        <w:rPr>
+          <w:rFonts w:ascii="Times New Roman" w:hAnsi="Times New Roman" w:cs="Times New Roman"/>
+          <w:b/>
+          <w:i w:val="0"/>
+          <w:sz w:val="24"/>
+        </w:rPr>
+        <w:t>nunca foi admitido como empregado</w:t>
+      </w:r>
+      <w:r>
+        <w:rPr>
+          <w:rFonts w:ascii="Times New Roman" w:hAnsi="Times New Roman" w:cs="Times New Roman"/>
+          <w:b w:val="0"/>
+          <w:i w:val="0"/>
+          <w:sz w:val="24"/>
+        </w:rPr>
+        <w:t xml:space="preserve"> da Reclamada. Foi chamado, de forma pontual e descontínua, para a execução de </w:t>
+      </w:r>
+      <w:r>
+        <w:rPr>
+          <w:rFonts w:ascii="Times New Roman" w:hAnsi="Times New Roman" w:cs="Times New Roman"/>
+          <w:b/>
+          <w:i w:val="0"/>
+          <w:sz w:val="24"/>
+        </w:rPr>
+        <w:t>tarefas específicas em dias isolados</w:t>
+      </w:r>
+      <w:r>
+        <w:rPr>
+          <w:rFonts w:ascii="Times New Roman" w:hAnsi="Times New Roman" w:cs="Times New Roman"/>
+          <w:b w:val="0"/>
+          <w:i w:val="0"/>
+          <w:sz w:val="24"/>
+        </w:rPr>
+        <w:t>, mediante ajuste de valor fechado por dia efetivamente prestado, sem qualquer ingerência da Contestante sobre o modo, o horário ou a continuidade da prestação. Comparecia quando lhe convinha e deixava de comparecer quando lhe convinha, sem que disso decorresse advertência, desconto ou qualquer consequência disciplinar — porque não havia poder diretivo a exercer.</w:t>
       </w:r>
     </w:p>
     <w:p/>
@@ -1903,92 +2258,67 @@
       <w:r>
         <w:rPr>
           <w:rFonts w:ascii="Times New Roman" w:hAnsi="Times New Roman" w:cs="Times New Roman"/>
+          <w:b w:val="0"/>
+          <w:i w:val="0"/>
+          <w:sz w:val="24"/>
+        </w:rPr>
+        <w:t xml:space="preserve">Os dias de prestação e os respectivos pagamentos estão registrados no sistema financeiro da empresa e são os seguintes: </w:t>
+      </w:r>
+      <w:r>
+        <w:rPr>
+          <w:rFonts w:ascii="Times New Roman" w:hAnsi="Times New Roman" w:cs="Times New Roman"/>
+          <w:b w:val="0"/>
+          <w:i w:val="0"/>
+          <w:color w:val="FF0000"/>
+          <w:sz w:val="24"/>
+        </w:rPr>
+        <w:t>[RELACIONAR, UM A UM, DATA, VALOR E Nº DE REGISTRO DE CADA PAGAMENTO FEITO AO AUTOR — EXTRAIR DO SISTEMA FINANCEIRO E JUNTAR O RELATÓRIO COMPLETO]</w:t>
+      </w:r>
+      <w:r>
+        <w:rPr>
+          <w:rFonts w:ascii="Times New Roman" w:hAnsi="Times New Roman" w:cs="Times New Roman"/>
+          <w:b w:val="0"/>
+          <w:i w:val="0"/>
+          <w:sz w:val="24"/>
+        </w:rPr>
+        <w:t xml:space="preserve"> </w:t>
+      </w:r>
+      <w:r>
+        <w:rPr>
+          <w:rFonts w:ascii="Times New Roman" w:hAnsi="Times New Roman" w:cs="Times New Roman"/>
+          <w:b w:val="0"/>
+          <w:i w:val="0"/>
+          <w:color w:val="FF0000"/>
+          <w:sz w:val="24"/>
+        </w:rPr>
+        <w:t>[doc. anexo — CONFIRMAR JUNTADA]</w:t>
+      </w:r>
+      <w:r>
+        <w:rPr>
+          <w:rFonts w:ascii="Times New Roman" w:hAnsi="Times New Roman" w:cs="Times New Roman"/>
+          <w:b w:val="0"/>
+          <w:i w:val="0"/>
+          <w:sz w:val="24"/>
+        </w:rPr>
+        <w:t xml:space="preserve">. O padrão </w:t>
+      </w:r>
+      <w:r>
+        <w:rPr>
+          <w:rFonts w:ascii="Times New Roman" w:hAnsi="Times New Roman" w:cs="Times New Roman"/>
           <w:b/>
           <w:i w:val="0"/>
           <w:sz w:val="24"/>
         </w:rPr>
-        <w:t>1.3. O ônus da prova é integralmente do Autor.</w:t>
-      </w:r>
-      <w:r>
-        <w:rPr>
-          <w:rFonts w:ascii="Times New Roman" w:hAnsi="Times New Roman" w:cs="Times New Roman"/>
-          <w:b w:val="0"/>
-          <w:i w:val="0"/>
-          <w:sz w:val="24"/>
-        </w:rPr>
-        <w:t xml:space="preserve"> O vínculo empregatício é </w:t>
-      </w:r>
-      <w:r>
-        <w:rPr>
-          <w:rFonts w:ascii="Times New Roman" w:hAnsi="Times New Roman" w:cs="Times New Roman"/>
-          <w:b/>
-          <w:i w:val="0"/>
-          <w:sz w:val="24"/>
-        </w:rPr>
-        <w:t>fato constitutivo do direito</w:t>
-      </w:r>
-      <w:r>
-        <w:rPr>
-          <w:rFonts w:ascii="Times New Roman" w:hAnsi="Times New Roman" w:cs="Times New Roman"/>
-          <w:b w:val="0"/>
-          <w:i w:val="0"/>
-          <w:sz w:val="24"/>
-        </w:rPr>
-        <w:t xml:space="preserve"> postulado, e seu ônus incumbe a quem alega (</w:t>
-      </w:r>
-      <w:r>
-        <w:rPr>
-          <w:rFonts w:ascii="Times New Roman" w:hAnsi="Times New Roman" w:cs="Times New Roman"/>
-          <w:b/>
-          <w:i w:val="0"/>
-          <w:sz w:val="24"/>
-        </w:rPr>
-        <w:t>art. 818, I, da CLT c/c art. 373, I, do CPC</w:t>
-      </w:r>
-      <w:r>
-        <w:rPr>
-          <w:rFonts w:ascii="Times New Roman" w:hAnsi="Times New Roman" w:cs="Times New Roman"/>
-          <w:b w:val="0"/>
-          <w:i w:val="0"/>
-          <w:sz w:val="24"/>
-        </w:rPr>
-        <w:t xml:space="preserve">). Não se aplica aqui qualquer presunção: a Reclamada não confessa a prestação subordinada — admite apenas a prestação </w:t>
-      </w:r>
-      <w:r>
-        <w:rPr>
-          <w:rFonts w:ascii="Times New Roman" w:hAnsi="Times New Roman" w:cs="Times New Roman"/>
-          <w:b/>
-          <w:i w:val="0"/>
-          <w:sz w:val="24"/>
-        </w:rPr>
-        <w:t>autônoma e eventual</w:t>
-      </w:r>
-      <w:r>
-        <w:rPr>
-          <w:rFonts w:ascii="Times New Roman" w:hAnsi="Times New Roman" w:cs="Times New Roman"/>
-          <w:b w:val="0"/>
-          <w:i w:val="0"/>
-          <w:sz w:val="24"/>
-        </w:rPr>
-        <w:t xml:space="preserve">, o que desloca integralmente para o Autor o encargo de demonstrar a habitualidade e a subordinação que alega. E, como visto no Capítulo II, ele </w:t>
-      </w:r>
-      <w:r>
-        <w:rPr>
-          <w:rFonts w:ascii="Times New Roman" w:hAnsi="Times New Roman" w:cs="Times New Roman"/>
-          <w:b/>
-          <w:i w:val="0"/>
-          <w:sz w:val="24"/>
-        </w:rPr>
-        <w:t>nada juntou</w:t>
-      </w:r>
-      <w:r>
-        <w:rPr>
-          <w:rFonts w:ascii="Times New Roman" w:hAnsi="Times New Roman" w:cs="Times New Roman"/>
-          <w:b w:val="0"/>
-          <w:i w:val="0"/>
-          <w:sz w:val="24"/>
-        </w:rPr>
-        <w:t xml:space="preserve"> nesse sentido, confessando a ausência de documentos.</w:t>
+        <w:t>espaçado e irregular</w:t>
+      </w:r>
+      <w:r>
+        <w:rPr>
+          <w:rFonts w:ascii="Times New Roman" w:hAnsi="Times New Roman" w:cs="Times New Roman"/>
+          <w:b w:val="0"/>
+          <w:i w:val="0"/>
+          <w:sz w:val="24"/>
+        </w:rPr>
+        <w:t xml:space="preserve"> desses pagamentos é, por si só, a demonstração da eventualidade: não há a menor uniformidade que se possa converter em salário mensal.</w:t>
       </w:r>
     </w:p>
     <w:p/>
@@ -2004,16 +2334,34 @@
           <w:i w:val="0"/>
           <w:sz w:val="24"/>
         </w:rPr>
-        <w:t>1.4. A alegação de "promessa de assinatura da CTPS" (item 5).</w:t>
-      </w:r>
-      <w:r>
-        <w:rPr>
-          <w:rFonts w:ascii="Times New Roman" w:hAnsi="Times New Roman" w:cs="Times New Roman"/>
-          <w:b w:val="0"/>
-          <w:i w:val="0"/>
-          <w:sz w:val="24"/>
-        </w:rPr>
-        <w:t xml:space="preserve"> Impugna-se especificamente. A Reclamada jamais prometeu registrar o Autor, jamais lhe atribuiu "período de experiência de 30 dias" e jamais recebeu dele dados para anotação de CTPS. A alegação é unilateral, não vem acompanhada de mensagem, formulário, ficha de dados ou testemunha identificada, e é logicamente incompatível com a alegação de que o próprio Autor teria "cobrado" o registro por meses seguidos sem jamais formalizar uma reclamação, uma notificação ou um registro sequer.</w:t>
+        <w:t>1.2. A ausência dos requisitos dos arts. 2º e 3º da CLT.</w:t>
+      </w:r>
+      <w:r>
+        <w:rPr>
+          <w:rFonts w:ascii="Times New Roman" w:hAnsi="Times New Roman" w:cs="Times New Roman"/>
+          <w:b w:val="0"/>
+          <w:i w:val="0"/>
+          <w:sz w:val="24"/>
+        </w:rPr>
+        <w:t xml:space="preserve"> O reconhecimento do vínculo exige a presença </w:t>
+      </w:r>
+      <w:r>
+        <w:rPr>
+          <w:rFonts w:ascii="Times New Roman" w:hAnsi="Times New Roman" w:cs="Times New Roman"/>
+          <w:b/>
+          <w:i w:val="0"/>
+          <w:sz w:val="24"/>
+        </w:rPr>
+        <w:t>simultânea</w:t>
+      </w:r>
+      <w:r>
+        <w:rPr>
+          <w:rFonts w:ascii="Times New Roman" w:hAnsi="Times New Roman" w:cs="Times New Roman"/>
+          <w:b w:val="0"/>
+          <w:i w:val="0"/>
+          <w:sz w:val="24"/>
+        </w:rPr>
+        <w:t xml:space="preserve"> de pessoalidade, não eventualidade, onerosidade e subordinação jurídica. No caso, faltam três deles:</w:t>
       </w:r>
     </w:p>
     <w:p/>
@@ -2029,16 +2377,16 @@
           <w:i w:val="0"/>
           <w:sz w:val="24"/>
         </w:rPr>
-        <w:t>1.5. A impugnação do salário alegado.</w:t>
-      </w:r>
-      <w:r>
-        <w:rPr>
-          <w:rFonts w:ascii="Times New Roman" w:hAnsi="Times New Roman" w:cs="Times New Roman"/>
-          <w:b w:val="0"/>
-          <w:i w:val="0"/>
-          <w:sz w:val="24"/>
-        </w:rPr>
-        <w:t xml:space="preserve"> Impugna-se veementemente o alegado salário mensal de R$ 3.520,00. O valor não foi ajustado, não foi pago e não tem lastro documental algum — é construção aritmética do Autor, obtida pela multiplicação de R$ 160,00 por 22 dias, premissa que a própria inicial destrói ao admitir dias sem trabalho e sem pagamento (item 16) e ao pressupor, no pedido da letra "d", apenas 100 dias de prestação em cinco meses. O valor da contraprestação é </w:t>
+        <w:t>Não eventualidade</w:t>
+      </w:r>
+      <w:r>
+        <w:rPr>
+          <w:rFonts w:ascii="Times New Roman" w:hAnsi="Times New Roman" w:cs="Times New Roman"/>
+          <w:b w:val="0"/>
+          <w:i w:val="0"/>
+          <w:sz w:val="24"/>
+        </w:rPr>
+        <w:t xml:space="preserve"> — a prestação foi descontínua por definição. A própria inicial confessa que o Autor era remunerado "por dia trabalhado" (item 2) e que </w:t>
       </w:r>
       <w:r>
         <w:rPr>
@@ -2047,16 +2395,16 @@
           <w:i w:val="0"/>
           <w:sz w:val="24"/>
         </w:rPr>
-        <w:t>fato constitutivo do direito do Autor</w:t>
-      </w:r>
-      <w:r>
-        <w:rPr>
-          <w:rFonts w:ascii="Times New Roman" w:hAnsi="Times New Roman" w:cs="Times New Roman"/>
-          <w:b w:val="0"/>
-          <w:i w:val="0"/>
-          <w:sz w:val="24"/>
-        </w:rPr>
-        <w:t xml:space="preserve"> (art. 818, I, da CLT c/c art. 373, I, do CPC), e dele não se desincumbiu.</w:t>
+        <w:t>em cerca de 15 dias sequer houve trabalho ou pagamento</w:t>
+      </w:r>
+      <w:r>
+        <w:rPr>
+          <w:rFonts w:ascii="Times New Roman" w:hAnsi="Times New Roman" w:cs="Times New Roman"/>
+          <w:b w:val="0"/>
+          <w:i w:val="0"/>
+          <w:sz w:val="24"/>
+        </w:rPr>
+        <w:t xml:space="preserve"> (item 16). Trabalho que existe apenas nos dias em que há tarefa, e que não gera contraprestação nos demais, é o oposto da habitualidade que caracteriza o contrato de emprego. As próprias fotografias juntadas pelo Autor confirmam a intermitência, como demonstrado no item II.3 desta contestação.</w:t>
       </w:r>
     </w:p>
     <w:p/>
@@ -2072,34 +2420,16 @@
           <w:i w:val="0"/>
           <w:sz w:val="24"/>
         </w:rPr>
-        <w:t>1.6. Da anotação de CTPS.</w:t>
-      </w:r>
-      <w:r>
-        <w:rPr>
-          <w:rFonts w:ascii="Times New Roman" w:hAnsi="Times New Roman" w:cs="Times New Roman"/>
-          <w:b w:val="0"/>
-          <w:i w:val="0"/>
-          <w:sz w:val="24"/>
-        </w:rPr>
-        <w:t xml:space="preserve"> Improcedente por decorrência lógica: inexistindo vínculo de emprego, não há anotação a determinar. Subsidiariamente, caso reconhecido eventual liame, requer-se que a anotação observe </w:t>
-      </w:r>
-      <w:r>
-        <w:rPr>
-          <w:rFonts w:ascii="Times New Roman" w:hAnsi="Times New Roman" w:cs="Times New Roman"/>
-          <w:b/>
-          <w:i w:val="0"/>
-          <w:sz w:val="24"/>
-        </w:rPr>
-        <w:t>estritamente</w:t>
-      </w:r>
-      <w:r>
-        <w:rPr>
-          <w:rFonts w:ascii="Times New Roman" w:hAnsi="Times New Roman" w:cs="Times New Roman"/>
-          <w:b w:val="0"/>
-          <w:i w:val="0"/>
-          <w:sz w:val="24"/>
-        </w:rPr>
-        <w:t xml:space="preserve"> o período e a função reconhecidos em sentença, com prazo razoável para cumprimento, sem multa diária e com a possibilidade de suprimento pela Secretaria do Juízo (art. 39, § 1º, da CLT).</w:t>
+        <w:t>Subordinação jurídica</w:t>
+      </w:r>
+      <w:r>
+        <w:rPr>
+          <w:rFonts w:ascii="Times New Roman" w:hAnsi="Times New Roman" w:cs="Times New Roman"/>
+          <w:b w:val="0"/>
+          <w:i w:val="0"/>
+          <w:sz w:val="24"/>
+        </w:rPr>
+        <w:t xml:space="preserve"> — não havia controle de horário, fiscalização, escala, ordem de serviço, advertência ou qualquer manifestação de poder disciplinar. O prestador executava a tarefa contratada com autonomia.</w:t>
       </w:r>
     </w:p>
     <w:p/>
@@ -2115,16 +2445,16 @@
           <w:i w:val="0"/>
           <w:sz w:val="24"/>
         </w:rPr>
-        <w:t>1.7. Impugnação do valor do pedido "a".</w:t>
-      </w:r>
-      <w:r>
-        <w:rPr>
-          <w:rFonts w:ascii="Times New Roman" w:hAnsi="Times New Roman" w:cs="Times New Roman"/>
-          <w:b w:val="0"/>
-          <w:i w:val="0"/>
-          <w:sz w:val="24"/>
-        </w:rPr>
-        <w:t xml:space="preserve"> Impugna-se o valor de </w:t>
+        <w:t>Pessoalidade</w:t>
+      </w:r>
+      <w:r>
+        <w:rPr>
+          <w:rFonts w:ascii="Times New Roman" w:hAnsi="Times New Roman" w:cs="Times New Roman"/>
+          <w:b w:val="0"/>
+          <w:i w:val="0"/>
+          <w:sz w:val="24"/>
+        </w:rPr>
+        <w:t xml:space="preserve"> — a Reclamada contratava o </w:t>
       </w:r>
       <w:r>
         <w:rPr>
@@ -2133,52 +2463,16 @@
           <w:i w:val="0"/>
           <w:sz w:val="24"/>
         </w:rPr>
-        <w:t>R$ 10.509,55</w:t>
-      </w:r>
-      <w:r>
-        <w:rPr>
-          <w:rFonts w:ascii="Times New Roman" w:hAnsi="Times New Roman" w:cs="Times New Roman"/>
-          <w:b w:val="0"/>
-          <w:i w:val="0"/>
-          <w:sz w:val="24"/>
-        </w:rPr>
-        <w:t xml:space="preserve"> e cada uma de suas parcelas — aviso prévio (R$ 3.520,00), férias proporcionais com 1/3 (R$ 2.340,80), gratificação natalina (R$ 2.053,33), RSR, feriados e FGTS com 40% (R$ 2.595,42) —, por assentarem em premissa fática falsa (o vínculo e o salário mensal inexistentes) e por virem </w:t>
-      </w:r>
-      <w:r>
-        <w:rPr>
-          <w:rFonts w:ascii="Times New Roman" w:hAnsi="Times New Roman" w:cs="Times New Roman"/>
-          <w:b/>
-          <w:i w:val="0"/>
-          <w:sz w:val="24"/>
-        </w:rPr>
-        <w:t>sem qualquer memória de cálculo</w:t>
-      </w:r>
-      <w:r>
-        <w:rPr>
-          <w:rFonts w:ascii="Times New Roman" w:hAnsi="Times New Roman" w:cs="Times New Roman"/>
-          <w:b w:val="0"/>
-          <w:i w:val="0"/>
-          <w:sz w:val="24"/>
-        </w:rPr>
-        <w:t xml:space="preserve">: não se indicam os avos, o número de dias nem a base de incidência. Note-se, ainda, que RSR e feriados são postulados </w:t>
-      </w:r>
-      <w:r>
-        <w:rPr>
-          <w:rFonts w:ascii="Times New Roman" w:hAnsi="Times New Roman" w:cs="Times New Roman"/>
-          <w:b/>
-          <w:i w:val="0"/>
-          <w:sz w:val="24"/>
-        </w:rPr>
-        <w:t>sem qualquer valor destacado</w:t>
-      </w:r>
-      <w:r>
-        <w:rPr>
-          <w:rFonts w:ascii="Times New Roman" w:hAnsi="Times New Roman" w:cs="Times New Roman"/>
-          <w:b w:val="0"/>
-          <w:i w:val="0"/>
-          <w:sz w:val="24"/>
-        </w:rPr>
-        <w:t>, em pedido manifestamente indeterminado.</w:t>
+        <w:t>serviço</w:t>
+      </w:r>
+      <w:r>
+        <w:rPr>
+          <w:rFonts w:ascii="Times New Roman" w:hAnsi="Times New Roman" w:cs="Times New Roman"/>
+          <w:b w:val="0"/>
+          <w:i w:val="0"/>
+          <w:sz w:val="24"/>
+        </w:rPr>
+        <w:t>, não a pessoa; nada obstava que a tarefa fosse executada por outro prestador, como de fato ocorria conforme a disponibilidade de cada um.</w:t>
       </w:r>
     </w:p>
     <w:p/>
@@ -2190,20 +2484,29 @@
       <w:r>
         <w:rPr>
           <w:rFonts w:ascii="Times New Roman" w:hAnsi="Times New Roman" w:cs="Times New Roman"/>
+          <w:b w:val="0"/>
+          <w:i w:val="0"/>
+          <w:sz w:val="24"/>
+        </w:rPr>
+        <w:t xml:space="preserve">Presente apenas a onerosidade — que existe em qualquer contrato de prestação de serviços, inclusive no de empreitada do </w:t>
+      </w:r>
+      <w:r>
+        <w:rPr>
+          <w:rFonts w:ascii="Times New Roman" w:hAnsi="Times New Roman" w:cs="Times New Roman"/>
           <w:b/>
           <w:i w:val="0"/>
           <w:sz w:val="24"/>
         </w:rPr>
-        <w:t>1.8. Teses subsidiárias, pelo princípio da eventualidade (art. 336 do CPC).</w:t>
-      </w:r>
-      <w:r>
-        <w:rPr>
-          <w:rFonts w:ascii="Times New Roman" w:hAnsi="Times New Roman" w:cs="Times New Roman"/>
-          <w:b w:val="0"/>
-          <w:i w:val="0"/>
-          <w:sz w:val="24"/>
-        </w:rPr>
-        <w:t xml:space="preserve"> Na remota hipótese de reconhecimento de liame empregatício, requer-se desde já:</w:t>
+        <w:t>art. 610 do Código Civil</w:t>
+      </w:r>
+      <w:r>
+        <w:rPr>
+          <w:rFonts w:ascii="Times New Roman" w:hAnsi="Times New Roman" w:cs="Times New Roman"/>
+          <w:b w:val="0"/>
+          <w:i w:val="0"/>
+          <w:sz w:val="24"/>
+        </w:rPr>
+        <w:t xml:space="preserve"> —, não há vínculo de emprego a declarar.</w:t>
       </w:r>
     </w:p>
     <w:p/>
@@ -2215,67 +2518,110 @@
       <w:r>
         <w:rPr>
           <w:rFonts w:ascii="Times New Roman" w:hAnsi="Times New Roman" w:cs="Times New Roman"/>
-          <w:b w:val="0"/>
-          <w:i w:val="0"/>
-          <w:sz w:val="24"/>
-        </w:rPr>
-        <w:t xml:space="preserve">a) a </w:t>
-      </w:r>
-      <w:r>
-        <w:rPr>
-          <w:rFonts w:ascii="Times New Roman" w:hAnsi="Times New Roman" w:cs="Times New Roman"/>
           <w:b/>
           <w:i w:val="0"/>
           <w:sz w:val="24"/>
         </w:rPr>
-        <w:t>retificação das datas</w:t>
-      </w:r>
-      <w:r>
-        <w:rPr>
-          <w:rFonts w:ascii="Times New Roman" w:hAnsi="Times New Roman" w:cs="Times New Roman"/>
-          <w:b w:val="0"/>
-          <w:i w:val="0"/>
-          <w:sz w:val="24"/>
-        </w:rPr>
-        <w:t xml:space="preserve"> de início e término, para que correspondam estritamente ao primeiro e ao último dia de prestação efetivamente comprovados nos autos — </w:t>
-      </w:r>
-      <w:r>
-        <w:rPr>
-          <w:rFonts w:ascii="Times New Roman" w:hAnsi="Times New Roman" w:cs="Times New Roman"/>
-          <w:b w:val="0"/>
-          <w:i w:val="0"/>
-          <w:color w:val="FF0000"/>
-          <w:sz w:val="24"/>
-        </w:rPr>
-        <w:t>[DATA DO PRIMEIRO PAGAMENTO]</w:t>
-      </w:r>
-      <w:r>
-        <w:rPr>
-          <w:rFonts w:ascii="Times New Roman" w:hAnsi="Times New Roman" w:cs="Times New Roman"/>
-          <w:b w:val="0"/>
-          <w:i w:val="0"/>
-          <w:sz w:val="24"/>
-        </w:rPr>
-        <w:t xml:space="preserve"> e </w:t>
-      </w:r>
-      <w:r>
-        <w:rPr>
-          <w:rFonts w:ascii="Times New Roman" w:hAnsi="Times New Roman" w:cs="Times New Roman"/>
-          <w:b w:val="0"/>
-          <w:i w:val="0"/>
-          <w:color w:val="FF0000"/>
-          <w:sz w:val="24"/>
-        </w:rPr>
-        <w:t>[DATA DO ÚLTIMO PAGAMENTO]</w:t>
-      </w:r>
-      <w:r>
-        <w:rPr>
-          <w:rFonts w:ascii="Times New Roman" w:hAnsi="Times New Roman" w:cs="Times New Roman"/>
-          <w:b w:val="0"/>
-          <w:i w:val="0"/>
-          <w:sz w:val="24"/>
-        </w:rPr>
-        <w:t xml:space="preserve"> —, e não ao período contínuo alegado na inicial;</w:t>
+        <w:t>1.3. O ônus da prova é integralmente do Autor.</w:t>
+      </w:r>
+      <w:r>
+        <w:rPr>
+          <w:rFonts w:ascii="Times New Roman" w:hAnsi="Times New Roman" w:cs="Times New Roman"/>
+          <w:b w:val="0"/>
+          <w:i w:val="0"/>
+          <w:sz w:val="24"/>
+        </w:rPr>
+        <w:t xml:space="preserve"> O vínculo empregatício é </w:t>
+      </w:r>
+      <w:r>
+        <w:rPr>
+          <w:rFonts w:ascii="Times New Roman" w:hAnsi="Times New Roman" w:cs="Times New Roman"/>
+          <w:b/>
+          <w:i w:val="0"/>
+          <w:sz w:val="24"/>
+        </w:rPr>
+        <w:t>fato constitutivo do direito</w:t>
+      </w:r>
+      <w:r>
+        <w:rPr>
+          <w:rFonts w:ascii="Times New Roman" w:hAnsi="Times New Roman" w:cs="Times New Roman"/>
+          <w:b w:val="0"/>
+          <w:i w:val="0"/>
+          <w:sz w:val="24"/>
+        </w:rPr>
+        <w:t xml:space="preserve"> postulado, e seu ônus incumbe a quem alega (</w:t>
+      </w:r>
+      <w:r>
+        <w:rPr>
+          <w:rFonts w:ascii="Times New Roman" w:hAnsi="Times New Roman" w:cs="Times New Roman"/>
+          <w:b/>
+          <w:i w:val="0"/>
+          <w:sz w:val="24"/>
+        </w:rPr>
+        <w:t>art. 818, I, da CLT c/c art. 373, I, do CPC</w:t>
+      </w:r>
+      <w:r>
+        <w:rPr>
+          <w:rFonts w:ascii="Times New Roman" w:hAnsi="Times New Roman" w:cs="Times New Roman"/>
+          <w:b w:val="0"/>
+          <w:i w:val="0"/>
+          <w:sz w:val="24"/>
+        </w:rPr>
+        <w:t xml:space="preserve">). Não se aplica aqui qualquer presunção: a Reclamada não confessa a prestação subordinada — admite apenas a prestação </w:t>
+      </w:r>
+      <w:r>
+        <w:rPr>
+          <w:rFonts w:ascii="Times New Roman" w:hAnsi="Times New Roman" w:cs="Times New Roman"/>
+          <w:b/>
+          <w:i w:val="0"/>
+          <w:sz w:val="24"/>
+        </w:rPr>
+        <w:t>autônoma e eventual</w:t>
+      </w:r>
+      <w:r>
+        <w:rPr>
+          <w:rFonts w:ascii="Times New Roman" w:hAnsi="Times New Roman" w:cs="Times New Roman"/>
+          <w:b w:val="0"/>
+          <w:i w:val="0"/>
+          <w:sz w:val="24"/>
+        </w:rPr>
+        <w:t xml:space="preserve">, o que desloca integralmente para o Autor o encargo de demonstrar a habitualidade e a subordinação que alega. E, como demonstrado no Capítulo II, ele </w:t>
+      </w:r>
+      <w:r>
+        <w:rPr>
+          <w:rFonts w:ascii="Times New Roman" w:hAnsi="Times New Roman" w:cs="Times New Roman"/>
+          <w:b/>
+          <w:i w:val="0"/>
+          <w:sz w:val="24"/>
+        </w:rPr>
+        <w:t>nada produziu</w:t>
+      </w:r>
+      <w:r>
+        <w:rPr>
+          <w:rFonts w:ascii="Times New Roman" w:hAnsi="Times New Roman" w:cs="Times New Roman"/>
+          <w:b w:val="0"/>
+          <w:i w:val="0"/>
+          <w:sz w:val="24"/>
+        </w:rPr>
+        <w:t xml:space="preserve"> nesse sentido: seis fotografias de rede social, das quais </w:t>
+      </w:r>
+      <w:r>
+        <w:rPr>
+          <w:rFonts w:ascii="Times New Roman" w:hAnsi="Times New Roman" w:cs="Times New Roman"/>
+          <w:b/>
+          <w:i w:val="0"/>
+          <w:sz w:val="24"/>
+        </w:rPr>
+        <w:t>apenas uma</w:t>
+      </w:r>
+      <w:r>
+        <w:rPr>
+          <w:rFonts w:ascii="Times New Roman" w:hAnsi="Times New Roman" w:cs="Times New Roman"/>
+          <w:b w:val="0"/>
+          <w:i w:val="0"/>
+          <w:sz w:val="24"/>
+        </w:rPr>
+        <w:t xml:space="preserve"> o identifica, e um vídeo que a inicial sequer descreve.</w:t>
       </w:r>
     </w:p>
     <w:p/>
@@ -2287,48 +2633,20 @@
       <w:r>
         <w:rPr>
           <w:rFonts w:ascii="Times New Roman" w:hAnsi="Times New Roman" w:cs="Times New Roman"/>
-          <w:b w:val="0"/>
-          <w:i w:val="0"/>
-          <w:sz w:val="24"/>
-        </w:rPr>
-        <w:t xml:space="preserve">b) a fixação da base de cálculo no </w:t>
-      </w:r>
-      <w:r>
-        <w:rPr>
-          <w:rFonts w:ascii="Times New Roman" w:hAnsi="Times New Roman" w:cs="Times New Roman"/>
           <w:b/>
           <w:i w:val="0"/>
           <w:sz w:val="24"/>
         </w:rPr>
-        <w:t>salário normativo da categoria</w:t>
-      </w:r>
-      <w:r>
-        <w:rPr>
-          <w:rFonts w:ascii="Times New Roman" w:hAnsi="Times New Roman" w:cs="Times New Roman"/>
-          <w:b w:val="0"/>
-          <w:i w:val="0"/>
-          <w:sz w:val="24"/>
-        </w:rPr>
-        <w:t xml:space="preserve"> previsto na CCT da construção civil aplicável à função de servente </w:t>
-      </w:r>
-      <w:r>
-        <w:rPr>
-          <w:rFonts w:ascii="Times New Roman" w:hAnsi="Times New Roman" w:cs="Times New Roman"/>
-          <w:b w:val="0"/>
-          <w:i w:val="0"/>
-          <w:color w:val="FF0000"/>
-          <w:sz w:val="24"/>
-        </w:rPr>
-        <w:t>[CONFERIR CCT VIGENTE NO PERÍODO E A CLÁUSULA DO PISO]</w:t>
-      </w:r>
-      <w:r>
-        <w:rPr>
-          <w:rFonts w:ascii="Times New Roman" w:hAnsi="Times New Roman" w:cs="Times New Roman"/>
-          <w:b w:val="0"/>
-          <w:i w:val="0"/>
-          <w:sz w:val="24"/>
-        </w:rPr>
-        <w:t xml:space="preserve"> ou, na sua ausência ou impossibilidade de aferição, no </w:t>
+        <w:t>1.4. A alegação de "promessa de assinatura da CTPS" (item 5).</w:t>
+      </w:r>
+      <w:r>
+        <w:rPr>
+          <w:rFonts w:ascii="Times New Roman" w:hAnsi="Times New Roman" w:cs="Times New Roman"/>
+          <w:b w:val="0"/>
+          <w:i w:val="0"/>
+          <w:sz w:val="24"/>
+        </w:rPr>
+        <w:t xml:space="preserve"> Impugna-se especificamente. A Reclamada jamais prometeu registrar o Autor, jamais lhe atribuiu "período de experiência de 30 dias" e jamais recebeu dele dados para anotação de CTPS. A alegação é unilateral, não vem acompanhada de mensagem, formulário, ficha de dados ou testemunha identificada, e é logicamente incompatível com a alegação de que o próprio Autor teria "cobrado" o registro por meses seguidos sem jamais formalizar uma reclamação, uma notificação ou um registro sequer. Registre-se que o Autor é trabalhador experiente, com </w:t>
       </w:r>
       <w:r>
         <w:rPr>
@@ -2337,16 +2655,16 @@
           <w:i w:val="0"/>
           <w:sz w:val="24"/>
         </w:rPr>
-        <w:t>salário mínimo nacional</w:t>
-      </w:r>
-      <w:r>
-        <w:rPr>
-          <w:rFonts w:ascii="Times New Roman" w:hAnsi="Times New Roman" w:cs="Times New Roman"/>
-          <w:b w:val="0"/>
-          <w:i w:val="0"/>
-          <w:sz w:val="24"/>
-        </w:rPr>
-        <w:t xml:space="preserve"> (art. 76 da CLT) — jamais no valor de R$ 3.520,00, jamais comprovado;</w:t>
+        <w:t>três contratos formais anteriores</w:t>
+      </w:r>
+      <w:r>
+        <w:rPr>
+          <w:rFonts w:ascii="Times New Roman" w:hAnsi="Times New Roman" w:cs="Times New Roman"/>
+          <w:b w:val="0"/>
+          <w:i w:val="0"/>
+          <w:sz w:val="24"/>
+        </w:rPr>
+        <w:t xml:space="preserve"> anotados em CTPS Digital (ID cb8ddcc): sabia exatamente o que é registro em carteira e como cobrá-lo.</w:t>
       </w:r>
     </w:p>
     <w:p/>
@@ -2358,29 +2676,74 @@
       <w:r>
         <w:rPr>
           <w:rFonts w:ascii="Times New Roman" w:hAnsi="Times New Roman" w:cs="Times New Roman"/>
-          <w:b w:val="0"/>
-          <w:i w:val="0"/>
-          <w:sz w:val="24"/>
-        </w:rPr>
-        <w:t xml:space="preserve">c) que todas as verbas sejam calculadas </w:t>
-      </w:r>
-      <w:r>
-        <w:rPr>
-          <w:rFonts w:ascii="Times New Roman" w:hAnsi="Times New Roman" w:cs="Times New Roman"/>
           <w:b/>
           <w:i w:val="0"/>
           <w:sz w:val="24"/>
         </w:rPr>
-        <w:t>proporcionalmente aos dias efetivamente prestados e comprovados</w:t>
-      </w:r>
-      <w:r>
-        <w:rPr>
-          <w:rFonts w:ascii="Times New Roman" w:hAnsi="Times New Roman" w:cs="Times New Roman"/>
-          <w:b w:val="0"/>
-          <w:i w:val="0"/>
-          <w:sz w:val="24"/>
-        </w:rPr>
-        <w:t xml:space="preserve"> nos autos, e não de forma contínua e integral;</w:t>
+        <w:t>1.5. A impugnação do salário alegado.</w:t>
+      </w:r>
+      <w:r>
+        <w:rPr>
+          <w:rFonts w:ascii="Times New Roman" w:hAnsi="Times New Roman" w:cs="Times New Roman"/>
+          <w:b w:val="0"/>
+          <w:i w:val="0"/>
+          <w:sz w:val="24"/>
+        </w:rPr>
+        <w:t xml:space="preserve"> Impugna-se veementemente o alegado salário mensal de R$ 3.520,00. O valor não foi ajustado, não foi pago e não tem lastro documental algum — é construção aritmética do Autor, obtida pela multiplicação de R$ 160,00 por 22 dias, premissa que a própria inicial destrói ao admitir dias sem trabalho e sem pagamento (item 16) e ao pressupor, no pedido da letra "d", apenas 100 dias de prestação em cinco meses. Como demonstrado no item II.2, a CTPS juntada pelo próprio Autor registra sua última remuneração formal em </w:t>
+      </w:r>
+      <w:r>
+        <w:rPr>
+          <w:rFonts w:ascii="Times New Roman" w:hAnsi="Times New Roman" w:cs="Times New Roman"/>
+          <w:b/>
+          <w:i w:val="0"/>
+          <w:sz w:val="24"/>
+        </w:rPr>
+        <w:t>R$ 9,09 por hora</w:t>
+      </w:r>
+      <w:r>
+        <w:rPr>
+          <w:rFonts w:ascii="Times New Roman" w:hAnsi="Times New Roman" w:cs="Times New Roman"/>
+          <w:b w:val="0"/>
+          <w:i w:val="0"/>
+          <w:sz w:val="24"/>
+        </w:rPr>
+        <w:t xml:space="preserve"> — o que confirma que os R$ 160,00 diários correspondiam a </w:t>
+      </w:r>
+      <w:r>
+        <w:rPr>
+          <w:rFonts w:ascii="Times New Roman" w:hAnsi="Times New Roman" w:cs="Times New Roman"/>
+          <w:b/>
+          <w:i w:val="0"/>
+          <w:sz w:val="24"/>
+        </w:rPr>
+        <w:t>diária de prestador autônomo</w:t>
+      </w:r>
+      <w:r>
+        <w:rPr>
+          <w:rFonts w:ascii="Times New Roman" w:hAnsi="Times New Roman" w:cs="Times New Roman"/>
+          <w:b w:val="0"/>
+          <w:i w:val="0"/>
+          <w:sz w:val="24"/>
+        </w:rPr>
+        <w:t xml:space="preserve">, e não a salário de servente. O valor da contraprestação é </w:t>
+      </w:r>
+      <w:r>
+        <w:rPr>
+          <w:rFonts w:ascii="Times New Roman" w:hAnsi="Times New Roman" w:cs="Times New Roman"/>
+          <w:b/>
+          <w:i w:val="0"/>
+          <w:sz w:val="24"/>
+        </w:rPr>
+        <w:t>fato constitutivo do direito do Autor</w:t>
+      </w:r>
+      <w:r>
+        <w:rPr>
+          <w:rFonts w:ascii="Times New Roman" w:hAnsi="Times New Roman" w:cs="Times New Roman"/>
+          <w:b w:val="0"/>
+          <w:i w:val="0"/>
+          <w:sz w:val="24"/>
+        </w:rPr>
+        <w:t xml:space="preserve"> (art. 818, I, da CLT c/c art. 373, I, do CPC), e dele não se desincumbiu.</w:t>
       </w:r>
     </w:p>
     <w:p/>
@@ -2392,29 +2755,20 @@
       <w:r>
         <w:rPr>
           <w:rFonts w:ascii="Times New Roman" w:hAnsi="Times New Roman" w:cs="Times New Roman"/>
-          <w:b w:val="0"/>
-          <w:i w:val="0"/>
-          <w:sz w:val="24"/>
-        </w:rPr>
-        <w:t xml:space="preserve">d) quanto ao </w:t>
-      </w:r>
-      <w:r>
-        <w:rPr>
-          <w:rFonts w:ascii="Times New Roman" w:hAnsi="Times New Roman" w:cs="Times New Roman"/>
           <w:b/>
           <w:i w:val="0"/>
           <w:sz w:val="24"/>
         </w:rPr>
-        <w:t>RSR e aos feriados</w:t>
-      </w:r>
-      <w:r>
-        <w:rPr>
-          <w:rFonts w:ascii="Times New Roman" w:hAnsi="Times New Roman" w:cs="Times New Roman"/>
-          <w:b w:val="0"/>
-          <w:i w:val="0"/>
-          <w:sz w:val="24"/>
-        </w:rPr>
-        <w:t xml:space="preserve">: sendo a contraprestação ajustada por diária fechada, o valor pago por dia já remunerava integralmente o serviço prestado, de modo que a pretensão de repouso semanal remunerado destacado sobre diárias configura </w:t>
+        <w:t>1.6. Da anotação de CTPS.</w:t>
+      </w:r>
+      <w:r>
+        <w:rPr>
+          <w:rFonts w:ascii="Times New Roman" w:hAnsi="Times New Roman" w:cs="Times New Roman"/>
+          <w:b w:val="0"/>
+          <w:i w:val="0"/>
+          <w:sz w:val="24"/>
+        </w:rPr>
+        <w:t xml:space="preserve"> Improcedente por decorrência lógica: inexistindo vínculo de emprego, não há anotação a determinar. Subsidiariamente, caso reconhecido eventual liame, requer-se que a anotação observe </w:t>
       </w:r>
       <w:r>
         <w:rPr>
@@ -2423,16 +2777,16 @@
           <w:i w:val="0"/>
           <w:sz w:val="24"/>
         </w:rPr>
-        <w:t>*bis in idem</w:t>
-      </w:r>
-      <w:r>
-        <w:rPr>
-          <w:rFonts w:ascii="Times New Roman" w:hAnsi="Times New Roman" w:cs="Times New Roman"/>
-          <w:b w:val="0"/>
-          <w:i w:val="0"/>
-          <w:sz w:val="24"/>
-        </w:rPr>
-        <w:t>* e enriquecimento sem causa (art. 884 do Código Civil);</w:t>
+        <w:t>estritamente</w:t>
+      </w:r>
+      <w:r>
+        <w:rPr>
+          <w:rFonts w:ascii="Times New Roman" w:hAnsi="Times New Roman" w:cs="Times New Roman"/>
+          <w:b w:val="0"/>
+          <w:i w:val="0"/>
+          <w:sz w:val="24"/>
+        </w:rPr>
+        <w:t xml:space="preserve"> o período e a função reconhecidos em sentença, com prazo razoável para cumprimento, sem multa diária e com a possibilidade de suprimento pela Secretaria do Juízo (art. 39, § 1º, da CLT).</w:t>
       </w:r>
     </w:p>
     <w:p/>
@@ -2444,29 +2798,74 @@
       <w:r>
         <w:rPr>
           <w:rFonts w:ascii="Times New Roman" w:hAnsi="Times New Roman" w:cs="Times New Roman"/>
-          <w:b w:val="0"/>
-          <w:i w:val="0"/>
-          <w:sz w:val="24"/>
-        </w:rPr>
-        <w:t xml:space="preserve">e) a </w:t>
-      </w:r>
-      <w:r>
-        <w:rPr>
-          <w:rFonts w:ascii="Times New Roman" w:hAnsi="Times New Roman" w:cs="Times New Roman"/>
           <w:b/>
           <w:i w:val="0"/>
           <w:sz w:val="24"/>
         </w:rPr>
-        <w:t>dedução integral</w:t>
-      </w:r>
-      <w:r>
-        <w:rPr>
-          <w:rFonts w:ascii="Times New Roman" w:hAnsi="Times New Roman" w:cs="Times New Roman"/>
-          <w:b w:val="0"/>
-          <w:i w:val="0"/>
-          <w:sz w:val="24"/>
-        </w:rPr>
-        <w:t xml:space="preserve"> de todos os valores já pagos ao Autor a qualquer título (art. 767 da CLT).</w:t>
+        <w:t>1.7. Impugnação do valor do pedido "a".</w:t>
+      </w:r>
+      <w:r>
+        <w:rPr>
+          <w:rFonts w:ascii="Times New Roman" w:hAnsi="Times New Roman" w:cs="Times New Roman"/>
+          <w:b w:val="0"/>
+          <w:i w:val="0"/>
+          <w:sz w:val="24"/>
+        </w:rPr>
+        <w:t xml:space="preserve"> Impugna-se o valor de </w:t>
+      </w:r>
+      <w:r>
+        <w:rPr>
+          <w:rFonts w:ascii="Times New Roman" w:hAnsi="Times New Roman" w:cs="Times New Roman"/>
+          <w:b/>
+          <w:i w:val="0"/>
+          <w:sz w:val="24"/>
+        </w:rPr>
+        <w:t>R$ 10.509,55</w:t>
+      </w:r>
+      <w:r>
+        <w:rPr>
+          <w:rFonts w:ascii="Times New Roman" w:hAnsi="Times New Roman" w:cs="Times New Roman"/>
+          <w:b w:val="0"/>
+          <w:i w:val="0"/>
+          <w:sz w:val="24"/>
+        </w:rPr>
+        <w:t xml:space="preserve"> e cada uma de suas parcelas — aviso prévio (R$ 3.520,00), férias proporcionais com 1/3 (R$ 2.340,80), gratificação natalina (R$ 2.053,33), RSR, feriados e FGTS com 40% (R$ 2.595,42) —, por assentarem em premissa fática falsa (o vínculo e o salário mensal inexistentes) e por virem </w:t>
+      </w:r>
+      <w:r>
+        <w:rPr>
+          <w:rFonts w:ascii="Times New Roman" w:hAnsi="Times New Roman" w:cs="Times New Roman"/>
+          <w:b/>
+          <w:i w:val="0"/>
+          <w:sz w:val="24"/>
+        </w:rPr>
+        <w:t>sem qualquer memória de cálculo</w:t>
+      </w:r>
+      <w:r>
+        <w:rPr>
+          <w:rFonts w:ascii="Times New Roman" w:hAnsi="Times New Roman" w:cs="Times New Roman"/>
+          <w:b w:val="0"/>
+          <w:i w:val="0"/>
+          <w:sz w:val="24"/>
+        </w:rPr>
+        <w:t xml:space="preserve">: não se indicam os avos, o número de dias nem a base de incidência. Note-se, ainda, que RSR e feriados são postulados </w:t>
+      </w:r>
+      <w:r>
+        <w:rPr>
+          <w:rFonts w:ascii="Times New Roman" w:hAnsi="Times New Roman" w:cs="Times New Roman"/>
+          <w:b/>
+          <w:i w:val="0"/>
+          <w:sz w:val="24"/>
+        </w:rPr>
+        <w:t>sem qualquer valor destacado</w:t>
+      </w:r>
+      <w:r>
+        <w:rPr>
+          <w:rFonts w:ascii="Times New Roman" w:hAnsi="Times New Roman" w:cs="Times New Roman"/>
+          <w:b w:val="0"/>
+          <w:i w:val="0"/>
+          <w:sz w:val="24"/>
+        </w:rPr>
+        <w:t>, em pedido manifestamente indeterminado.</w:t>
       </w:r>
     </w:p>
     <w:p/>
@@ -2482,34 +2881,16 @@
           <w:i w:val="0"/>
           <w:sz w:val="24"/>
         </w:rPr>
-        <w:t>1.9. Transição para as teses subsidiárias.</w:t>
-      </w:r>
-      <w:r>
-        <w:rPr>
-          <w:rFonts w:ascii="Times New Roman" w:hAnsi="Times New Roman" w:cs="Times New Roman"/>
-          <w:b w:val="0"/>
-          <w:i w:val="0"/>
-          <w:sz w:val="24"/>
-        </w:rPr>
-        <w:t xml:space="preserve"> Caso superada a tese autônoma de prestação de serviços eventuais e autônomos por "bicos" — o que se admite estritamente pelo princípio da eventualidade defensiva (</w:t>
-      </w:r>
-      <w:r>
-        <w:rPr>
-          <w:rFonts w:ascii="Times New Roman" w:hAnsi="Times New Roman" w:cs="Times New Roman"/>
-          <w:b/>
-          <w:i w:val="0"/>
-          <w:sz w:val="24"/>
-        </w:rPr>
-        <w:t>art. 336 do CPC</w:t>
-      </w:r>
-      <w:r>
-        <w:rPr>
-          <w:rFonts w:ascii="Times New Roman" w:hAnsi="Times New Roman" w:cs="Times New Roman"/>
-          <w:b w:val="0"/>
-          <w:i w:val="0"/>
-          <w:sz w:val="24"/>
-        </w:rPr>
-        <w:t>) —, passa-se à contestação pormenorizada de cada verba pleiteada pela parte Autora.</w:t>
+        <w:t>1.8. Teses subsidiárias, pelo princípio da eventualidade (art. 336 do CPC).</w:t>
+      </w:r>
+      <w:r>
+        <w:rPr>
+          <w:rFonts w:ascii="Times New Roman" w:hAnsi="Times New Roman" w:cs="Times New Roman"/>
+          <w:b w:val="0"/>
+          <w:i w:val="0"/>
+          <w:sz w:val="24"/>
+        </w:rPr>
+        <w:t xml:space="preserve"> Na remota hipótese de reconhecimento de liame empregatício, requer-se desde já:</w:t>
       </w:r>
     </w:p>
     <w:p/>
@@ -2525,7 +2906,63 @@
           <w:i w:val="0"/>
           <w:sz w:val="24"/>
         </w:rPr>
-        <w:t>2. Da inexistência de dispensa e da improcedência da rescisão indireta (itens 6, 7 e capítulo "Do Rompimento de Vínculo" — pedido da letra "b")</w:t>
+        <w:t xml:space="preserve">a) a </w:t>
+      </w:r>
+      <w:r>
+        <w:rPr>
+          <w:rFonts w:ascii="Times New Roman" w:hAnsi="Times New Roman" w:cs="Times New Roman"/>
+          <w:b/>
+          <w:i w:val="0"/>
+          <w:sz w:val="24"/>
+        </w:rPr>
+        <w:t>retificação das datas</w:t>
+      </w:r>
+      <w:r>
+        <w:rPr>
+          <w:rFonts w:ascii="Times New Roman" w:hAnsi="Times New Roman" w:cs="Times New Roman"/>
+          <w:b w:val="0"/>
+          <w:i w:val="0"/>
+          <w:sz w:val="24"/>
+        </w:rPr>
+        <w:t xml:space="preserve"> de início e término, para que correspondam estritamente ao primeiro e ao último dia de prestação efetivamente comprovados nos autos — </w:t>
+      </w:r>
+      <w:r>
+        <w:rPr>
+          <w:rFonts w:ascii="Times New Roman" w:hAnsi="Times New Roman" w:cs="Times New Roman"/>
+          <w:b w:val="0"/>
+          <w:i w:val="0"/>
+          <w:color w:val="FF0000"/>
+          <w:sz w:val="24"/>
+        </w:rPr>
+        <w:t>[DATA DO PRIMEIRO PAGAMENTO]</w:t>
+      </w:r>
+      <w:r>
+        <w:rPr>
+          <w:rFonts w:ascii="Times New Roman" w:hAnsi="Times New Roman" w:cs="Times New Roman"/>
+          <w:b w:val="0"/>
+          <w:i w:val="0"/>
+          <w:sz w:val="24"/>
+        </w:rPr>
+        <w:t xml:space="preserve"> e </w:t>
+      </w:r>
+      <w:r>
+        <w:rPr>
+          <w:rFonts w:ascii="Times New Roman" w:hAnsi="Times New Roman" w:cs="Times New Roman"/>
+          <w:b w:val="0"/>
+          <w:i w:val="0"/>
+          <w:color w:val="FF0000"/>
+          <w:sz w:val="24"/>
+        </w:rPr>
+        <w:t>[DATA DO ÚLTIMO PAGAMENTO]</w:t>
+      </w:r>
+      <w:r>
+        <w:rPr>
+          <w:rFonts w:ascii="Times New Roman" w:hAnsi="Times New Roman" w:cs="Times New Roman"/>
+          <w:b w:val="0"/>
+          <w:i w:val="0"/>
+          <w:sz w:val="24"/>
+        </w:rPr>
+        <w:t xml:space="preserve"> —, e não ao período contínuo alegado na inicial;</w:t>
       </w:r>
     </w:p>
     <w:p/>
@@ -2541,7 +2978,7 @@
           <w:i w:val="0"/>
           <w:sz w:val="24"/>
         </w:rPr>
-        <w:t xml:space="preserve">Não havendo contrato de emprego, </w:t>
+        <w:t xml:space="preserve">b) a fixação da base de cálculo no </w:t>
       </w:r>
       <w:r>
         <w:rPr>
@@ -2550,16 +2987,53 @@
           <w:i w:val="0"/>
           <w:sz w:val="24"/>
         </w:rPr>
-        <w:t>não há modalidade de extinção a declarar</w:t>
-      </w:r>
-      <w:r>
-        <w:rPr>
-          <w:rFonts w:ascii="Times New Roman" w:hAnsi="Times New Roman" w:cs="Times New Roman"/>
-          <w:b w:val="0"/>
-          <w:i w:val="0"/>
-          <w:sz w:val="24"/>
-        </w:rPr>
-        <w:t>: não houve dispensa sem justa causa, nem rescisão indireta, nem aviso prévio devido. A cessação das chamadas para novas tarefas é consequência natural do término da demanda de serviço, e não ato de dispensa.</w:t>
+        <w:t>salário normativo da categoria</w:t>
+      </w:r>
+      <w:r>
+        <w:rPr>
+          <w:rFonts w:ascii="Times New Roman" w:hAnsi="Times New Roman" w:cs="Times New Roman"/>
+          <w:b w:val="0"/>
+          <w:i w:val="0"/>
+          <w:sz w:val="24"/>
+        </w:rPr>
+        <w:t xml:space="preserve"> previsto na CCT da construção civil aplicável à função de servente </w:t>
+      </w:r>
+      <w:r>
+        <w:rPr>
+          <w:rFonts w:ascii="Times New Roman" w:hAnsi="Times New Roman" w:cs="Times New Roman"/>
+          <w:b w:val="0"/>
+          <w:i w:val="0"/>
+          <w:color w:val="FF0000"/>
+          <w:sz w:val="24"/>
+        </w:rPr>
+        <w:t>[CONFERIR CCT VIGENTE NO PERÍODO E A CLÁUSULA DO PISO]</w:t>
+      </w:r>
+      <w:r>
+        <w:rPr>
+          <w:rFonts w:ascii="Times New Roman" w:hAnsi="Times New Roman" w:cs="Times New Roman"/>
+          <w:b w:val="0"/>
+          <w:i w:val="0"/>
+          <w:sz w:val="24"/>
+        </w:rPr>
+        <w:t xml:space="preserve"> ou, na sua ausência ou impossibilidade de aferição, no </w:t>
+      </w:r>
+      <w:r>
+        <w:rPr>
+          <w:rFonts w:ascii="Times New Roman" w:hAnsi="Times New Roman" w:cs="Times New Roman"/>
+          <w:b/>
+          <w:i w:val="0"/>
+          <w:sz w:val="24"/>
+        </w:rPr>
+        <w:t>salário mínimo nacional</w:t>
+      </w:r>
+      <w:r>
+        <w:rPr>
+          <w:rFonts w:ascii="Times New Roman" w:hAnsi="Times New Roman" w:cs="Times New Roman"/>
+          <w:b w:val="0"/>
+          <w:i w:val="0"/>
+          <w:sz w:val="24"/>
+        </w:rPr>
+        <w:t xml:space="preserve"> (art. 76 da CLT) — jamais no valor de R$ 3.520,00, jamais comprovado;</w:t>
       </w:r>
     </w:p>
     <w:p/>
@@ -2575,7 +3049,7 @@
           <w:i w:val="0"/>
           <w:sz w:val="24"/>
         </w:rPr>
-        <w:t xml:space="preserve">Impugna-se especificamente a narrativa dos itens 6 e 7: a Reclamada não comunicou "dispensa" ao Autor, não determinou que ele "desse um tempo" e não lhe negou verbas rescisórias — que sequer seriam devidas. Impugna-se, igualmente e com veemência, a afirmação genérica e ofensiva de que a empresa "não paga as verbas rescisórias nem mesmo para os funcionários com registro em carteira de trabalho": trata-se de alegação </w:t>
+        <w:t xml:space="preserve">c) que todas as verbas sejam calculadas </w:t>
       </w:r>
       <w:r>
         <w:rPr>
@@ -2584,16 +3058,16 @@
           <w:i w:val="0"/>
           <w:sz w:val="24"/>
         </w:rPr>
-        <w:t>desacompanhada de um único elemento de prova</w:t>
-      </w:r>
-      <w:r>
-        <w:rPr>
-          <w:rFonts w:ascii="Times New Roman" w:hAnsi="Times New Roman" w:cs="Times New Roman"/>
-          <w:b w:val="0"/>
-          <w:i w:val="0"/>
-          <w:sz w:val="24"/>
-        </w:rPr>
-        <w:t>, lançada sem indicação de nome, período ou processo, e que a Reclamada repele integralmente.</w:t>
+        <w:t>proporcionalmente aos dias efetivamente prestados e comprovados</w:t>
+      </w:r>
+      <w:r>
+        <w:rPr>
+          <w:rFonts w:ascii="Times New Roman" w:hAnsi="Times New Roman" w:cs="Times New Roman"/>
+          <w:b w:val="0"/>
+          <w:i w:val="0"/>
+          <w:sz w:val="24"/>
+        </w:rPr>
+        <w:t xml:space="preserve"> nos autos, e não de forma contínua e integral;</w:t>
       </w:r>
     </w:p>
     <w:p/>
@@ -2609,7 +3083,7 @@
           <w:i w:val="0"/>
           <w:sz w:val="24"/>
         </w:rPr>
-        <w:t xml:space="preserve">Quanto ao pedido </w:t>
+        <w:t xml:space="preserve">d) quanto ao </w:t>
       </w:r>
       <w:r>
         <w:rPr>
@@ -2618,16 +3092,34 @@
           <w:i w:val="0"/>
           <w:sz w:val="24"/>
         </w:rPr>
-        <w:t>alternativo</w:t>
-      </w:r>
-      <w:r>
-        <w:rPr>
-          <w:rFonts w:ascii="Times New Roman" w:hAnsi="Times New Roman" w:cs="Times New Roman"/>
-          <w:b w:val="0"/>
-          <w:i w:val="0"/>
-          <w:sz w:val="24"/>
-        </w:rPr>
-        <w:t xml:space="preserve"> de rescisão indireta (letra "b"), fundado na alínea "d" do art. 483 da CLT, a improcedência é ainda mais evidente:</w:t>
+        <w:t>RSR e aos feriados</w:t>
+      </w:r>
+      <w:r>
+        <w:rPr>
+          <w:rFonts w:ascii="Times New Roman" w:hAnsi="Times New Roman" w:cs="Times New Roman"/>
+          <w:b w:val="0"/>
+          <w:i w:val="0"/>
+          <w:sz w:val="24"/>
+        </w:rPr>
+        <w:t xml:space="preserve">: sendo a contraprestação ajustada por diária fechada, o valor pago por dia já remunerava integralmente o serviço prestado, de modo que a pretensão de repouso semanal remunerado destacado sobre diárias configura </w:t>
+      </w:r>
+      <w:r>
+        <w:rPr>
+          <w:rFonts w:ascii="Times New Roman" w:hAnsi="Times New Roman" w:cs="Times New Roman"/>
+          <w:b/>
+          <w:i w:val="0"/>
+          <w:sz w:val="24"/>
+        </w:rPr>
+        <w:t>*bis in idem</w:t>
+      </w:r>
+      <w:r>
+        <w:rPr>
+          <w:rFonts w:ascii="Times New Roman" w:hAnsi="Times New Roman" w:cs="Times New Roman"/>
+          <w:b w:val="0"/>
+          <w:i w:val="0"/>
+          <w:sz w:val="24"/>
+        </w:rPr>
+        <w:t>* e enriquecimento sem causa (art. 884 do Código Civil);</w:t>
       </w:r>
     </w:p>
     <w:p/>
@@ -2643,7 +3135,7 @@
           <w:i w:val="0"/>
           <w:sz w:val="24"/>
         </w:rPr>
-        <w:t xml:space="preserve">a) a rescisão indireta pressupõe </w:t>
+        <w:t xml:space="preserve">e) a </w:t>
       </w:r>
       <w:r>
         <w:rPr>
@@ -2652,16 +3144,16 @@
           <w:i w:val="0"/>
           <w:sz w:val="24"/>
         </w:rPr>
-        <w:t>contrato de emprego em curso</w:t>
-      </w:r>
-      <w:r>
-        <w:rPr>
-          <w:rFonts w:ascii="Times New Roman" w:hAnsi="Times New Roman" w:cs="Times New Roman"/>
-          <w:b w:val="0"/>
-          <w:i w:val="0"/>
-          <w:sz w:val="24"/>
-        </w:rPr>
-        <w:t xml:space="preserve"> — inexistente na espécie;</w:t>
+        <w:t>dedução integral</w:t>
+      </w:r>
+      <w:r>
+        <w:rPr>
+          <w:rFonts w:ascii="Times New Roman" w:hAnsi="Times New Roman" w:cs="Times New Roman"/>
+          <w:b w:val="0"/>
+          <w:i w:val="0"/>
+          <w:sz w:val="24"/>
+        </w:rPr>
+        <w:t xml:space="preserve"> de todos os valores já pagos ao Autor a qualquer título (art. 767 da CLT).</w:t>
       </w:r>
     </w:p>
     <w:p/>
@@ -2673,29 +3165,20 @@
       <w:r>
         <w:rPr>
           <w:rFonts w:ascii="Times New Roman" w:hAnsi="Times New Roman" w:cs="Times New Roman"/>
-          <w:b w:val="0"/>
-          <w:i w:val="0"/>
-          <w:sz w:val="24"/>
-        </w:rPr>
-        <w:t xml:space="preserve">b) pressupõe </w:t>
-      </w:r>
-      <w:r>
-        <w:rPr>
-          <w:rFonts w:ascii="Times New Roman" w:hAnsi="Times New Roman" w:cs="Times New Roman"/>
           <w:b/>
           <w:i w:val="0"/>
           <w:sz w:val="24"/>
         </w:rPr>
-        <w:t>falta grave do empregador</w:t>
-      </w:r>
-      <w:r>
-        <w:rPr>
-          <w:rFonts w:ascii="Times New Roman" w:hAnsi="Times New Roman" w:cs="Times New Roman"/>
-          <w:b w:val="0"/>
-          <w:i w:val="0"/>
-          <w:sz w:val="24"/>
-        </w:rPr>
-        <w:t xml:space="preserve">, provada de forma inequívoca pelo empregado (art. 818, I, da CLT), apta a tornar imediatamente insustentável a continuidade do vínculo. A ausência de anotação de CTPS de vínculo que </w:t>
+        <w:t>1.9. Transição para as teses subsidiárias.</w:t>
+      </w:r>
+      <w:r>
+        <w:rPr>
+          <w:rFonts w:ascii="Times New Roman" w:hAnsi="Times New Roman" w:cs="Times New Roman"/>
+          <w:b w:val="0"/>
+          <w:i w:val="0"/>
+          <w:sz w:val="24"/>
+        </w:rPr>
+        <w:t xml:space="preserve"> Caso superada a tese autônoma de prestação de serviços eventuais e autônomos por "bicos" — o que se admite estritamente pelo princípio da eventualidade defensiva (</w:t>
       </w:r>
       <w:r>
         <w:rPr>
@@ -2704,16 +3187,16 @@
           <w:i w:val="0"/>
           <w:sz w:val="24"/>
         </w:rPr>
-        <w:t>nunca existiu</w:t>
-      </w:r>
-      <w:r>
-        <w:rPr>
-          <w:rFonts w:ascii="Times New Roman" w:hAnsi="Times New Roman" w:cs="Times New Roman"/>
-          <w:b w:val="0"/>
-          <w:i w:val="0"/>
-          <w:sz w:val="24"/>
-        </w:rPr>
-        <w:t xml:space="preserve"> não é falta grave alguma;</w:t>
+        <w:t>art. 336 do CPC</w:t>
+      </w:r>
+      <w:r>
+        <w:rPr>
+          <w:rFonts w:ascii="Times New Roman" w:hAnsi="Times New Roman" w:cs="Times New Roman"/>
+          <w:b w:val="0"/>
+          <w:i w:val="0"/>
+          <w:sz w:val="24"/>
+        </w:rPr>
+        <w:t>) —, passa-se à contestação pormenorizada de cada verba pleiteada pela parte Autora.</w:t>
       </w:r>
     </w:p>
     <w:p/>
@@ -2729,25 +3212,7 @@
           <w:i w:val="0"/>
           <w:sz w:val="24"/>
         </w:rPr>
-        <w:t xml:space="preserve">c) pressupõe </w:t>
-      </w:r>
-      <w:r>
-        <w:rPr>
-          <w:rFonts w:ascii="Times New Roman" w:hAnsi="Times New Roman" w:cs="Times New Roman"/>
-          <w:b/>
-          <w:i w:val="0"/>
-          <w:sz w:val="24"/>
-        </w:rPr>
-        <w:t>imediatidade</w:t>
-      </w:r>
-      <w:r>
-        <w:rPr>
-          <w:rFonts w:ascii="Times New Roman" w:hAnsi="Times New Roman" w:cs="Times New Roman"/>
-          <w:b w:val="0"/>
-          <w:i w:val="0"/>
-          <w:sz w:val="24"/>
-        </w:rPr>
-        <w:t>. O próprio Autor afirma ter tomado conhecimento da ausência de registro já em fevereiro de 2026 e ter permanecido prestando serviços por mais de quatro meses, sem qualquer notificação extrajudicial, reclamação formal ou providência — conduta frontalmente incompatível com a alegação de situação insustentável;</w:t>
+        <w:t>2. Da inexistência de dispensa e da improcedência da rescisão indireta (itens 6, 7 e capítulo "Do Rompimento de Vínculo" — pedido da letra "b")</w:t>
       </w:r>
     </w:p>
     <w:p/>
@@ -2763,7 +3228,7 @@
           <w:i w:val="0"/>
           <w:sz w:val="24"/>
         </w:rPr>
-        <w:t xml:space="preserve">d) além disso, o pedido é </w:t>
+        <w:t xml:space="preserve">Não havendo contrato de emprego, </w:t>
       </w:r>
       <w:r>
         <w:rPr>
@@ -2772,16 +3237,16 @@
           <w:i w:val="0"/>
           <w:sz w:val="24"/>
         </w:rPr>
-        <w:t>logicamente contraditório</w:t>
-      </w:r>
-      <w:r>
-        <w:rPr>
-          <w:rFonts w:ascii="Times New Roman" w:hAnsi="Times New Roman" w:cs="Times New Roman"/>
-          <w:b w:val="0"/>
-          <w:i w:val="0"/>
-          <w:sz w:val="24"/>
-        </w:rPr>
-        <w:t xml:space="preserve"> com a causa de pedir principal: o item 7 afirma categoricamente que "a iniciativa da demissão foi do empregador", e o capítulo seguinte pede o reconhecimento de que a iniciativa teria sido do próprio Autor por culpa da empresa. Ainda que se admita a formulação subsidiária (art. 326 do CPC), a contradição revela a fragilidade da narrativa fática.</w:t>
+        <w:t>não há modalidade de extinção a declarar</w:t>
+      </w:r>
+      <w:r>
+        <w:rPr>
+          <w:rFonts w:ascii="Times New Roman" w:hAnsi="Times New Roman" w:cs="Times New Roman"/>
+          <w:b w:val="0"/>
+          <w:i w:val="0"/>
+          <w:sz w:val="24"/>
+        </w:rPr>
+        <w:t>: não houve dispensa sem justa causa, nem rescisão indireta, nem aviso prévio devido. A cessação das chamadas para novas tarefas é consequência natural do término da demanda de serviço, e não ato de dispensa.</w:t>
       </w:r>
     </w:p>
     <w:p/>
@@ -2797,7 +3262,25 @@
           <w:i w:val="0"/>
           <w:sz w:val="24"/>
         </w:rPr>
-        <w:t>3. Da inexistência de horas extras (itens 11 a 13 — pedido da letra "c")</w:t>
+        <w:t xml:space="preserve">Impugna-se especificamente a narrativa dos itens 6 e 7: a Reclamada não comunicou "dispensa" ao Autor, não determinou que ele "desse um tempo" e não lhe negou verbas rescisórias — que sequer seriam devidas. Impugna-se, igualmente e com veemência, a afirmação genérica e ofensiva de que a empresa "não paga as verbas rescisórias nem mesmo para os funcionários com registro em carteira de trabalho": trata-se de alegação </w:t>
+      </w:r>
+      <w:r>
+        <w:rPr>
+          <w:rFonts w:ascii="Times New Roman" w:hAnsi="Times New Roman" w:cs="Times New Roman"/>
+          <w:b/>
+          <w:i w:val="0"/>
+          <w:sz w:val="24"/>
+        </w:rPr>
+        <w:t>desacompanhada de um único elemento de prova</w:t>
+      </w:r>
+      <w:r>
+        <w:rPr>
+          <w:rFonts w:ascii="Times New Roman" w:hAnsi="Times New Roman" w:cs="Times New Roman"/>
+          <w:b w:val="0"/>
+          <w:i w:val="0"/>
+          <w:sz w:val="24"/>
+        </w:rPr>
+        <w:t>, lançada sem indicação de nome, período ou processo, e que a Reclamada repele integralmente.</w:t>
       </w:r>
     </w:p>
     <w:p/>
@@ -2813,7 +3296,25 @@
           <w:i w:val="0"/>
           <w:sz w:val="24"/>
         </w:rPr>
-        <w:t>Impugna-se integralmente a alegação de labor extraordinário.</w:t>
+        <w:t xml:space="preserve">Quanto ao pedido </w:t>
+      </w:r>
+      <w:r>
+        <w:rPr>
+          <w:rFonts w:ascii="Times New Roman" w:hAnsi="Times New Roman" w:cs="Times New Roman"/>
+          <w:b/>
+          <w:i w:val="0"/>
+          <w:sz w:val="24"/>
+        </w:rPr>
+        <w:t>alternativo</w:t>
+      </w:r>
+      <w:r>
+        <w:rPr>
+          <w:rFonts w:ascii="Times New Roman" w:hAnsi="Times New Roman" w:cs="Times New Roman"/>
+          <w:b w:val="0"/>
+          <w:i w:val="0"/>
+          <w:sz w:val="24"/>
+        </w:rPr>
+        <w:t xml:space="preserve"> de rescisão indireta (letra "b"), fundado na alínea "d" do art. 483 da CLT, a improcedência é ainda mais evidente:</w:t>
       </w:r>
     </w:p>
     <w:p/>
@@ -2825,38 +3326,29 @@
       <w:r>
         <w:rPr>
           <w:rFonts w:ascii="Times New Roman" w:hAnsi="Times New Roman" w:cs="Times New Roman"/>
+          <w:b w:val="0"/>
+          <w:i w:val="0"/>
+          <w:sz w:val="24"/>
+        </w:rPr>
+        <w:t xml:space="preserve">a) a rescisão indireta pressupõe </w:t>
+      </w:r>
+      <w:r>
+        <w:rPr>
+          <w:rFonts w:ascii="Times New Roman" w:hAnsi="Times New Roman" w:cs="Times New Roman"/>
           <w:b/>
           <w:i w:val="0"/>
           <w:sz w:val="24"/>
         </w:rPr>
-        <w:t>3.1. Autonomia do prestador eventual.</w:t>
-      </w:r>
-      <w:r>
-        <w:rPr>
-          <w:rFonts w:ascii="Times New Roman" w:hAnsi="Times New Roman" w:cs="Times New Roman"/>
-          <w:b w:val="0"/>
-          <w:i w:val="0"/>
-          <w:sz w:val="24"/>
-        </w:rPr>
-        <w:t xml:space="preserve"> Prestadores de serviço autônomos, contratados por tarefa e por diária, executam o serviço com </w:t>
-      </w:r>
-      <w:r>
-        <w:rPr>
-          <w:rFonts w:ascii="Times New Roman" w:hAnsi="Times New Roman" w:cs="Times New Roman"/>
-          <w:b/>
-          <w:i w:val="0"/>
-          <w:sz w:val="24"/>
-        </w:rPr>
-        <w:t>total autonomia e liberdade de horários</w:t>
-      </w:r>
-      <w:r>
-        <w:rPr>
-          <w:rFonts w:ascii="Times New Roman" w:hAnsi="Times New Roman" w:cs="Times New Roman"/>
-          <w:b w:val="0"/>
-          <w:i w:val="0"/>
-          <w:sz w:val="24"/>
-        </w:rPr>
-        <w:t>, sem controle, fixação ou fiscalização de jornada pelo tomador. As jornadas descritas na inicial — que, como visto no item I.2, sequer são coerentes entre si — são criação unilateral, sem qualquer suporte probatório.</w:t>
+        <w:t>contrato de emprego em curso</w:t>
+      </w:r>
+      <w:r>
+        <w:rPr>
+          <w:rFonts w:ascii="Times New Roman" w:hAnsi="Times New Roman" w:cs="Times New Roman"/>
+          <w:b w:val="0"/>
+          <w:i w:val="0"/>
+          <w:sz w:val="24"/>
+        </w:rPr>
+        <w:t xml:space="preserve"> — inexistente na espécie;</w:t>
       </w:r>
     </w:p>
     <w:p/>
@@ -2868,20 +3360,29 @@
       <w:r>
         <w:rPr>
           <w:rFonts w:ascii="Times New Roman" w:hAnsi="Times New Roman" w:cs="Times New Roman"/>
+          <w:b w:val="0"/>
+          <w:i w:val="0"/>
+          <w:sz w:val="24"/>
+        </w:rPr>
+        <w:t xml:space="preserve">b) pressupõe </w:t>
+      </w:r>
+      <w:r>
+        <w:rPr>
+          <w:rFonts w:ascii="Times New Roman" w:hAnsi="Times New Roman" w:cs="Times New Roman"/>
           <w:b/>
           <w:i w:val="0"/>
           <w:sz w:val="24"/>
         </w:rPr>
-        <w:t>3.2. Inexistência de obrigação legal de controle de jornada.</w:t>
-      </w:r>
-      <w:r>
-        <w:rPr>
-          <w:rFonts w:ascii="Times New Roman" w:hAnsi="Times New Roman" w:cs="Times New Roman"/>
-          <w:b w:val="0"/>
-          <w:i w:val="0"/>
-          <w:sz w:val="24"/>
-        </w:rPr>
-        <w:t xml:space="preserve"> A Reclamada conta com quadro </w:t>
+        <w:t>falta grave do empregador</w:t>
+      </w:r>
+      <w:r>
+        <w:rPr>
+          <w:rFonts w:ascii="Times New Roman" w:hAnsi="Times New Roman" w:cs="Times New Roman"/>
+          <w:b w:val="0"/>
+          <w:i w:val="0"/>
+          <w:sz w:val="24"/>
+        </w:rPr>
+        <w:t xml:space="preserve">, provada de forma inequívoca pelo empregado (art. 818, I, da CLT), apta a tornar imediatamente insustentável a continuidade do vínculo. A ausência de anotação de CTPS de vínculo que </w:t>
       </w:r>
       <w:r>
         <w:rPr>
@@ -2890,117 +3391,16 @@
           <w:i w:val="0"/>
           <w:sz w:val="24"/>
         </w:rPr>
-        <w:t>inferior a 20 (vinte) empregados</w:t>
-      </w:r>
-      <w:r>
-        <w:rPr>
-          <w:rFonts w:ascii="Times New Roman" w:hAnsi="Times New Roman" w:cs="Times New Roman"/>
-          <w:b w:val="0"/>
-          <w:i w:val="0"/>
-          <w:sz w:val="24"/>
-        </w:rPr>
-        <w:t xml:space="preserve">, circunstância que a </w:t>
-      </w:r>
-      <w:r>
-        <w:rPr>
-          <w:rFonts w:ascii="Times New Roman" w:hAnsi="Times New Roman" w:cs="Times New Roman"/>
-          <w:b/>
-          <w:i w:val="0"/>
-          <w:sz w:val="24"/>
-        </w:rPr>
-        <w:t>dispensa</w:t>
-      </w:r>
-      <w:r>
-        <w:rPr>
-          <w:rFonts w:ascii="Times New Roman" w:hAnsi="Times New Roman" w:cs="Times New Roman"/>
-          <w:b w:val="0"/>
-          <w:i w:val="0"/>
-          <w:sz w:val="24"/>
-        </w:rPr>
-        <w:t xml:space="preserve"> da manutenção de controle formal, mecânico ou eletrônico de jornada, nos termos do </w:t>
-      </w:r>
-      <w:r>
-        <w:rPr>
-          <w:rFonts w:ascii="Times New Roman" w:hAnsi="Times New Roman" w:cs="Times New Roman"/>
-          <w:b/>
-          <w:i w:val="0"/>
-          <w:sz w:val="24"/>
-        </w:rPr>
-        <w:t>art. 74, § 2º, da CLT</w:t>
-      </w:r>
-      <w:r>
-        <w:rPr>
-          <w:rFonts w:ascii="Times New Roman" w:hAnsi="Times New Roman" w:cs="Times New Roman"/>
-          <w:b w:val="0"/>
-          <w:i w:val="0"/>
-          <w:sz w:val="24"/>
-        </w:rPr>
-        <w:t xml:space="preserve"> (redação da Lei nº 13.874/2019) </w:t>
-      </w:r>
-      <w:r>
-        <w:rPr>
-          <w:rFonts w:ascii="Times New Roman" w:hAnsi="Times New Roman" w:cs="Times New Roman"/>
-          <w:b w:val="0"/>
-          <w:i w:val="0"/>
-          <w:color w:val="FF0000"/>
-          <w:sz w:val="24"/>
-        </w:rPr>
-        <w:t>[doc. anexo — CONFIRMAR JUNTADA DO QUADRO DE PESSOAL NO PERÍODO: folha, eSocial, CAGED/RAIS]</w:t>
-      </w:r>
-      <w:r>
-        <w:rPr>
-          <w:rFonts w:ascii="Times New Roman" w:hAnsi="Times New Roman" w:cs="Times New Roman"/>
-          <w:b w:val="0"/>
-          <w:i w:val="0"/>
-          <w:sz w:val="24"/>
-        </w:rPr>
-        <w:t xml:space="preserve">. Afasta-se, assim, de plano, a presunção de veracidade da jornada da inicial de que trata a </w:t>
-      </w:r>
-      <w:r>
-        <w:rPr>
-          <w:rFonts w:ascii="Times New Roman" w:hAnsi="Times New Roman" w:cs="Times New Roman"/>
-          <w:b/>
-          <w:i w:val="0"/>
-          <w:sz w:val="24"/>
-        </w:rPr>
-        <w:t>Súmula 338, I, do TST</w:t>
-      </w:r>
-      <w:r>
-        <w:rPr>
-          <w:rFonts w:ascii="Times New Roman" w:hAnsi="Times New Roman" w:cs="Times New Roman"/>
-          <w:b w:val="0"/>
-          <w:i w:val="0"/>
-          <w:sz w:val="24"/>
-        </w:rPr>
-        <w:t xml:space="preserve">, a qual pressupõe o descumprimento de obrigação legal de controle que, no caso, </w:t>
-      </w:r>
-      <w:r>
-        <w:rPr>
-          <w:rFonts w:ascii="Times New Roman" w:hAnsi="Times New Roman" w:cs="Times New Roman"/>
-          <w:b/>
-          <w:i w:val="0"/>
-          <w:sz w:val="24"/>
-        </w:rPr>
-        <w:t>sequer existe</w:t>
-      </w:r>
-      <w:r>
-        <w:rPr>
-          <w:rFonts w:ascii="Times New Roman" w:hAnsi="Times New Roman" w:cs="Times New Roman"/>
-          <w:b w:val="0"/>
-          <w:i w:val="0"/>
-          <w:sz w:val="24"/>
-        </w:rPr>
-        <w:t xml:space="preserve">. </w:t>
-      </w:r>
-      <w:r>
-        <w:rPr>
-          <w:rFonts w:ascii="Times New Roman" w:hAnsi="Times New Roman" w:cs="Times New Roman"/>
-          <w:b w:val="0"/>
-          <w:i w:val="0"/>
-          <w:color w:val="FF0000"/>
-          <w:sz w:val="24"/>
-        </w:rPr>
-        <w:t>[CONFERIR: divergência entre o "mais de 10 empregados" do texto da Súmula 338, I, e os "20 trabalhadores" do art. 74, § 2º, da CLT após a Lei 13.874/2019 — conferir a orientação atual do TRT da 4ª Região]</w:t>
+        <w:t>nunca existiu</w:t>
+      </w:r>
+      <w:r>
+        <w:rPr>
+          <w:rFonts w:ascii="Times New Roman" w:hAnsi="Times New Roman" w:cs="Times New Roman"/>
+          <w:b w:val="0"/>
+          <w:i w:val="0"/>
+          <w:sz w:val="24"/>
+        </w:rPr>
+        <w:t xml:space="preserve"> não é falta grave alguma;</w:t>
       </w:r>
     </w:p>
     <w:p/>
@@ -3012,38 +3412,29 @@
       <w:r>
         <w:rPr>
           <w:rFonts w:ascii="Times New Roman" w:hAnsi="Times New Roman" w:cs="Times New Roman"/>
+          <w:b w:val="0"/>
+          <w:i w:val="0"/>
+          <w:sz w:val="24"/>
+        </w:rPr>
+        <w:t xml:space="preserve">c) pressupõe </w:t>
+      </w:r>
+      <w:r>
+        <w:rPr>
+          <w:rFonts w:ascii="Times New Roman" w:hAnsi="Times New Roman" w:cs="Times New Roman"/>
           <w:b/>
           <w:i w:val="0"/>
           <w:sz w:val="24"/>
         </w:rPr>
-        <w:t>3.3. Ônus da prova.</w:t>
-      </w:r>
-      <w:r>
-        <w:rPr>
-          <w:rFonts w:ascii="Times New Roman" w:hAnsi="Times New Roman" w:cs="Times New Roman"/>
-          <w:b w:val="0"/>
-          <w:i w:val="0"/>
-          <w:sz w:val="24"/>
-        </w:rPr>
-        <w:t xml:space="preserve"> Permanece integralmente com o Autor o encargo de provar a jornada extraordinária alegada (art. 818, I, da CLT c/c art. 373, I, do CPC), o que exige </w:t>
-      </w:r>
-      <w:r>
-        <w:rPr>
-          <w:rFonts w:ascii="Times New Roman" w:hAnsi="Times New Roman" w:cs="Times New Roman"/>
-          <w:b/>
-          <w:i w:val="0"/>
-          <w:sz w:val="24"/>
-        </w:rPr>
-        <w:t>prova robusta e específica quanto a cada dia</w:t>
-      </w:r>
-      <w:r>
-        <w:rPr>
-          <w:rFonts w:ascii="Times New Roman" w:hAnsi="Times New Roman" w:cs="Times New Roman"/>
-          <w:b w:val="0"/>
-          <w:i w:val="0"/>
-          <w:sz w:val="24"/>
-        </w:rPr>
-        <w:t xml:space="preserve"> supostamente laborado — e não a alegação genérica de "cerca de 8 sábados e dois domingos", sem indicação de uma única data.</w:t>
+        <w:t>imediatidade</w:t>
+      </w:r>
+      <w:r>
+        <w:rPr>
+          <w:rFonts w:ascii="Times New Roman" w:hAnsi="Times New Roman" w:cs="Times New Roman"/>
+          <w:b w:val="0"/>
+          <w:i w:val="0"/>
+          <w:sz w:val="24"/>
+        </w:rPr>
+        <w:t>. O próprio Autor afirma ter tomado conhecimento da ausência de registro já em fevereiro de 2026 e ter permanecido prestando serviços por mais de quatro meses, sem qualquer notificação extrajudicial, reclamação formal ou providência — conduta frontalmente incompatível com a alegação de situação insustentável;</w:t>
       </w:r>
     </w:p>
     <w:p/>
@@ -3055,56 +3446,29 @@
       <w:r>
         <w:rPr>
           <w:rFonts w:ascii="Times New Roman" w:hAnsi="Times New Roman" w:cs="Times New Roman"/>
+          <w:b w:val="0"/>
+          <w:i w:val="0"/>
+          <w:sz w:val="24"/>
+        </w:rPr>
+        <w:t xml:space="preserve">d) além disso, o pedido é </w:t>
+      </w:r>
+      <w:r>
+        <w:rPr>
+          <w:rFonts w:ascii="Times New Roman" w:hAnsi="Times New Roman" w:cs="Times New Roman"/>
           <w:b/>
           <w:i w:val="0"/>
           <w:sz w:val="24"/>
         </w:rPr>
-        <w:t>3.4. Impugnação do valor.</w:t>
-      </w:r>
-      <w:r>
-        <w:rPr>
-          <w:rFonts w:ascii="Times New Roman" w:hAnsi="Times New Roman" w:cs="Times New Roman"/>
-          <w:b w:val="0"/>
-          <w:i w:val="0"/>
-          <w:sz w:val="24"/>
-        </w:rPr>
-        <w:t xml:space="preserve"> Impugna-se o valor de </w:t>
-      </w:r>
-      <w:r>
-        <w:rPr>
-          <w:rFonts w:ascii="Times New Roman" w:hAnsi="Times New Roman" w:cs="Times New Roman"/>
-          <w:b/>
-          <w:i w:val="0"/>
-          <w:sz w:val="24"/>
-        </w:rPr>
-        <w:t>R$ 960,00</w:t>
-      </w:r>
-      <w:r>
-        <w:rPr>
-          <w:rFonts w:ascii="Times New Roman" w:hAnsi="Times New Roman" w:cs="Times New Roman"/>
-          <w:b w:val="0"/>
-          <w:i w:val="0"/>
-          <w:sz w:val="24"/>
-        </w:rPr>
-        <w:t xml:space="preserve"> e todos os reflexos postulados. Registre-se que a própria inicial afirma que o Autor </w:t>
-      </w:r>
-      <w:r>
-        <w:rPr>
-          <w:rFonts w:ascii="Times New Roman" w:hAnsi="Times New Roman" w:cs="Times New Roman"/>
-          <w:b/>
-          <w:i w:val="0"/>
-          <w:sz w:val="24"/>
-        </w:rPr>
-        <w:t>recebeu integralmente R$ 160,00 por cada sábado e domingo em que prestou serviços</w:t>
-      </w:r>
-      <w:r>
-        <w:rPr>
-          <w:rFonts w:ascii="Times New Roman" w:hAnsi="Times New Roman" w:cs="Times New Roman"/>
-          <w:b w:val="0"/>
-          <w:i w:val="0"/>
-          <w:sz w:val="24"/>
-        </w:rPr>
-        <w:t xml:space="preserve"> (item 12): a diária ajustada foi paga na íntegra, nada havendo a complementar em uma relação que não é de emprego.</w:t>
+        <w:t>logicamente contraditório</w:t>
+      </w:r>
+      <w:r>
+        <w:rPr>
+          <w:rFonts w:ascii="Times New Roman" w:hAnsi="Times New Roman" w:cs="Times New Roman"/>
+          <w:b w:val="0"/>
+          <w:i w:val="0"/>
+          <w:sz w:val="24"/>
+        </w:rPr>
+        <w:t xml:space="preserve"> com a causa de pedir principal: o item 7 afirma categoricamente que "a iniciativa da demissão foi do empregador", e o capítulo seguinte pede o reconhecimento de que a iniciativa teria sido do próprio Autor por culpa da empresa. Ainda que se admita a formulação subsidiária (art. 326 do CPC), a contradição revela a fragilidade da narrativa fática.</w:t>
       </w:r>
     </w:p>
     <w:p/>
@@ -3116,75 +3480,11 @@
       <w:r>
         <w:rPr>
           <w:rFonts w:ascii="Times New Roman" w:hAnsi="Times New Roman" w:cs="Times New Roman"/>
-          <w:b/>
-          <w:i w:val="0"/>
-          <w:sz w:val="24"/>
-        </w:rPr>
-        <w:t>3.5. Subsidiariamente.</w:t>
-      </w:r>
-      <w:r>
-        <w:rPr>
-          <w:rFonts w:ascii="Times New Roman" w:hAnsi="Times New Roman" w:cs="Times New Roman"/>
-          <w:b w:val="0"/>
-          <w:i w:val="0"/>
-          <w:sz w:val="24"/>
-        </w:rPr>
-        <w:t xml:space="preserve"> Caso deferidas horas extras, requer-se: (i) a observância do divisor e da base de cálculo compatíveis com o valor da diária efetivamente comprovada, jamais com o salário fictício de R$ 3.520,00; (ii) a limitação estrita aos dias comprovados nos autos; (iii) a </w:t>
-      </w:r>
-      <w:r>
-        <w:rPr>
-          <w:rFonts w:ascii="Times New Roman" w:hAnsi="Times New Roman" w:cs="Times New Roman"/>
-          <w:b/>
-          <w:i w:val="0"/>
-          <w:sz w:val="24"/>
-        </w:rPr>
-        <w:t>vedação da repercussão do RSR majorado por horas extras</w:t>
-      </w:r>
-      <w:r>
-        <w:rPr>
-          <w:rFonts w:ascii="Times New Roman" w:hAnsi="Times New Roman" w:cs="Times New Roman"/>
-          <w:b w:val="0"/>
-          <w:i w:val="0"/>
-          <w:sz w:val="24"/>
-        </w:rPr>
-        <w:t xml:space="preserve"> sobre férias, 13º salário, FGTS e aviso prévio, sob pena de dupla incidência e </w:t>
-      </w:r>
-      <w:r>
-        <w:rPr>
-          <w:rFonts w:ascii="Times New Roman" w:hAnsi="Times New Roman" w:cs="Times New Roman"/>
-          <w:b/>
-          <w:i w:val="0"/>
-          <w:sz w:val="24"/>
-        </w:rPr>
-        <w:t>*bis in idem</w:t>
-      </w:r>
-      <w:r>
-        <w:rPr>
-          <w:rFonts w:ascii="Times New Roman" w:hAnsi="Times New Roman" w:cs="Times New Roman"/>
-          <w:b w:val="0"/>
-          <w:i w:val="0"/>
-          <w:sz w:val="24"/>
-        </w:rPr>
-        <w:t xml:space="preserve">* (art. 884 do Código Civil) </w:t>
-      </w:r>
-      <w:r>
-        <w:rPr>
-          <w:rFonts w:ascii="Times New Roman" w:hAnsi="Times New Roman" w:cs="Times New Roman"/>
-          <w:b w:val="0"/>
-          <w:i w:val="0"/>
-          <w:color w:val="FF0000"/>
-          <w:sz w:val="24"/>
-        </w:rPr>
-        <w:t>[CONFERIR: OJ 394 da SBDI-1 do TST — redação vigente e modulação temporal aplicável ao período]</w:t>
-      </w:r>
-      <w:r>
-        <w:rPr>
-          <w:rFonts w:ascii="Times New Roman" w:hAnsi="Times New Roman" w:cs="Times New Roman"/>
-          <w:b w:val="0"/>
-          <w:i w:val="0"/>
-          <w:sz w:val="24"/>
-        </w:rPr>
-        <w:t>; e (iv) a exclusão dos reflexos sobre a multa do art. 477 da CLT, que não é base de incidência de parcela alguma.</w:t>
+          <w:b w:val="0"/>
+          <w:i w:val="0"/>
+          <w:sz w:val="24"/>
+        </w:rPr>
+        <w:t>3. Da inexistência de horas extras (itens 11 a 13 — pedido da letra "c")</w:t>
       </w:r>
     </w:p>
     <w:p/>
@@ -3200,7 +3500,7 @@
           <w:i w:val="0"/>
           <w:sz w:val="24"/>
         </w:rPr>
-        <w:t>4. Dos supostos descontos a título de transporte (itens 14 e 15 — pedido da letra "d")</w:t>
+        <w:t>Impugna-se integralmente a alegação de labor extraordinário.</w:t>
       </w:r>
     </w:p>
     <w:p/>
@@ -3212,29 +3512,20 @@
       <w:r>
         <w:rPr>
           <w:rFonts w:ascii="Times New Roman" w:hAnsi="Times New Roman" w:cs="Times New Roman"/>
-          <w:b w:val="0"/>
-          <w:i w:val="0"/>
-          <w:sz w:val="24"/>
-        </w:rPr>
-        <w:t xml:space="preserve">Impugna-se especificamente. A Reclamada </w:t>
-      </w:r>
-      <w:r>
-        <w:rPr>
-          <w:rFonts w:ascii="Times New Roman" w:hAnsi="Times New Roman" w:cs="Times New Roman"/>
           <w:b/>
           <w:i w:val="0"/>
           <w:sz w:val="24"/>
         </w:rPr>
-        <w:t>não efetuou desconto algum</w:t>
-      </w:r>
-      <w:r>
-        <w:rPr>
-          <w:rFonts w:ascii="Times New Roman" w:hAnsi="Times New Roman" w:cs="Times New Roman"/>
-          <w:b w:val="0"/>
-          <w:i w:val="0"/>
-          <w:sz w:val="24"/>
-        </w:rPr>
-        <w:t xml:space="preserve"> a título de transporte, pela razão mais simples: </w:t>
+        <w:t>3.1. Autonomia do prestador eventual.</w:t>
+      </w:r>
+      <w:r>
+        <w:rPr>
+          <w:rFonts w:ascii="Times New Roman" w:hAnsi="Times New Roman" w:cs="Times New Roman"/>
+          <w:b w:val="0"/>
+          <w:i w:val="0"/>
+          <w:sz w:val="24"/>
+        </w:rPr>
+        <w:t xml:space="preserve"> Prestadores de serviço autônomos, contratados por tarefa e por diária, executam o serviço com </w:t>
       </w:r>
       <w:r>
         <w:rPr>
@@ -3243,26 +3534,16 @@
           <w:i w:val="0"/>
           <w:sz w:val="24"/>
         </w:rPr>
-        <w:t>não havia salário do qual descontar</w:t>
-      </w:r>
-      <w:r>
-        <w:rPr>
-          <w:rFonts w:ascii="Times New Roman" w:hAnsi="Times New Roman" w:cs="Times New Roman"/>
-          <w:b w:val="0"/>
-          <w:i w:val="0"/>
-          <w:sz w:val="24"/>
-        </w:rPr>
-        <w:t xml:space="preserve">. A remuneração era o valor fechado da diária, ajustado e quitado a cada dia de tarefa. </w:t>
-      </w:r>
-      <w:r>
-        <w:rPr>
-          <w:rFonts w:ascii="Times New Roman" w:hAnsi="Times New Roman" w:cs="Times New Roman"/>
-          <w:b w:val="0"/>
-          <w:i w:val="0"/>
-          <w:color w:val="FF0000"/>
-          <w:sz w:val="24"/>
-        </w:rPr>
-        <w:t>[CONFERIR COM O CLIENTE: se houve, em algum ajuste pontual, rateio de combustível ou carona — em caso positivo, descrever e comprovar]</w:t>
+        <w:t>total autonomia e liberdade de horários</w:t>
+      </w:r>
+      <w:r>
+        <w:rPr>
+          <w:rFonts w:ascii="Times New Roman" w:hAnsi="Times New Roman" w:cs="Times New Roman"/>
+          <w:b w:val="0"/>
+          <w:i w:val="0"/>
+          <w:sz w:val="24"/>
+        </w:rPr>
+        <w:t>, sem controle, fixação ou fiscalização de jornada pelo tomador. As jornadas descritas na inicial — que, como visto no item I.2, sequer são coerentes entre si — são criação unilateral, sem qualquer suporte probatório.</w:t>
       </w:r>
     </w:p>
     <w:p/>
@@ -3274,29 +3555,20 @@
       <w:r>
         <w:rPr>
           <w:rFonts w:ascii="Times New Roman" w:hAnsi="Times New Roman" w:cs="Times New Roman"/>
-          <w:b w:val="0"/>
-          <w:i w:val="0"/>
-          <w:sz w:val="24"/>
-        </w:rPr>
-        <w:t xml:space="preserve">Ademais, é a própria inicial que desmente o pedido: o item 14 afirma que o Autor "ia e voltava das obras </w:t>
-      </w:r>
-      <w:r>
-        <w:rPr>
-          <w:rFonts w:ascii="Times New Roman" w:hAnsi="Times New Roman" w:cs="Times New Roman"/>
           <w:b/>
           <w:i w:val="0"/>
           <w:sz w:val="24"/>
         </w:rPr>
-        <w:t>de carona com o pedreiro Marcelo</w:t>
-      </w:r>
-      <w:r>
-        <w:rPr>
-          <w:rFonts w:ascii="Times New Roman" w:hAnsi="Times New Roman" w:cs="Times New Roman"/>
-          <w:b w:val="0"/>
-          <w:i w:val="0"/>
-          <w:sz w:val="24"/>
-        </w:rPr>
-        <w:t xml:space="preserve">". Se o transporte era carona particular de um colega, eventual valor pago pelo Autor terá sido pago </w:t>
+        <w:t>3.2. Inexistência de obrigação legal de controle de jornada.</w:t>
+      </w:r>
+      <w:r>
+        <w:rPr>
+          <w:rFonts w:ascii="Times New Roman" w:hAnsi="Times New Roman" w:cs="Times New Roman"/>
+          <w:b w:val="0"/>
+          <w:i w:val="0"/>
+          <w:sz w:val="24"/>
+        </w:rPr>
+        <w:t xml:space="preserve"> A Reclamada conta com quadro </w:t>
       </w:r>
       <w:r>
         <w:rPr>
@@ -3305,16 +3577,117 @@
           <w:i w:val="0"/>
           <w:sz w:val="24"/>
         </w:rPr>
-        <w:t>ao colega</w:t>
-      </w:r>
-      <w:r>
-        <w:rPr>
-          <w:rFonts w:ascii="Times New Roman" w:hAnsi="Times New Roman" w:cs="Times New Roman"/>
-          <w:b w:val="0"/>
-          <w:i w:val="0"/>
-          <w:sz w:val="24"/>
-        </w:rPr>
-        <w:t>, e não à Reclamada — que nada recebeu e nada descontou. A contradição com o item 6 ("depende do transporte da empresa") foi objeto da preliminar do item I.2.</w:t>
+        <w:t>inferior a 20 (vinte) empregados</w:t>
+      </w:r>
+      <w:r>
+        <w:rPr>
+          <w:rFonts w:ascii="Times New Roman" w:hAnsi="Times New Roman" w:cs="Times New Roman"/>
+          <w:b w:val="0"/>
+          <w:i w:val="0"/>
+          <w:sz w:val="24"/>
+        </w:rPr>
+        <w:t xml:space="preserve">, circunstância que a </w:t>
+      </w:r>
+      <w:r>
+        <w:rPr>
+          <w:rFonts w:ascii="Times New Roman" w:hAnsi="Times New Roman" w:cs="Times New Roman"/>
+          <w:b/>
+          <w:i w:val="0"/>
+          <w:sz w:val="24"/>
+        </w:rPr>
+        <w:t>dispensa</w:t>
+      </w:r>
+      <w:r>
+        <w:rPr>
+          <w:rFonts w:ascii="Times New Roman" w:hAnsi="Times New Roman" w:cs="Times New Roman"/>
+          <w:b w:val="0"/>
+          <w:i w:val="0"/>
+          <w:sz w:val="24"/>
+        </w:rPr>
+        <w:t xml:space="preserve"> da manutenção de controle formal, mecânico ou eletrônico de jornada, nos termos do </w:t>
+      </w:r>
+      <w:r>
+        <w:rPr>
+          <w:rFonts w:ascii="Times New Roman" w:hAnsi="Times New Roman" w:cs="Times New Roman"/>
+          <w:b/>
+          <w:i w:val="0"/>
+          <w:sz w:val="24"/>
+        </w:rPr>
+        <w:t>art. 74, § 2º, da CLT</w:t>
+      </w:r>
+      <w:r>
+        <w:rPr>
+          <w:rFonts w:ascii="Times New Roman" w:hAnsi="Times New Roman" w:cs="Times New Roman"/>
+          <w:b w:val="0"/>
+          <w:i w:val="0"/>
+          <w:sz w:val="24"/>
+        </w:rPr>
+        <w:t xml:space="preserve"> (redação da Lei nº 13.874/2019) </w:t>
+      </w:r>
+      <w:r>
+        <w:rPr>
+          <w:rFonts w:ascii="Times New Roman" w:hAnsi="Times New Roman" w:cs="Times New Roman"/>
+          <w:b w:val="0"/>
+          <w:i w:val="0"/>
+          <w:color w:val="FF0000"/>
+          <w:sz w:val="24"/>
+        </w:rPr>
+        <w:t>[doc. anexo — CONFIRMAR JUNTADA DO QUADRO DE PESSOAL NO PERÍODO: folha, eSocial, CAGED/RAIS]</w:t>
+      </w:r>
+      <w:r>
+        <w:rPr>
+          <w:rFonts w:ascii="Times New Roman" w:hAnsi="Times New Roman" w:cs="Times New Roman"/>
+          <w:b w:val="0"/>
+          <w:i w:val="0"/>
+          <w:sz w:val="24"/>
+        </w:rPr>
+        <w:t xml:space="preserve">. Afasta-se, assim, de plano, a presunção de veracidade da jornada da inicial de que trata a </w:t>
+      </w:r>
+      <w:r>
+        <w:rPr>
+          <w:rFonts w:ascii="Times New Roman" w:hAnsi="Times New Roman" w:cs="Times New Roman"/>
+          <w:b/>
+          <w:i w:val="0"/>
+          <w:sz w:val="24"/>
+        </w:rPr>
+        <w:t>Súmula 338, I, do TST</w:t>
+      </w:r>
+      <w:r>
+        <w:rPr>
+          <w:rFonts w:ascii="Times New Roman" w:hAnsi="Times New Roman" w:cs="Times New Roman"/>
+          <w:b w:val="0"/>
+          <w:i w:val="0"/>
+          <w:sz w:val="24"/>
+        </w:rPr>
+        <w:t xml:space="preserve">, a qual pressupõe o descumprimento de obrigação legal de controle que, no caso, </w:t>
+      </w:r>
+      <w:r>
+        <w:rPr>
+          <w:rFonts w:ascii="Times New Roman" w:hAnsi="Times New Roman" w:cs="Times New Roman"/>
+          <w:b/>
+          <w:i w:val="0"/>
+          <w:sz w:val="24"/>
+        </w:rPr>
+        <w:t>sequer existe</w:t>
+      </w:r>
+      <w:r>
+        <w:rPr>
+          <w:rFonts w:ascii="Times New Roman" w:hAnsi="Times New Roman" w:cs="Times New Roman"/>
+          <w:b w:val="0"/>
+          <w:i w:val="0"/>
+          <w:sz w:val="24"/>
+        </w:rPr>
+        <w:t xml:space="preserve">. </w:t>
+      </w:r>
+      <w:r>
+        <w:rPr>
+          <w:rFonts w:ascii="Times New Roman" w:hAnsi="Times New Roman" w:cs="Times New Roman"/>
+          <w:b w:val="0"/>
+          <w:i w:val="0"/>
+          <w:color w:val="FF0000"/>
+          <w:sz w:val="24"/>
+        </w:rPr>
+        <w:t>[CONFERIR: divergência entre o "mais de 10 empregados" do texto da Súmula 338, I, e os "20 trabalhadores" do art. 74, § 2º, da CLT após a Lei 13.874/2019 — conferir a orientação atual do TRT da 4ª Região]</w:t>
       </w:r>
     </w:p>
     <w:p/>
@@ -3326,29 +3699,56 @@
       <w:r>
         <w:rPr>
           <w:rFonts w:ascii="Times New Roman" w:hAnsi="Times New Roman" w:cs="Times New Roman"/>
-          <w:b w:val="0"/>
-          <w:i w:val="0"/>
-          <w:sz w:val="24"/>
-        </w:rPr>
-        <w:t xml:space="preserve">Acrescente-se que o vale-transporte é benefício legal devido </w:t>
-      </w:r>
-      <w:r>
-        <w:rPr>
-          <w:rFonts w:ascii="Times New Roman" w:hAnsi="Times New Roman" w:cs="Times New Roman"/>
           <w:b/>
           <w:i w:val="0"/>
           <w:sz w:val="24"/>
         </w:rPr>
-        <w:t>ao empregado</w:t>
-      </w:r>
-      <w:r>
-        <w:rPr>
-          <w:rFonts w:ascii="Times New Roman" w:hAnsi="Times New Roman" w:cs="Times New Roman"/>
-          <w:b w:val="0"/>
-          <w:i w:val="0"/>
-          <w:sz w:val="24"/>
-        </w:rPr>
-        <w:t xml:space="preserve"> (Lei nº 7.418/1985), inaplicável ao prestador autônomo, que se desloca por conta própria como parte de sua autonomia.</w:t>
+        <w:t>3.3. Ônus da prova e ausência absoluta de prova.</w:t>
+      </w:r>
+      <w:r>
+        <w:rPr>
+          <w:rFonts w:ascii="Times New Roman" w:hAnsi="Times New Roman" w:cs="Times New Roman"/>
+          <w:b w:val="0"/>
+          <w:i w:val="0"/>
+          <w:sz w:val="24"/>
+        </w:rPr>
+        <w:t xml:space="preserve"> Permanece integralmente com o Autor o encargo de provar a jornada extraordinária alegada (art. 818, I, da CLT c/c art. 373, I, do CPC), o que exige </w:t>
+      </w:r>
+      <w:r>
+        <w:rPr>
+          <w:rFonts w:ascii="Times New Roman" w:hAnsi="Times New Roman" w:cs="Times New Roman"/>
+          <w:b/>
+          <w:i w:val="0"/>
+          <w:sz w:val="24"/>
+        </w:rPr>
+        <w:t>prova robusta e específica quanto a cada dia</w:t>
+      </w:r>
+      <w:r>
+        <w:rPr>
+          <w:rFonts w:ascii="Times New Roman" w:hAnsi="Times New Roman" w:cs="Times New Roman"/>
+          <w:b w:val="0"/>
+          <w:i w:val="0"/>
+          <w:sz w:val="24"/>
+        </w:rPr>
+        <w:t xml:space="preserve"> supostamente laborado — e não a alegação genérica de "cerca de 8 sábados e dois domingos", </w:t>
+      </w:r>
+      <w:r>
+        <w:rPr>
+          <w:rFonts w:ascii="Times New Roman" w:hAnsi="Times New Roman" w:cs="Times New Roman"/>
+          <w:b/>
+          <w:i w:val="0"/>
+          <w:sz w:val="24"/>
+        </w:rPr>
+        <w:t>sem a indicação de uma única data</w:t>
+      </w:r>
+      <w:r>
+        <w:rPr>
+          <w:rFonts w:ascii="Times New Roman" w:hAnsi="Times New Roman" w:cs="Times New Roman"/>
+          <w:b w:val="0"/>
+          <w:i w:val="0"/>
+          <w:sz w:val="24"/>
+        </w:rPr>
+        <w:t>.</w:t>
       </w:r>
     </w:p>
     <w:p/>
@@ -3364,7 +3764,7 @@
           <w:i w:val="0"/>
           <w:sz w:val="24"/>
         </w:rPr>
-        <w:t xml:space="preserve">Impugna-se o valor de </w:t>
+        <w:t xml:space="preserve">Registre-se, quanto aos alegados domingos, que a única imagem dos autos referente a um domingo (fls. 23, "domingo, 1 de fevereiro", 19h11) retrata o Autor </w:t>
       </w:r>
       <w:r>
         <w:rPr>
@@ -3373,16 +3773,16 @@
           <w:i w:val="0"/>
           <w:sz w:val="24"/>
         </w:rPr>
-        <w:t>R$ 1.500,00</w:t>
-      </w:r>
-      <w:r>
-        <w:rPr>
-          <w:rFonts w:ascii="Times New Roman" w:hAnsi="Times New Roman" w:cs="Times New Roman"/>
-          <w:b w:val="0"/>
-          <w:i w:val="0"/>
-          <w:sz w:val="24"/>
-        </w:rPr>
-        <w:t xml:space="preserve">, apresentado como "total estimado", sem indicação do número de dias, sem memória de cálculo e sem um único comprovante de desconto. </w:t>
+        <w:t>sentado e em camiseta de time de futebol</w:t>
+      </w:r>
+      <w:r>
+        <w:rPr>
+          <w:rFonts w:ascii="Times New Roman" w:hAnsi="Times New Roman" w:cs="Times New Roman"/>
+          <w:b w:val="0"/>
+          <w:i w:val="0"/>
+          <w:sz w:val="24"/>
+        </w:rPr>
+        <w:t xml:space="preserve">, sem executar serviço algum, conforme demonstrado no item II.3. E, quanto aos alegados sábados, </w:t>
       </w:r>
       <w:r>
         <w:rPr>
@@ -3391,16 +3791,16 @@
           <w:i w:val="0"/>
           <w:sz w:val="24"/>
         </w:rPr>
-        <w:t>Subsidiariamente</w:t>
-      </w:r>
-      <w:r>
-        <w:rPr>
-          <w:rFonts w:ascii="Times New Roman" w:hAnsi="Times New Roman" w:cs="Times New Roman"/>
-          <w:b w:val="0"/>
-          <w:i w:val="0"/>
-          <w:sz w:val="24"/>
-        </w:rPr>
-        <w:t>, eventual condenação deve limitar-se aos descontos efetivamente comprovados nos autos, dia a dia.</w:t>
+        <w:t>nenhum dos seis registros fotográficos</w:t>
+      </w:r>
+      <w:r>
+        <w:rPr>
+          <w:rFonts w:ascii="Times New Roman" w:hAnsi="Times New Roman" w:cs="Times New Roman"/>
+          <w:b w:val="0"/>
+          <w:i w:val="0"/>
+          <w:sz w:val="24"/>
+        </w:rPr>
+        <w:t xml:space="preserve"> juntados corresponde a um sábado: as datas são 1º/02 (domingo), 03/02 (terça-feira), 27/02 (sexta-feira), 07/04 (terça-feira), 16/04 (quinta-feira) e 22/04 (quarta-feira).</w:t>
       </w:r>
     </w:p>
     <w:p/>
@@ -3412,11 +3812,56 @@
       <w:r>
         <w:rPr>
           <w:rFonts w:ascii="Times New Roman" w:hAnsi="Times New Roman" w:cs="Times New Roman"/>
-          <w:b w:val="0"/>
-          <w:i w:val="0"/>
-          <w:sz w:val="24"/>
-        </w:rPr>
-        <w:t>5. Dos supostos descontos a título de "dispensa" (itens 16 a 18 — pedido da letra "e")</w:t>
+          <w:b/>
+          <w:i w:val="0"/>
+          <w:sz w:val="24"/>
+        </w:rPr>
+        <w:t>3.4. Impugnação do valor.</w:t>
+      </w:r>
+      <w:r>
+        <w:rPr>
+          <w:rFonts w:ascii="Times New Roman" w:hAnsi="Times New Roman" w:cs="Times New Roman"/>
+          <w:b w:val="0"/>
+          <w:i w:val="0"/>
+          <w:sz w:val="24"/>
+        </w:rPr>
+        <w:t xml:space="preserve"> Impugna-se o valor de </w:t>
+      </w:r>
+      <w:r>
+        <w:rPr>
+          <w:rFonts w:ascii="Times New Roman" w:hAnsi="Times New Roman" w:cs="Times New Roman"/>
+          <w:b/>
+          <w:i w:val="0"/>
+          <w:sz w:val="24"/>
+        </w:rPr>
+        <w:t>R$ 960,00</w:t>
+      </w:r>
+      <w:r>
+        <w:rPr>
+          <w:rFonts w:ascii="Times New Roman" w:hAnsi="Times New Roman" w:cs="Times New Roman"/>
+          <w:b w:val="0"/>
+          <w:i w:val="0"/>
+          <w:sz w:val="24"/>
+        </w:rPr>
+        <w:t xml:space="preserve"> e todos os reflexos postulados. Registre-se que a própria inicial afirma que o Autor </w:t>
+      </w:r>
+      <w:r>
+        <w:rPr>
+          <w:rFonts w:ascii="Times New Roman" w:hAnsi="Times New Roman" w:cs="Times New Roman"/>
+          <w:b/>
+          <w:i w:val="0"/>
+          <w:sz w:val="24"/>
+        </w:rPr>
+        <w:t>recebeu integralmente R$ 160,00 por cada sábado e domingo em que prestou serviços</w:t>
+      </w:r>
+      <w:r>
+        <w:rPr>
+          <w:rFonts w:ascii="Times New Roman" w:hAnsi="Times New Roman" w:cs="Times New Roman"/>
+          <w:b w:val="0"/>
+          <w:i w:val="0"/>
+          <w:sz w:val="24"/>
+        </w:rPr>
+        <w:t xml:space="preserve"> (item 12): a diária ajustada foi paga na íntegra, nada havendo a complementar em uma relação que não é de emprego.</w:t>
       </w:r>
     </w:p>
     <w:p/>
@@ -3428,29 +3873,20 @@
       <w:r>
         <w:rPr>
           <w:rFonts w:ascii="Times New Roman" w:hAnsi="Times New Roman" w:cs="Times New Roman"/>
-          <w:b w:val="0"/>
-          <w:i w:val="0"/>
-          <w:sz w:val="24"/>
-        </w:rPr>
-        <w:t xml:space="preserve">Impugna-se especificamente. </w:t>
-      </w:r>
-      <w:r>
-        <w:rPr>
-          <w:rFonts w:ascii="Times New Roman" w:hAnsi="Times New Roman" w:cs="Times New Roman"/>
           <w:b/>
           <w:i w:val="0"/>
           <w:sz w:val="24"/>
         </w:rPr>
-        <w:t>Não houve desconto</w:t>
-      </w:r>
-      <w:r>
-        <w:rPr>
-          <w:rFonts w:ascii="Times New Roman" w:hAnsi="Times New Roman" w:cs="Times New Roman"/>
-          <w:b w:val="0"/>
-          <w:i w:val="0"/>
-          <w:sz w:val="24"/>
-        </w:rPr>
-        <w:t xml:space="preserve">: houve </w:t>
+        <w:t>3.5. Subsidiariamente.</w:t>
+      </w:r>
+      <w:r>
+        <w:rPr>
+          <w:rFonts w:ascii="Times New Roman" w:hAnsi="Times New Roman" w:cs="Times New Roman"/>
+          <w:b w:val="0"/>
+          <w:i w:val="0"/>
+          <w:sz w:val="24"/>
+        </w:rPr>
+        <w:t xml:space="preserve"> Caso deferidas horas extras, requer-se: (i) a observância do divisor e da base de cálculo compatíveis com o valor da diária efetivamente comprovada, jamais com o salário fictício de R$ 3.520,00; (ii) a limitação estrita aos dias comprovados nos autos; (iii) a </w:t>
       </w:r>
       <w:r>
         <w:rPr>
@@ -3459,16 +3895,16 @@
           <w:i w:val="0"/>
           <w:sz w:val="24"/>
         </w:rPr>
-        <w:t>ausência de prestação de serviço</w:t>
-      </w:r>
-      <w:r>
-        <w:rPr>
-          <w:rFonts w:ascii="Times New Roman" w:hAnsi="Times New Roman" w:cs="Times New Roman"/>
-          <w:b w:val="0"/>
-          <w:i w:val="0"/>
-          <w:sz w:val="24"/>
-        </w:rPr>
-        <w:t xml:space="preserve">. Nos dias em que não havia tarefa a executar — por chuva ou por etapa da obra —, o Autor simplesmente não era chamado e, não prestando serviço, nada lhe era devido, precisamente porque a contraprestação era </w:t>
+        <w:t>vedação da repercussão do RSR majorado por horas extras</w:t>
+      </w:r>
+      <w:r>
+        <w:rPr>
+          <w:rFonts w:ascii="Times New Roman" w:hAnsi="Times New Roman" w:cs="Times New Roman"/>
+          <w:b w:val="0"/>
+          <w:i w:val="0"/>
+          <w:sz w:val="24"/>
+        </w:rPr>
+        <w:t xml:space="preserve"> sobre férias, 13º salário, FGTS e aviso prévio, sob pena de dupla incidência e </w:t>
       </w:r>
       <w:r>
         <w:rPr>
@@ -3477,16 +3913,35 @@
           <w:i w:val="0"/>
           <w:sz w:val="24"/>
         </w:rPr>
-        <w:t>por dia efetivamente trabalhado</w:t>
-      </w:r>
-      <w:r>
-        <w:rPr>
-          <w:rFonts w:ascii="Times New Roman" w:hAnsi="Times New Roman" w:cs="Times New Roman"/>
-          <w:b w:val="0"/>
-          <w:i w:val="0"/>
-          <w:sz w:val="24"/>
-        </w:rPr>
-        <w:t>, e não salário mensal.</w:t>
+        <w:t>*bis in idem</w:t>
+      </w:r>
+      <w:r>
+        <w:rPr>
+          <w:rFonts w:ascii="Times New Roman" w:hAnsi="Times New Roman" w:cs="Times New Roman"/>
+          <w:b w:val="0"/>
+          <w:i w:val="0"/>
+          <w:sz w:val="24"/>
+        </w:rPr>
+        <w:t xml:space="preserve">* (art. 884 do Código Civil) </w:t>
+      </w:r>
+      <w:r>
+        <w:rPr>
+          <w:rFonts w:ascii="Times New Roman" w:hAnsi="Times New Roman" w:cs="Times New Roman"/>
+          <w:b w:val="0"/>
+          <w:i w:val="0"/>
+          <w:color w:val="FF0000"/>
+          <w:sz w:val="24"/>
+        </w:rPr>
+        <w:t>[CONFERIR: OJ 394 da SBDI-1 do TST — redação vigente e modulação temporal aplicável ao período]</w:t>
+      </w:r>
+      <w:r>
+        <w:rPr>
+          <w:rFonts w:ascii="Times New Roman" w:hAnsi="Times New Roman" w:cs="Times New Roman"/>
+          <w:b w:val="0"/>
+          <w:i w:val="0"/>
+          <w:sz w:val="24"/>
+        </w:rPr>
+        <w:t>; e (iv) a exclusão dos reflexos sobre a multa do art. 477 da CLT, que não é base de incidência de parcela alguma.</w:t>
       </w:r>
     </w:p>
     <w:p/>
@@ -3502,25 +3957,7 @@
           <w:i w:val="0"/>
           <w:sz w:val="24"/>
         </w:rPr>
-        <w:t xml:space="preserve">Aqui a inicial produz contra si a prova mais eloquente da tese defensiva: </w:t>
-      </w:r>
-      <w:r>
-        <w:rPr>
-          <w:rFonts w:ascii="Times New Roman" w:hAnsi="Times New Roman" w:cs="Times New Roman"/>
-          <w:b/>
-          <w:i w:val="0"/>
-          <w:sz w:val="24"/>
-        </w:rPr>
-        <w:t>o item 16 é a confissão da eventualidade</w:t>
-      </w:r>
-      <w:r>
-        <w:rPr>
-          <w:rFonts w:ascii="Times New Roman" w:hAnsi="Times New Roman" w:cs="Times New Roman"/>
-          <w:b w:val="0"/>
-          <w:i w:val="0"/>
-          <w:sz w:val="24"/>
-        </w:rPr>
-        <w:t>. Empregado mensalista recebe o salário integralmente, chova ou não chova; quem só recebe nos dias em que há tarefa é, por definição, prestador eventual. Os arts. 2º e 462 da CLT invocados pelo Autor pressupõem justamente a relação de emprego que não existiu.</w:t>
+        <w:t>4. Dos supostos descontos a título de transporte (itens 14 e 15 — pedido da letra "d")</w:t>
       </w:r>
     </w:p>
     <w:p/>
@@ -3536,7 +3973,7 @@
           <w:i w:val="0"/>
           <w:sz w:val="24"/>
         </w:rPr>
-        <w:t xml:space="preserve">Impugna-se o valor de </w:t>
+        <w:t xml:space="preserve">Impugna-se especificamente. A Reclamada </w:t>
       </w:r>
       <w:r>
         <w:rPr>
@@ -3545,16 +3982,16 @@
           <w:i w:val="0"/>
           <w:sz w:val="24"/>
         </w:rPr>
-        <w:t>R$ 2.400,00</w:t>
-      </w:r>
-      <w:r>
-        <w:rPr>
-          <w:rFonts w:ascii="Times New Roman" w:hAnsi="Times New Roman" w:cs="Times New Roman"/>
-          <w:b w:val="0"/>
-          <w:i w:val="0"/>
-          <w:sz w:val="24"/>
-        </w:rPr>
-        <w:t xml:space="preserve">, igualmente "estimado", sem indicação de datas e sem memória de cálculo. </w:t>
+        <w:t>não efetuou desconto algum</w:t>
+      </w:r>
+      <w:r>
+        <w:rPr>
+          <w:rFonts w:ascii="Times New Roman" w:hAnsi="Times New Roman" w:cs="Times New Roman"/>
+          <w:b w:val="0"/>
+          <w:i w:val="0"/>
+          <w:sz w:val="24"/>
+        </w:rPr>
+        <w:t xml:space="preserve"> a título de transporte, pela razão mais simples: </w:t>
       </w:r>
       <w:r>
         <w:rPr>
@@ -3563,16 +4000,26 @@
           <w:i w:val="0"/>
           <w:sz w:val="24"/>
         </w:rPr>
-        <w:t>Subsidiariamente</w:t>
-      </w:r>
-      <w:r>
-        <w:rPr>
-          <w:rFonts w:ascii="Times New Roman" w:hAnsi="Times New Roman" w:cs="Times New Roman"/>
-          <w:b w:val="0"/>
-          <w:i w:val="0"/>
-          <w:sz w:val="24"/>
-        </w:rPr>
-        <w:t>, caso reconhecido o vínculo e devido algum valor a esse título, a condenação deve limitar-se aos dias comprovados nos autos, com dedução do que já foi pago (art. 767 da CLT).</w:t>
+        <w:t>não havia salário do qual descontar</w:t>
+      </w:r>
+      <w:r>
+        <w:rPr>
+          <w:rFonts w:ascii="Times New Roman" w:hAnsi="Times New Roman" w:cs="Times New Roman"/>
+          <w:b w:val="0"/>
+          <w:i w:val="0"/>
+          <w:sz w:val="24"/>
+        </w:rPr>
+        <w:t xml:space="preserve">. A remuneração era o valor fechado da diária, ajustado e quitado a cada dia de tarefa. </w:t>
+      </w:r>
+      <w:r>
+        <w:rPr>
+          <w:rFonts w:ascii="Times New Roman" w:hAnsi="Times New Roman" w:cs="Times New Roman"/>
+          <w:b w:val="0"/>
+          <w:i w:val="0"/>
+          <w:color w:val="FF0000"/>
+          <w:sz w:val="24"/>
+        </w:rPr>
+        <w:t>[CONFERIR COM O CLIENTE: se houve, em algum ajuste pontual, rateio de combustível ou carona — em caso positivo, descrever e comprovar]</w:t>
       </w:r>
     </w:p>
     <w:p/>
@@ -3588,7 +4035,43 @@
           <w:i w:val="0"/>
           <w:sz w:val="24"/>
         </w:rPr>
-        <w:t>6. Do adicional de insalubridade (itens 19 a 24 — pedidos das letras "f" e "g")</w:t>
+        <w:t xml:space="preserve">Ademais, é a própria inicial que desmente o pedido: o item 14 afirma que o Autor "ia e voltava das obras </w:t>
+      </w:r>
+      <w:r>
+        <w:rPr>
+          <w:rFonts w:ascii="Times New Roman" w:hAnsi="Times New Roman" w:cs="Times New Roman"/>
+          <w:b/>
+          <w:i w:val="0"/>
+          <w:sz w:val="24"/>
+        </w:rPr>
+        <w:t>de carona com o pedreiro Marcelo</w:t>
+      </w:r>
+      <w:r>
+        <w:rPr>
+          <w:rFonts w:ascii="Times New Roman" w:hAnsi="Times New Roman" w:cs="Times New Roman"/>
+          <w:b w:val="0"/>
+          <w:i w:val="0"/>
+          <w:sz w:val="24"/>
+        </w:rPr>
+        <w:t xml:space="preserve">". Se o transporte era carona particular de um colega, eventual valor pago pelo Autor terá sido pago </w:t>
+      </w:r>
+      <w:r>
+        <w:rPr>
+          <w:rFonts w:ascii="Times New Roman" w:hAnsi="Times New Roman" w:cs="Times New Roman"/>
+          <w:b/>
+          <w:i w:val="0"/>
+          <w:sz w:val="24"/>
+        </w:rPr>
+        <w:t>ao colega</w:t>
+      </w:r>
+      <w:r>
+        <w:rPr>
+          <w:rFonts w:ascii="Times New Roman" w:hAnsi="Times New Roman" w:cs="Times New Roman"/>
+          <w:b w:val="0"/>
+          <w:i w:val="0"/>
+          <w:sz w:val="24"/>
+        </w:rPr>
+        <w:t>, e não à Reclamada — que nada recebeu e nada descontou. A contradição com o item 6 ("depende do transporte da empresa") foi objeto da preliminar do item I.2.</w:t>
       </w:r>
     </w:p>
     <w:p/>
@@ -3600,57 +4083,29 @@
       <w:r>
         <w:rPr>
           <w:rFonts w:ascii="Times New Roman" w:hAnsi="Times New Roman" w:cs="Times New Roman"/>
+          <w:b w:val="0"/>
+          <w:i w:val="0"/>
+          <w:sz w:val="24"/>
+        </w:rPr>
+        <w:t xml:space="preserve">Acrescente-se que o vale-transporte é benefício legal devido </w:t>
+      </w:r>
+      <w:r>
+        <w:rPr>
+          <w:rFonts w:ascii="Times New Roman" w:hAnsi="Times New Roman" w:cs="Times New Roman"/>
           <w:b/>
           <w:i w:val="0"/>
           <w:sz w:val="24"/>
         </w:rPr>
-        <w:t>6.1. Ausência de habitualidade e de permanência.</w:t>
-      </w:r>
-      <w:r>
-        <w:rPr>
-          <w:rFonts w:ascii="Times New Roman" w:hAnsi="Times New Roman" w:cs="Times New Roman"/>
-          <w:b w:val="0"/>
-          <w:i w:val="0"/>
-          <w:sz w:val="24"/>
-        </w:rPr>
-        <w:t xml:space="preserve"> A prestação de serviços de forma esporádica e descontínua, em dias isolados, descaracteriza a exposição habitual e permanente exigida pelo </w:t>
-      </w:r>
-      <w:r>
-        <w:rPr>
-          <w:rFonts w:ascii="Times New Roman" w:hAnsi="Times New Roman" w:cs="Times New Roman"/>
-          <w:b/>
-          <w:i w:val="0"/>
-          <w:sz w:val="24"/>
-        </w:rPr>
-        <w:t>art. 189 da CLT</w:t>
-      </w:r>
-      <w:r>
-        <w:rPr>
-          <w:rFonts w:ascii="Times New Roman" w:hAnsi="Times New Roman" w:cs="Times New Roman"/>
-          <w:b w:val="0"/>
-          <w:i w:val="0"/>
-          <w:sz w:val="24"/>
-        </w:rPr>
-        <w:t xml:space="preserve"> e pelos parâmetros da NR-15. Nos poucos dias em que prestou serviços, o Autor recebeu e utilizou os EPIs adequados fornecidos pela Reclamada </w:t>
-      </w:r>
-      <w:r>
-        <w:rPr>
-          <w:rFonts w:ascii="Times New Roman" w:hAnsi="Times New Roman" w:cs="Times New Roman"/>
-          <w:b w:val="0"/>
-          <w:i w:val="0"/>
-          <w:color w:val="FF0000"/>
-          <w:sz w:val="24"/>
-        </w:rPr>
-        <w:t>[doc. anexo — CONFIRMAR JUNTADA DAS FICHAS DE ENTREGA DE EPI E DAS ORDENS DE SERVIÇO DE SEGURANÇA]</w:t>
-      </w:r>
-      <w:r>
-        <w:rPr>
-          <w:rFonts w:ascii="Times New Roman" w:hAnsi="Times New Roman" w:cs="Times New Roman"/>
-          <w:b w:val="0"/>
-          <w:i w:val="0"/>
-          <w:sz w:val="24"/>
-        </w:rPr>
-        <w:t>.</w:t>
+        <w:t>ao empregado</w:t>
+      </w:r>
+      <w:r>
+        <w:rPr>
+          <w:rFonts w:ascii="Times New Roman" w:hAnsi="Times New Roman" w:cs="Times New Roman"/>
+          <w:b w:val="0"/>
+          <w:i w:val="0"/>
+          <w:sz w:val="24"/>
+        </w:rPr>
+        <w:t xml:space="preserve"> (Lei nº 7.418/1985), inaplicável ao prestador autônomo, que se desloca por conta própria como parte de sua autonomia.</w:t>
       </w:r>
     </w:p>
     <w:p/>
@@ -3662,11 +4117,374 @@
       <w:r>
         <w:rPr>
           <w:rFonts w:ascii="Times New Roman" w:hAnsi="Times New Roman" w:cs="Times New Roman"/>
+          <w:b w:val="0"/>
+          <w:i w:val="0"/>
+          <w:sz w:val="24"/>
+        </w:rPr>
+        <w:t xml:space="preserve">Impugna-se o valor de </w:t>
+      </w:r>
+      <w:r>
+        <w:rPr>
+          <w:rFonts w:ascii="Times New Roman" w:hAnsi="Times New Roman" w:cs="Times New Roman"/>
           <w:b/>
           <w:i w:val="0"/>
           <w:sz w:val="24"/>
         </w:rPr>
-        <w:t>6.2. Do contato com cimento — tese vinculante do TST.</w:t>
+        <w:t>R$ 1.500,00</w:t>
+      </w:r>
+      <w:r>
+        <w:rPr>
+          <w:rFonts w:ascii="Times New Roman" w:hAnsi="Times New Roman" w:cs="Times New Roman"/>
+          <w:b w:val="0"/>
+          <w:i w:val="0"/>
+          <w:sz w:val="24"/>
+        </w:rPr>
+        <w:t xml:space="preserve">, apresentado como "total estimado", sem indicação do número de dias, sem memória de cálculo e sem um único comprovante de desconto. </w:t>
+      </w:r>
+      <w:r>
+        <w:rPr>
+          <w:rFonts w:ascii="Times New Roman" w:hAnsi="Times New Roman" w:cs="Times New Roman"/>
+          <w:b/>
+          <w:i w:val="0"/>
+          <w:sz w:val="24"/>
+        </w:rPr>
+        <w:t>Subsidiariamente</w:t>
+      </w:r>
+      <w:r>
+        <w:rPr>
+          <w:rFonts w:ascii="Times New Roman" w:hAnsi="Times New Roman" w:cs="Times New Roman"/>
+          <w:b w:val="0"/>
+          <w:i w:val="0"/>
+          <w:sz w:val="24"/>
+        </w:rPr>
+        <w:t>, eventual condenação deve limitar-se aos descontos efetivamente comprovados nos autos, dia a dia.</w:t>
+      </w:r>
+    </w:p>
+    <w:p/>
+    <w:p>
+      <w:pPr>
+        <w:ind w:firstLine="850"/>
+        <w:jc w:val="both"/>
+      </w:pPr>
+      <w:r>
+        <w:rPr>
+          <w:rFonts w:ascii="Times New Roman" w:hAnsi="Times New Roman" w:cs="Times New Roman"/>
+          <w:b w:val="0"/>
+          <w:i w:val="0"/>
+          <w:sz w:val="24"/>
+        </w:rPr>
+        <w:t>5. Dos supostos descontos a título de "dispensa" (itens 16 a 18 — pedido da letra "e")</w:t>
+      </w:r>
+    </w:p>
+    <w:p/>
+    <w:p>
+      <w:pPr>
+        <w:ind w:firstLine="850"/>
+        <w:jc w:val="both"/>
+      </w:pPr>
+      <w:r>
+        <w:rPr>
+          <w:rFonts w:ascii="Times New Roman" w:hAnsi="Times New Roman" w:cs="Times New Roman"/>
+          <w:b w:val="0"/>
+          <w:i w:val="0"/>
+          <w:sz w:val="24"/>
+        </w:rPr>
+        <w:t xml:space="preserve">Impugna-se especificamente. </w:t>
+      </w:r>
+      <w:r>
+        <w:rPr>
+          <w:rFonts w:ascii="Times New Roman" w:hAnsi="Times New Roman" w:cs="Times New Roman"/>
+          <w:b/>
+          <w:i w:val="0"/>
+          <w:sz w:val="24"/>
+        </w:rPr>
+        <w:t>Não houve desconto</w:t>
+      </w:r>
+      <w:r>
+        <w:rPr>
+          <w:rFonts w:ascii="Times New Roman" w:hAnsi="Times New Roman" w:cs="Times New Roman"/>
+          <w:b w:val="0"/>
+          <w:i w:val="0"/>
+          <w:sz w:val="24"/>
+        </w:rPr>
+        <w:t xml:space="preserve">: houve </w:t>
+      </w:r>
+      <w:r>
+        <w:rPr>
+          <w:rFonts w:ascii="Times New Roman" w:hAnsi="Times New Roman" w:cs="Times New Roman"/>
+          <w:b/>
+          <w:i w:val="0"/>
+          <w:sz w:val="24"/>
+        </w:rPr>
+        <w:t>ausência de prestação de serviço</w:t>
+      </w:r>
+      <w:r>
+        <w:rPr>
+          <w:rFonts w:ascii="Times New Roman" w:hAnsi="Times New Roman" w:cs="Times New Roman"/>
+          <w:b w:val="0"/>
+          <w:i w:val="0"/>
+          <w:sz w:val="24"/>
+        </w:rPr>
+        <w:t xml:space="preserve">. Nos dias em que não havia tarefa a executar — por chuva ou por etapa da obra —, o Autor simplesmente não era chamado e, não prestando serviço, nada lhe era devido, precisamente porque a contraprestação era </w:t>
+      </w:r>
+      <w:r>
+        <w:rPr>
+          <w:rFonts w:ascii="Times New Roman" w:hAnsi="Times New Roman" w:cs="Times New Roman"/>
+          <w:b/>
+          <w:i w:val="0"/>
+          <w:sz w:val="24"/>
+        </w:rPr>
+        <w:t>por dia efetivamente trabalhado</w:t>
+      </w:r>
+      <w:r>
+        <w:rPr>
+          <w:rFonts w:ascii="Times New Roman" w:hAnsi="Times New Roman" w:cs="Times New Roman"/>
+          <w:b w:val="0"/>
+          <w:i w:val="0"/>
+          <w:sz w:val="24"/>
+        </w:rPr>
+        <w:t>, e não salário mensal.</w:t>
+      </w:r>
+    </w:p>
+    <w:p/>
+    <w:p>
+      <w:pPr>
+        <w:ind w:firstLine="850"/>
+        <w:jc w:val="both"/>
+      </w:pPr>
+      <w:r>
+        <w:rPr>
+          <w:rFonts w:ascii="Times New Roman" w:hAnsi="Times New Roman" w:cs="Times New Roman"/>
+          <w:b w:val="0"/>
+          <w:i w:val="0"/>
+          <w:sz w:val="24"/>
+        </w:rPr>
+        <w:t xml:space="preserve">Aqui a inicial produz contra si a prova mais eloquente da tese defensiva: </w:t>
+      </w:r>
+      <w:r>
+        <w:rPr>
+          <w:rFonts w:ascii="Times New Roman" w:hAnsi="Times New Roman" w:cs="Times New Roman"/>
+          <w:b/>
+          <w:i w:val="0"/>
+          <w:sz w:val="24"/>
+        </w:rPr>
+        <w:t>o item 16 é a confissão da eventualidade</w:t>
+      </w:r>
+      <w:r>
+        <w:rPr>
+          <w:rFonts w:ascii="Times New Roman" w:hAnsi="Times New Roman" w:cs="Times New Roman"/>
+          <w:b w:val="0"/>
+          <w:i w:val="0"/>
+          <w:sz w:val="24"/>
+        </w:rPr>
+        <w:t>. Empregado mensalista recebe o salário integralmente, chova ou não chova; quem só recebe nos dias em que há tarefa é, por definição, prestador eventual. Os arts. 2º e 462 da CLT invocados pelo Autor pressupõem justamente a relação de emprego que não existiu.</w:t>
+      </w:r>
+    </w:p>
+    <w:p/>
+    <w:p>
+      <w:pPr>
+        <w:ind w:firstLine="850"/>
+        <w:jc w:val="both"/>
+      </w:pPr>
+      <w:r>
+        <w:rPr>
+          <w:rFonts w:ascii="Times New Roman" w:hAnsi="Times New Roman" w:cs="Times New Roman"/>
+          <w:b w:val="0"/>
+          <w:i w:val="0"/>
+          <w:sz w:val="24"/>
+        </w:rPr>
+        <w:t xml:space="preserve">Impugna-se o valor de </w:t>
+      </w:r>
+      <w:r>
+        <w:rPr>
+          <w:rFonts w:ascii="Times New Roman" w:hAnsi="Times New Roman" w:cs="Times New Roman"/>
+          <w:b/>
+          <w:i w:val="0"/>
+          <w:sz w:val="24"/>
+        </w:rPr>
+        <w:t>R$ 2.400,00</w:t>
+      </w:r>
+      <w:r>
+        <w:rPr>
+          <w:rFonts w:ascii="Times New Roman" w:hAnsi="Times New Roman" w:cs="Times New Roman"/>
+          <w:b w:val="0"/>
+          <w:i w:val="0"/>
+          <w:sz w:val="24"/>
+        </w:rPr>
+        <w:t xml:space="preserve">, igualmente "estimado", sem indicação de datas e sem memória de cálculo. </w:t>
+      </w:r>
+      <w:r>
+        <w:rPr>
+          <w:rFonts w:ascii="Times New Roman" w:hAnsi="Times New Roman" w:cs="Times New Roman"/>
+          <w:b/>
+          <w:i w:val="0"/>
+          <w:sz w:val="24"/>
+        </w:rPr>
+        <w:t>Subsidiariamente</w:t>
+      </w:r>
+      <w:r>
+        <w:rPr>
+          <w:rFonts w:ascii="Times New Roman" w:hAnsi="Times New Roman" w:cs="Times New Roman"/>
+          <w:b w:val="0"/>
+          <w:i w:val="0"/>
+          <w:sz w:val="24"/>
+        </w:rPr>
+        <w:t>, caso reconhecido o vínculo e devido algum valor a esse título, a condenação deve limitar-se aos dias comprovados nos autos, com dedução do que já foi pago (art. 767 da CLT).</w:t>
+      </w:r>
+    </w:p>
+    <w:p/>
+    <w:p>
+      <w:pPr>
+        <w:ind w:firstLine="850"/>
+        <w:jc w:val="both"/>
+      </w:pPr>
+      <w:r>
+        <w:rPr>
+          <w:rFonts w:ascii="Times New Roman" w:hAnsi="Times New Roman" w:cs="Times New Roman"/>
+          <w:b w:val="0"/>
+          <w:i w:val="0"/>
+          <w:sz w:val="24"/>
+        </w:rPr>
+        <w:t>6. Do adicional de insalubridade (itens 19 a 24 — pedidos das letras "f" e "g")</w:t>
+      </w:r>
+    </w:p>
+    <w:p/>
+    <w:p>
+      <w:pPr>
+        <w:ind w:firstLine="850"/>
+        <w:jc w:val="both"/>
+      </w:pPr>
+      <w:r>
+        <w:rPr>
+          <w:rFonts w:ascii="Times New Roman" w:hAnsi="Times New Roman" w:cs="Times New Roman"/>
+          <w:b/>
+          <w:i w:val="0"/>
+          <w:sz w:val="24"/>
+        </w:rPr>
+        <w:t>6.1. A prova do Autor desmente a causa de pedir.</w:t>
+      </w:r>
+      <w:r>
+        <w:rPr>
+          <w:rFonts w:ascii="Times New Roman" w:hAnsi="Times New Roman" w:cs="Times New Roman"/>
+          <w:b w:val="0"/>
+          <w:i w:val="0"/>
+          <w:sz w:val="24"/>
+        </w:rPr>
+        <w:t xml:space="preserve"> O item 21 da inicial afirma, categoricamente, que "a reclamada não fornecia ao reclamante os EPI's que elidem as condições insalubres". As </w:t>
+      </w:r>
+      <w:r>
+        <w:rPr>
+          <w:rFonts w:ascii="Times New Roman" w:hAnsi="Times New Roman" w:cs="Times New Roman"/>
+          <w:b/>
+          <w:i w:val="0"/>
+          <w:sz w:val="24"/>
+        </w:rPr>
+        <w:t>fotografias juntadas pelo próprio Autor</w:t>
+      </w:r>
+      <w:r>
+        <w:rPr>
+          <w:rFonts w:ascii="Times New Roman" w:hAnsi="Times New Roman" w:cs="Times New Roman"/>
+          <w:b w:val="0"/>
+          <w:i w:val="0"/>
+          <w:sz w:val="24"/>
+        </w:rPr>
+        <w:t xml:space="preserve"> (ID 2c1fbec) o retratam </w:t>
+      </w:r>
+      <w:r>
+        <w:rPr>
+          <w:rFonts w:ascii="Times New Roman" w:hAnsi="Times New Roman" w:cs="Times New Roman"/>
+          <w:b/>
+          <w:i w:val="0"/>
+          <w:sz w:val="24"/>
+        </w:rPr>
+        <w:t>usando capacete de proteção</w:t>
+      </w:r>
+      <w:r>
+        <w:rPr>
+          <w:rFonts w:ascii="Times New Roman" w:hAnsi="Times New Roman" w:cs="Times New Roman"/>
+          <w:b w:val="0"/>
+          <w:i w:val="0"/>
+          <w:sz w:val="24"/>
+        </w:rPr>
+        <w:t xml:space="preserve"> (fls. 23 e 28), e retratam trabalhador com capacete e luvas em serviço de alvenaria (fls. 24). A alegação nuclear do pedido é desmentida pela prova que o próprio Autor produziu.</w:t>
+      </w:r>
+    </w:p>
+    <w:p/>
+    <w:p>
+      <w:pPr>
+        <w:ind w:firstLine="850"/>
+        <w:jc w:val="both"/>
+      </w:pPr>
+      <w:r>
+        <w:rPr>
+          <w:rFonts w:ascii="Times New Roman" w:hAnsi="Times New Roman" w:cs="Times New Roman"/>
+          <w:b/>
+          <w:i w:val="0"/>
+          <w:sz w:val="24"/>
+        </w:rPr>
+        <w:t>6.2. Ausência de habitualidade e de permanência.</w:t>
+      </w:r>
+      <w:r>
+        <w:rPr>
+          <w:rFonts w:ascii="Times New Roman" w:hAnsi="Times New Roman" w:cs="Times New Roman"/>
+          <w:b w:val="0"/>
+          <w:i w:val="0"/>
+          <w:sz w:val="24"/>
+        </w:rPr>
+        <w:t xml:space="preserve"> A prestação de serviços de forma esporádica e descontínua, em dias isolados, descaracteriza a exposição habitual e permanente exigida pelo </w:t>
+      </w:r>
+      <w:r>
+        <w:rPr>
+          <w:rFonts w:ascii="Times New Roman" w:hAnsi="Times New Roman" w:cs="Times New Roman"/>
+          <w:b/>
+          <w:i w:val="0"/>
+          <w:sz w:val="24"/>
+        </w:rPr>
+        <w:t>art. 189 da CLT</w:t>
+      </w:r>
+      <w:r>
+        <w:rPr>
+          <w:rFonts w:ascii="Times New Roman" w:hAnsi="Times New Roman" w:cs="Times New Roman"/>
+          <w:b w:val="0"/>
+          <w:i w:val="0"/>
+          <w:sz w:val="24"/>
+        </w:rPr>
+        <w:t xml:space="preserve"> e pelos parâmetros da NR-15. Nos poucos dias em que prestou serviços, o Autor recebeu e utilizou os EPIs adequados fornecidos pela Reclamada </w:t>
+      </w:r>
+      <w:r>
+        <w:rPr>
+          <w:rFonts w:ascii="Times New Roman" w:hAnsi="Times New Roman" w:cs="Times New Roman"/>
+          <w:b w:val="0"/>
+          <w:i w:val="0"/>
+          <w:color w:val="FF0000"/>
+          <w:sz w:val="24"/>
+        </w:rPr>
+        <w:t>[doc. anexo — CONFIRMAR JUNTADA DAS FICHAS DE ENTREGA DE EPI E DAS ORDENS DE SERVIÇO DE SEGURANÇA]</w:t>
+      </w:r>
+      <w:r>
+        <w:rPr>
+          <w:rFonts w:ascii="Times New Roman" w:hAnsi="Times New Roman" w:cs="Times New Roman"/>
+          <w:b w:val="0"/>
+          <w:i w:val="0"/>
+          <w:sz w:val="24"/>
+        </w:rPr>
+        <w:t>.</w:t>
+      </w:r>
+    </w:p>
+    <w:p/>
+    <w:p>
+      <w:pPr>
+        <w:ind w:firstLine="850"/>
+        <w:jc w:val="both"/>
+      </w:pPr>
+      <w:r>
+        <w:rPr>
+          <w:rFonts w:ascii="Times New Roman" w:hAnsi="Times New Roman" w:cs="Times New Roman"/>
+          <w:b/>
+          <w:i w:val="0"/>
+          <w:sz w:val="24"/>
+        </w:rPr>
+        <w:t>6.3. Do contato com cimento — tese vinculante do TST.</w:t>
       </w:r>
       <w:r>
         <w:rPr>
@@ -3805,7 +4623,7 @@
           <w:i w:val="0"/>
           <w:sz w:val="24"/>
         </w:rPr>
-        <w:t>6.3. Da necessidade de enquadramento oficial — Súmula 448, I, do TST.</w:t>
+        <w:t>6.4. Da necessidade de enquadramento oficial — Súmula 448, I, do TST.</w:t>
       </w:r>
       <w:r>
         <w:rPr>
@@ -3880,7 +4698,7 @@
           <w:i w:val="0"/>
           <w:sz w:val="24"/>
         </w:rPr>
-        <w:t>6.4. Do fornecimento de EPI.</w:t>
+        <w:t>6.5. Do fornecimento de EPI.</w:t>
       </w:r>
       <w:r>
         <w:rPr>
@@ -3997,7 +4815,7 @@
           <w:i w:val="0"/>
           <w:sz w:val="24"/>
         </w:rPr>
-        <w:t>6.5. Da perícia — a Reclamada não se opõe.</w:t>
+        <w:t>6.6. Da perícia — a Reclamada não se opõe.</w:t>
       </w:r>
       <w:r>
         <w:rPr>
@@ -4042,7 +4860,25 @@
           <w:i w:val="0"/>
           <w:sz w:val="24"/>
         </w:rPr>
-        <w:t>, com a apresentação de quesitos e a indicação de assistente técnico (art. 465, § 1º, do CPC), reservando-se o direito de impugnar o laudo.</w:t>
+        <w:t xml:space="preserve">, com a apresentação de quesitos e a indicação de assistente técnico (art. 465, § 1º, do CPC), reservando-se o direito de impugnar o laudo. Requer, desde já, que a perícia observe que o Autor </w:t>
+      </w:r>
+      <w:r>
+        <w:rPr>
+          <w:rFonts w:ascii="Times New Roman" w:hAnsi="Times New Roman" w:cs="Times New Roman"/>
+          <w:b/>
+          <w:i w:val="0"/>
+          <w:sz w:val="24"/>
+        </w:rPr>
+        <w:t>não é e nunca foi empregado</w:t>
+      </w:r>
+      <w:r>
+        <w:rPr>
+          <w:rFonts w:ascii="Times New Roman" w:hAnsi="Times New Roman" w:cs="Times New Roman"/>
+          <w:b w:val="0"/>
+          <w:i w:val="0"/>
+          <w:sz w:val="24"/>
+        </w:rPr>
+        <w:t>, e que eventual aferição se restrinja aos dias de prestação comprovados nos autos.</w:t>
       </w:r>
     </w:p>
     <w:p/>
@@ -4058,7 +4894,7 @@
           <w:i w:val="0"/>
           <w:sz w:val="24"/>
         </w:rPr>
-        <w:t>6.6. Impugnação do valor e teses subsidiárias.</w:t>
+        <w:t>6.7. Impugnação do valor e teses subsidiárias.</w:t>
       </w:r>
       <w:r>
         <w:rPr>
@@ -4999,7 +5835,7 @@
           <w:i w:val="0"/>
           <w:sz w:val="24"/>
         </w:rPr>
-        <w:t xml:space="preserve">A Reclamada não dispõe, neste momento processual, de elementos concretos que infirmem a declaração de hipossuficiência apresentada, razão pela qual </w:t>
+        <w:t xml:space="preserve">A Reclamada não dispõe, neste momento processual, de elementos concretos que infirmem a declaração de hipossuficiência apresentada (ID 8acba9a), razão pela qual </w:t>
       </w:r>
       <w:r>
         <w:rPr>
@@ -5069,7 +5905,7 @@
           <w:i w:val="0"/>
           <w:sz w:val="24"/>
         </w:rPr>
-        <w:t>13. Da compensação e da dedução (art. 767 da CLT)</w:t>
+        <w:t>13. Dos requerimentos processuais da inicial (itens 37 a 39)</w:t>
       </w:r>
     </w:p>
     <w:p/>
@@ -5085,6 +5921,108 @@
           <w:i w:val="0"/>
           <w:sz w:val="24"/>
         </w:rPr>
+        <w:t xml:space="preserve">O Autor requer a intimação da Reclamada para juntar "cartões pontos ou o controle de horários" e "comprovantes de pagamento do obreiro, sob pena de revelia e confissão". A cominação é descabida: </w:t>
+      </w:r>
+      <w:r>
+        <w:rPr>
+          <w:rFonts w:ascii="Times New Roman" w:hAnsi="Times New Roman" w:cs="Times New Roman"/>
+          <w:b/>
+          <w:i w:val="0"/>
+          <w:sz w:val="24"/>
+        </w:rPr>
+        <w:t>não existem cartões de ponto do Autor</w:t>
+      </w:r>
+      <w:r>
+        <w:rPr>
+          <w:rFonts w:ascii="Times New Roman" w:hAnsi="Times New Roman" w:cs="Times New Roman"/>
+          <w:b w:val="0"/>
+          <w:i w:val="0"/>
+          <w:sz w:val="24"/>
+        </w:rPr>
+        <w:t xml:space="preserve"> porque ele não era empregado e porque a Reclamada está dispensada do controle de jornada (art. 74, § 2º, da CLT), conforme item III.3.2. Não se pode extrair confissão da não apresentação de documento que a lei não obriga a manter e que a realidade fática não permite existir. A Reclamada junta, contudo, o </w:t>
+      </w:r>
+      <w:r>
+        <w:rPr>
+          <w:rFonts w:ascii="Times New Roman" w:hAnsi="Times New Roman" w:cs="Times New Roman"/>
+          <w:b/>
+          <w:i w:val="0"/>
+          <w:sz w:val="24"/>
+        </w:rPr>
+        <w:t>relatório de todos os pagamentos efetuados ao Autor</w:t>
+      </w:r>
+      <w:r>
+        <w:rPr>
+          <w:rFonts w:ascii="Times New Roman" w:hAnsi="Times New Roman" w:cs="Times New Roman"/>
+          <w:b w:val="0"/>
+          <w:i w:val="0"/>
+          <w:sz w:val="24"/>
+        </w:rPr>
+        <w:t>, com data, valor e registro, exatamente para que a natureza eventual do ajuste fique demonstrada.</w:t>
+      </w:r>
+    </w:p>
+    <w:p/>
+    <w:p>
+      <w:pPr>
+        <w:ind w:firstLine="850"/>
+        <w:jc w:val="both"/>
+      </w:pPr>
+      <w:r>
+        <w:rPr>
+          <w:rFonts w:ascii="Times New Roman" w:hAnsi="Times New Roman" w:cs="Times New Roman"/>
+          <w:b w:val="0"/>
+          <w:i w:val="0"/>
+          <w:sz w:val="24"/>
+        </w:rPr>
+        <w:t xml:space="preserve">Quanto ao depoimento pessoal do representante da Reclamada, nada há a opor — comparecerá seu sócio-administrador ou preposto regularmente constituído. A Reclamada requer, por sua vez, o </w:t>
+      </w:r>
+      <w:r>
+        <w:rPr>
+          <w:rFonts w:ascii="Times New Roman" w:hAnsi="Times New Roman" w:cs="Times New Roman"/>
+          <w:b/>
+          <w:i w:val="0"/>
+          <w:sz w:val="24"/>
+        </w:rPr>
+        <w:t>depoimento pessoal do Reclamante, sob pena de confissão</w:t>
+      </w:r>
+      <w:r>
+        <w:rPr>
+          <w:rFonts w:ascii="Times New Roman" w:hAnsi="Times New Roman" w:cs="Times New Roman"/>
+          <w:b w:val="0"/>
+          <w:i w:val="0"/>
+          <w:sz w:val="24"/>
+        </w:rPr>
+        <w:t>, e não se opõe à produção das demais provas requeridas.</w:t>
+      </w:r>
+    </w:p>
+    <w:p/>
+    <w:p>
+      <w:pPr>
+        <w:ind w:firstLine="850"/>
+        <w:jc w:val="both"/>
+      </w:pPr>
+      <w:r>
+        <w:rPr>
+          <w:rFonts w:ascii="Times New Roman" w:hAnsi="Times New Roman" w:cs="Times New Roman"/>
+          <w:b w:val="0"/>
+          <w:i w:val="0"/>
+          <w:sz w:val="24"/>
+        </w:rPr>
+        <w:t>14. Da compensação e da dedução (art. 767 da CLT)</w:t>
+      </w:r>
+    </w:p>
+    <w:p/>
+    <w:p>
+      <w:pPr>
+        <w:ind w:firstLine="850"/>
+        <w:jc w:val="both"/>
+      </w:pPr>
+      <w:r>
+        <w:rPr>
+          <w:rFonts w:ascii="Times New Roman" w:hAnsi="Times New Roman" w:cs="Times New Roman"/>
+          <w:b w:val="0"/>
+          <w:i w:val="0"/>
+          <w:sz w:val="24"/>
+        </w:rPr>
         <w:t xml:space="preserve">Por cautela, caso haja qualquer condenação, requer-se a </w:t>
       </w:r>
       <w:r>
@@ -5103,7 +6041,7 @@
           <w:i w:val="0"/>
           <w:sz w:val="24"/>
         </w:rPr>
-        <w:t xml:space="preserve"> de todos os valores já quitados ao Autor a qualquer título — notadamente as diárias pagas por tarefa, comprovadas nos relatórios financeiros e nos comprovantes de transferência juntados —, a teor do </w:t>
+        <w:t xml:space="preserve"> de todos os valores já quitados ao Autor a qualquer título — notadamente as diárias pagas por tarefa, comprovadas no relatório financeiro anexo —, a teor do </w:t>
       </w:r>
       <w:r>
         <w:rPr>
@@ -5457,7 +6395,7 @@
                 <w:i w:val="0"/>
                 <w:sz w:val="22"/>
               </w:rPr>
-              <w:t xml:space="preserve"> Autonomia de horários do prestador eventual; empresa dispensada de controle de jornada (art. 74, § 2º, da CLT), afastada a Súmula 338, I, do TST; ônus do Autor; diárias integralmente pagas. Valor impugnado — item III.3.</w:t>
+              <w:t xml:space="preserve"> Autonomia de horários do prestador eventual; empresa dispensada de controle de jornada (art. 74, § 2º, da CLT), afastada a Súmula 338, I, do TST; ônus do Autor; nenhuma das fotografias corresponde a sábado, e a única de domingo não retrata trabalho; diárias integralmente pagas. Valor impugnado — item III.3.</w:t>
             </w:r>
           </w:p>
         </w:tc>
@@ -5670,7 +6608,7 @@
                 <w:i w:val="0"/>
                 <w:sz w:val="22"/>
               </w:rPr>
-              <w:t xml:space="preserve"> Ausência de habitualidade e permanência (art. 189 da CLT); tese vinculante do TST quanto ao cimento </w:t>
+              <w:t xml:space="preserve"> As fotografias do próprio Autor (ID 2c1fbec) o retratam de capacete, desmentindo a alegação de ausência de EPI; ausência de habitualidade e permanência (art. 189 da CLT); tese vinculante do TST quanto ao cimento </w:t>
             </w:r>
             <w:r>
               <w:rPr>
@@ -5689,7 +6627,7 @@
                 <w:i w:val="0"/>
                 <w:sz w:val="22"/>
               </w:rPr>
-              <w:t>; Súmula 448, I, do TST; EPIs eficazes (art. 191, II, da CLT; Súmula 80 do TST); ausência de indicação do anexo da NR-15. Reflexo em adicional noturno sem causa de pedir. Perícia requerida. Valor impugnado — item III.6.</w:t>
+              <w:t>; Súmula 448, I, do TST; art. 191, II, da CLT e Súmula 80 do TST; ausência de indicação do anexo da NR-15. Reflexo em adicional noturno sem causa de pedir. Perícia requerida. Valor impugnado — item III.6.</w:t>
             </w:r>
           </w:p>
         </w:tc>
@@ -5760,7 +6698,7 @@
                 <w:i w:val="0"/>
                 <w:sz w:val="22"/>
               </w:rPr>
-              <w:t>, por prejudicialidade. Subsidiariamente, integração restrita às parcelas deferidas e aos dias reconhecidos — item III.6.6.</w:t>
+              <w:t>, por prejudicialidade. Subsidiariamente, integração restrita às parcelas deferidas e aos dias reconhecidos — item III.6.7.</w:t>
             </w:r>
           </w:p>
         </w:tc>
@@ -6276,7 +7214,7 @@
                 <w:i w:val="0"/>
                 <w:sz w:val="22"/>
               </w:rPr>
-              <w:t xml:space="preserve"> quanto à cominação pretendida: inexistindo obrigação legal de controle de jornada (art. 74, § 2º, da CLT) e inexistindo vínculo, não há documentos a exibir sob pena de confissão. A Reclamada junta os documentos que possui, não se opõe à produção das provas requeridas e requer, por sua vez, o </w:t>
+              <w:t xml:space="preserve"> quanto à cominação pretendida: inexistindo obrigação legal de controle de jornada (art. 74, § 2º, da CLT) e inexistindo vínculo, não há cartões de ponto a exibir sob pena de confissão. A Reclamada junta o relatório de pagamentos, não se opõe à produção das provas requeridas e requer o </w:t>
             </w:r>
             <w:r>
               <w:rPr>
@@ -6294,7 +7232,7 @@
                 <w:i w:val="0"/>
                 <w:sz w:val="22"/>
               </w:rPr>
-              <w:t>.</w:t>
+              <w:t xml:space="preserve"> — item III.13.</w:t>
             </w:r>
           </w:p>
         </w:tc>
@@ -6415,7 +7353,7 @@
           <w:i w:val="0"/>
           <w:sz w:val="24"/>
         </w:rPr>
-        <w:t>, com a respectiva retificação;</w:t>
+        <w:t>, com a retificação deste para R$ 57.331,55;</w:t>
       </w:r>
     </w:p>
     <w:p/>
@@ -6533,7 +7471,7 @@
           <w:i w:val="0"/>
           <w:sz w:val="24"/>
         </w:rPr>
-        <w:t>f) a impugnação total dos documentos e de todos os valores apresentados na inicial;</w:t>
+        <w:t>f) a impugnação total dos documentos e de todos os valores apresentados na inicial, notadamente das fotografias de ID 2c1fbec e do arquivo de vídeo de ID aa1b8ee, nos termos do Capítulo II;</w:t>
       </w:r>
     </w:p>
     <w:p/>
@@ -6601,7 +7539,7 @@
           <w:i w:val="0"/>
           <w:sz w:val="24"/>
         </w:rPr>
-        <w:t xml:space="preserve">h) sejam recebidos os documentos ora juntados: procuração e contrato social; cartão CNPJ; carta de preposto; relatório do sistema financeiro com todos os pagamentos efetuados ao Autor; comprovantes de transferência/PIX; comprovação do quadro de pessoal no período (folha/eSocial/CAGED/RAIS); fichas de entrega de EPI e ordens de serviço de segurança; CCT da construção civil vigente no período </w:t>
+        <w:t xml:space="preserve">h) sejam recebidos os documentos que acompanham esta defesa: relatório do sistema financeiro com todos os pagamentos efetuados ao Autor; comprovantes de transferência/PIX; comprovação do quadro de pessoal no período (folha/eSocial/CAGED/RAIS); fichas de entrega de EPI e ordens de serviço de segurança; e CCT da construção civil vigente no período </w:t>
       </w:r>
       <w:r>
         <w:rPr>
@@ -6620,7 +7558,7 @@
           <w:i w:val="0"/>
           <w:sz w:val="24"/>
         </w:rPr>
-        <w:t>;</w:t>
+        <w:t>, registrando-se que a procuração, o contrato social, a certidão simplificada da JUCISRS e o documento de identificação do representante legal já se encontram nos autos (IDs ff2f043, c27df37, a60ad6a e dbb47b5);</w:t>
       </w:r>
     </w:p>
     <w:p/>
@@ -6646,16 +7584,50 @@
           <w:color w:val="FF0000"/>
           <w:sz w:val="24"/>
         </w:rPr>
-        <w:t>[prazo de 10 (dez) dias para juntada de carta de preposto e de documentos complementares, se necessário]</w:t>
-      </w:r>
-      <w:r>
-        <w:rPr>
-          <w:rFonts w:ascii="Times New Roman" w:hAnsi="Times New Roman" w:cs="Times New Roman"/>
-          <w:b w:val="0"/>
-          <w:i w:val="0"/>
-          <w:sz w:val="24"/>
-        </w:rPr>
-        <w:t>.</w:t>
+        <w:t>[CONFIRMAR: prazo de 10 (dez) dias para juntada de carta de preposto e de documentos complementares, caso o sócio-administrador não compareça pessoalmente à audiência]</w:t>
+      </w:r>
+      <w:r>
+        <w:rPr>
+          <w:rFonts w:ascii="Times New Roman" w:hAnsi="Times New Roman" w:cs="Times New Roman"/>
+          <w:b w:val="0"/>
+          <w:i w:val="0"/>
+          <w:sz w:val="24"/>
+        </w:rPr>
+        <w:t>;</w:t>
+      </w:r>
+    </w:p>
+    <w:p/>
+    <w:p>
+      <w:pPr>
+        <w:ind w:firstLine="850"/>
+        <w:jc w:val="both"/>
+      </w:pPr>
+      <w:r>
+        <w:rPr>
+          <w:rFonts w:ascii="Times New Roman" w:hAnsi="Times New Roman" w:cs="Times New Roman"/>
+          <w:b w:val="0"/>
+          <w:i w:val="0"/>
+          <w:sz w:val="24"/>
+        </w:rPr>
+        <w:t xml:space="preserve">j) por fim, quanto ao </w:t>
+      </w:r>
+      <w:r>
+        <w:rPr>
+          <w:rFonts w:ascii="Times New Roman" w:hAnsi="Times New Roman" w:cs="Times New Roman"/>
+          <w:b/>
+          <w:i w:val="0"/>
+          <w:sz w:val="24"/>
+        </w:rPr>
+        <w:t>pedido de redesignação da audiência inicial</w:t>
+      </w:r>
+      <w:r>
+        <w:rPr>
+          <w:rFonts w:ascii="Times New Roman" w:hAnsi="Times New Roman" w:cs="Times New Roman"/>
+          <w:b w:val="0"/>
+          <w:i w:val="0"/>
+          <w:sz w:val="24"/>
+        </w:rPr>
+        <w:t xml:space="preserve"> formulado pelo Autor (ID 0d8387d), a Reclamada nada opõe, deixando a matéria ao prudente critério deste Juízo, ressalvando que a presente defesa é apresentada tempestivamente e com antecedência, na forma da notificação de ID a2b6733.</w:t>
       </w:r>
     </w:p>
     <w:p/>

--- a/pecas/BS x DJONATAN SEVERO HARTZ - CONTESTACAO.docx
+++ b/pecas/BS x DJONATAN SEVERO HARTZ - CONTESTACAO.docx
@@ -1781,17 +1781,43 @@
           <w:i w:val="0"/>
           <w:sz w:val="24"/>
         </w:rPr>
-        <w:t xml:space="preserve"> que ingresse na frente de serviço (NR-6 e NR-18), e a identificação visual atende à exigência de controle de acesso e de segurança, sendo fornecida indistintamente a empregados, a prestadores autônomos e a trabalhadores de subempreiteiras. Imagem de presença física transitória em canteiro não induz nem prova relação de emprego (art. 3º da CLT). </w:t>
-      </w:r>
-      <w:r>
-        <w:rPr>
-          <w:rFonts w:ascii="Times New Roman" w:hAnsi="Times New Roman" w:cs="Times New Roman"/>
-          <w:b w:val="0"/>
-          <w:i w:val="0"/>
-          <w:color w:val="FF0000"/>
-          <w:sz w:val="24"/>
-        </w:rPr>
-        <w:t>[CONFERIR COM O CLIENTE: confirmar a prática de fornecimento de camiseta de identificação e de capacete também a prestadores autônomos e, havendo, juntar comprovação]</w:t>
+        <w:t xml:space="preserve"> que ingresse na frente de serviço (NR-6 e NR-18), e a identificação visual atende à exigência de controle de acesso e de segurança, É prática da Reclamada — e dever legal de quem administra a obra — </w:t>
+      </w:r>
+      <w:r>
+        <w:rPr>
+          <w:rFonts w:ascii="Times New Roman" w:hAnsi="Times New Roman" w:cs="Times New Roman"/>
+          <w:b/>
+          <w:i w:val="0"/>
+          <w:sz w:val="24"/>
+        </w:rPr>
+        <w:t>fornecer capacete de proteção e camiseta de identificação a toda pessoa que ingressa em suas frentes de serviço</w:t>
+      </w:r>
+      <w:r>
+        <w:rPr>
+          <w:rFonts w:ascii="Times New Roman" w:hAnsi="Times New Roman" w:cs="Times New Roman"/>
+          <w:b w:val="0"/>
+          <w:i w:val="0"/>
+          <w:sz w:val="24"/>
+        </w:rPr>
+        <w:t xml:space="preserve">, sejam empregados, prestadores autônomos ou trabalhadores de subempreiteiras, tanto por imposição das NR-6 e NR-18 quanto por exigência de controle de acesso ao canteiro. O equipamento é entregue </w:t>
+      </w:r>
+      <w:r>
+        <w:rPr>
+          <w:rFonts w:ascii="Times New Roman" w:hAnsi="Times New Roman" w:cs="Times New Roman"/>
+          <w:b/>
+          <w:i w:val="0"/>
+          <w:sz w:val="24"/>
+        </w:rPr>
+        <w:t>em razão do risco da obra, e não em razão de contrato de emprego</w:t>
+      </w:r>
+      <w:r>
+        <w:rPr>
+          <w:rFonts w:ascii="Times New Roman" w:hAnsi="Times New Roman" w:cs="Times New Roman"/>
+          <w:b w:val="0"/>
+          <w:i w:val="0"/>
+          <w:sz w:val="24"/>
+        </w:rPr>
+        <w:t>: seria ilícito permitir o ingresso de alguém sem capacete apenas porque não é empregado. Imagem de presença física transitória em canteiro não induz nem prova relação de emprego (art. 3º da CLT).</w:t>
       </w:r>
     </w:p>
     <w:p/>
@@ -2262,45 +2288,7 @@
           <w:i w:val="0"/>
           <w:sz w:val="24"/>
         </w:rPr>
-        <w:t xml:space="preserve">Os dias de prestação e os respectivos pagamentos estão registrados no sistema financeiro da empresa e são os seguintes: </w:t>
-      </w:r>
-      <w:r>
-        <w:rPr>
-          <w:rFonts w:ascii="Times New Roman" w:hAnsi="Times New Roman" w:cs="Times New Roman"/>
-          <w:b w:val="0"/>
-          <w:i w:val="0"/>
-          <w:color w:val="FF0000"/>
-          <w:sz w:val="24"/>
-        </w:rPr>
-        <w:t>[RELACIONAR, UM A UM, DATA, VALOR E Nº DE REGISTRO DE CADA PAGAMENTO FEITO AO AUTOR — EXTRAIR DO SISTEMA FINANCEIRO E JUNTAR O RELATÓRIO COMPLETO]</w:t>
-      </w:r>
-      <w:r>
-        <w:rPr>
-          <w:rFonts w:ascii="Times New Roman" w:hAnsi="Times New Roman" w:cs="Times New Roman"/>
-          <w:b w:val="0"/>
-          <w:i w:val="0"/>
-          <w:sz w:val="24"/>
-        </w:rPr>
-        <w:t xml:space="preserve"> </w:t>
-      </w:r>
-      <w:r>
-        <w:rPr>
-          <w:rFonts w:ascii="Times New Roman" w:hAnsi="Times New Roman" w:cs="Times New Roman"/>
-          <w:b w:val="0"/>
-          <w:i w:val="0"/>
-          <w:color w:val="FF0000"/>
-          <w:sz w:val="24"/>
-        </w:rPr>
-        <w:t>[doc. anexo — CONFIRMAR JUNTADA]</w:t>
-      </w:r>
-      <w:r>
-        <w:rPr>
-          <w:rFonts w:ascii="Times New Roman" w:hAnsi="Times New Roman" w:cs="Times New Roman"/>
-          <w:b w:val="0"/>
-          <w:i w:val="0"/>
-          <w:sz w:val="24"/>
-        </w:rPr>
-        <w:t xml:space="preserve">. O padrão </w:t>
+        <w:t xml:space="preserve">As chamadas ocorriam conforme a necessidade de cada etapa de obra, em </w:t>
       </w:r>
       <w:r>
         <w:rPr>
@@ -2309,16 +2297,34 @@
           <w:i w:val="0"/>
           <w:sz w:val="24"/>
         </w:rPr>
-        <w:t>espaçado e irregular</w:t>
-      </w:r>
-      <w:r>
-        <w:rPr>
-          <w:rFonts w:ascii="Times New Roman" w:hAnsi="Times New Roman" w:cs="Times New Roman"/>
-          <w:b w:val="0"/>
-          <w:i w:val="0"/>
-          <w:sz w:val="24"/>
-        </w:rPr>
-        <w:t xml:space="preserve"> desses pagamentos é, por si só, a demonstração da eventualidade: não há a menor uniformidade que se possa converter em salário mensal.</w:t>
+        <w:t>dias isolados e não sucessivos</w:t>
+      </w:r>
+      <w:r>
+        <w:rPr>
+          <w:rFonts w:ascii="Times New Roman" w:hAnsi="Times New Roman" w:cs="Times New Roman"/>
+          <w:b w:val="0"/>
+          <w:i w:val="0"/>
+          <w:sz w:val="24"/>
+        </w:rPr>
+        <w:t xml:space="preserve">, e a contraprestação era ajustada e quitada por tarefa, sem qualquer periodicidade salarial. Não há — porque nunca houve contrato de emprego — ficha de registro de empregado, cartão de ponto, contracheque, aviso de férias ou termo rescisório referentes ao Autor: a ausência desses documentos não é omissão da Reclamada, é </w:t>
+      </w:r>
+      <w:r>
+        <w:rPr>
+          <w:rFonts w:ascii="Times New Roman" w:hAnsi="Times New Roman" w:cs="Times New Roman"/>
+          <w:b/>
+          <w:i w:val="0"/>
+          <w:sz w:val="24"/>
+        </w:rPr>
+        <w:t>consequência necessária da natureza autônoma do ajuste</w:t>
+      </w:r>
+      <w:r>
+        <w:rPr>
+          <w:rFonts w:ascii="Times New Roman" w:hAnsi="Times New Roman" w:cs="Times New Roman"/>
+          <w:b w:val="0"/>
+          <w:i w:val="0"/>
+          <w:sz w:val="24"/>
+        </w:rPr>
+        <w:t>.</w:t>
       </w:r>
     </w:p>
     <w:p/>
@@ -2924,45 +2930,25 @@
           <w:i w:val="0"/>
           <w:sz w:val="24"/>
         </w:rPr>
-        <w:t xml:space="preserve"> de início e término, para que correspondam estritamente ao primeiro e ao último dia de prestação efetivamente comprovados nos autos — </w:t>
-      </w:r>
-      <w:r>
-        <w:rPr>
-          <w:rFonts w:ascii="Times New Roman" w:hAnsi="Times New Roman" w:cs="Times New Roman"/>
-          <w:b w:val="0"/>
-          <w:i w:val="0"/>
-          <w:color w:val="FF0000"/>
-          <w:sz w:val="24"/>
-        </w:rPr>
-        <w:t>[DATA DO PRIMEIRO PAGAMENTO]</w:t>
-      </w:r>
-      <w:r>
-        <w:rPr>
-          <w:rFonts w:ascii="Times New Roman" w:hAnsi="Times New Roman" w:cs="Times New Roman"/>
-          <w:b w:val="0"/>
-          <w:i w:val="0"/>
-          <w:sz w:val="24"/>
-        </w:rPr>
-        <w:t xml:space="preserve"> e </w:t>
-      </w:r>
-      <w:r>
-        <w:rPr>
-          <w:rFonts w:ascii="Times New Roman" w:hAnsi="Times New Roman" w:cs="Times New Roman"/>
-          <w:b w:val="0"/>
-          <w:i w:val="0"/>
-          <w:color w:val="FF0000"/>
-          <w:sz w:val="24"/>
-        </w:rPr>
-        <w:t>[DATA DO ÚLTIMO PAGAMENTO]</w:t>
-      </w:r>
-      <w:r>
-        <w:rPr>
-          <w:rFonts w:ascii="Times New Roman" w:hAnsi="Times New Roman" w:cs="Times New Roman"/>
-          <w:b w:val="0"/>
-          <w:i w:val="0"/>
-          <w:sz w:val="24"/>
-        </w:rPr>
-        <w:t xml:space="preserve"> —, e não ao período contínuo alegado na inicial;</w:t>
+        <w:t xml:space="preserve"> de início e término, para que correspondam estritamente ao primeiro e ao último dia de prestação </w:t>
+      </w:r>
+      <w:r>
+        <w:rPr>
+          <w:rFonts w:ascii="Times New Roman" w:hAnsi="Times New Roman" w:cs="Times New Roman"/>
+          <w:b/>
+          <w:i w:val="0"/>
+          <w:sz w:val="24"/>
+        </w:rPr>
+        <w:t>efetivamente comprovados nos autos</w:t>
+      </w:r>
+      <w:r>
+        <w:rPr>
+          <w:rFonts w:ascii="Times New Roman" w:hAnsi="Times New Roman" w:cs="Times New Roman"/>
+          <w:b w:val="0"/>
+          <w:i w:val="0"/>
+          <w:sz w:val="24"/>
+        </w:rPr>
+        <w:t>, e não ao período contínuo de 15/01/2026 a 16/06/2026 alegado na inicial, cuja demonstração incumbia ao Autor e que nenhum elemento dos autos ampara — as únicas datas documentadas são as das seis fotografias por ele juntadas (1º/02, 03/02, 27/02, 07/04, 16/04 e 22/04 de 2026);</w:t>
       </w:r>
     </w:p>
     <w:p/>
@@ -4449,26 +4435,25 @@
           <w:i w:val="0"/>
           <w:sz w:val="24"/>
         </w:rPr>
-        <w:t xml:space="preserve"> e pelos parâmetros da NR-15. Nos poucos dias em que prestou serviços, o Autor recebeu e utilizou os EPIs adequados fornecidos pela Reclamada </w:t>
-      </w:r>
-      <w:r>
-        <w:rPr>
-          <w:rFonts w:ascii="Times New Roman" w:hAnsi="Times New Roman" w:cs="Times New Roman"/>
-          <w:b w:val="0"/>
-          <w:i w:val="0"/>
-          <w:color w:val="FF0000"/>
-          <w:sz w:val="24"/>
-        </w:rPr>
-        <w:t>[doc. anexo — CONFIRMAR JUNTADA DAS FICHAS DE ENTREGA DE EPI E DAS ORDENS DE SERVIÇO DE SEGURANÇA]</w:t>
-      </w:r>
-      <w:r>
-        <w:rPr>
-          <w:rFonts w:ascii="Times New Roman" w:hAnsi="Times New Roman" w:cs="Times New Roman"/>
-          <w:b w:val="0"/>
-          <w:i w:val="0"/>
-          <w:sz w:val="24"/>
-        </w:rPr>
-        <w:t>.</w:t>
+        <w:t xml:space="preserve"> e pelos parâmetros da NR-15. E, nos dias em que prestou serviços, o Autor recebeu e efetivamente utilizou os equipamentos de proteção fornecidos pela Reclamada — o que está demonstrado </w:t>
+      </w:r>
+      <w:r>
+        <w:rPr>
+          <w:rFonts w:ascii="Times New Roman" w:hAnsi="Times New Roman" w:cs="Times New Roman"/>
+          <w:b/>
+          <w:i w:val="0"/>
+          <w:sz w:val="24"/>
+        </w:rPr>
+        <w:t>pelas fotografias que ele próprio juntou</w:t>
+      </w:r>
+      <w:r>
+        <w:rPr>
+          <w:rFonts w:ascii="Times New Roman" w:hAnsi="Times New Roman" w:cs="Times New Roman"/>
+          <w:b w:val="0"/>
+          <w:i w:val="0"/>
+          <w:sz w:val="24"/>
+        </w:rPr>
+        <w:t xml:space="preserve"> (ID 2c1fbec, fls. 23, 24 e 28), nas quais aparece de capacete.</w:t>
       </w:r>
     </w:p>
     <w:p/>
@@ -4780,7 +4765,7 @@
           <w:i w:val="0"/>
           <w:sz w:val="24"/>
         </w:rPr>
-        <w:t xml:space="preserve"> </w:t>
+        <w:t xml:space="preserve">. A prova do fornecimento, neste caso, veio da parte contrária: as imagens de fls. 23, 24 e 28 retratam o uso de capacete e de luvas nas frentes de serviço. </w:t>
       </w:r>
       <w:r>
         <w:rPr>
@@ -4790,16 +4775,7 @@
           <w:color w:val="FF0000"/>
           <w:sz w:val="24"/>
         </w:rPr>
-        <w:t>[doc. anexo — CONFIRMAR JUNTADA DAS FICHAS DE EPI ASSINADAS]</w:t>
-      </w:r>
-      <w:r>
-        <w:rPr>
-          <w:rFonts w:ascii="Times New Roman" w:hAnsi="Times New Roman" w:cs="Times New Roman"/>
-          <w:b w:val="0"/>
-          <w:i w:val="0"/>
-          <w:sz w:val="24"/>
-        </w:rPr>
-        <w:t>.</w:t>
+        <w:t>[SE HOUVER: juntar ordens de serviço de segurança e comprovação de entrega de EPI no canteiro]</w:t>
       </w:r>
     </w:p>
     <w:p/>
@@ -5939,7 +5915,7 @@
           <w:i w:val="0"/>
           <w:sz w:val="24"/>
         </w:rPr>
-        <w:t xml:space="preserve"> porque ele não era empregado e porque a Reclamada está dispensada do controle de jornada (art. 74, § 2º, da CLT), conforme item III.3.2. Não se pode extrair confissão da não apresentação de documento que a lei não obriga a manter e que a realidade fática não permite existir. A Reclamada junta, contudo, o </w:t>
+        <w:t xml:space="preserve"> porque ele não era empregado e porque a Reclamada está dispensada do controle de jornada (art. 74, § 2º, da CLT), conforme item III.3.2. Não se pode extrair confissão da não apresentação de documento que a lei não obriga a manter e que a realidade fática não permite existir: ficha de registro, cartão de ponto e contracheque </w:t>
       </w:r>
       <w:r>
         <w:rPr>
@@ -5948,16 +5924,16 @@
           <w:i w:val="0"/>
           <w:sz w:val="24"/>
         </w:rPr>
-        <w:t>relatório de todos os pagamentos efetuados ao Autor</w:t>
-      </w:r>
-      <w:r>
-        <w:rPr>
-          <w:rFonts w:ascii="Times New Roman" w:hAnsi="Times New Roman" w:cs="Times New Roman"/>
-          <w:b w:val="0"/>
-          <w:i w:val="0"/>
-          <w:sz w:val="24"/>
-        </w:rPr>
-        <w:t>, com data, valor e registro, exatamente para que a natureza eventual do ajuste fique demonstrada.</w:t>
+        <w:t>pressupõem a relação de emprego que o Autor ainda não provou</w:t>
+      </w:r>
+      <w:r>
+        <w:rPr>
+          <w:rFonts w:ascii="Times New Roman" w:hAnsi="Times New Roman" w:cs="Times New Roman"/>
+          <w:b w:val="0"/>
+          <w:i w:val="0"/>
+          <w:sz w:val="24"/>
+        </w:rPr>
+        <w:t>, e exigir da Reclamada que os exiba é inverter a ordem lógica do art. 818, I, da CLT, presumindo provado justamente o fato constitutivo que incumbia ao Autor demonstrar.</w:t>
       </w:r>
     </w:p>
     <w:p/>
@@ -5973,7 +5949,7 @@
           <w:i w:val="0"/>
           <w:sz w:val="24"/>
         </w:rPr>
-        <w:t xml:space="preserve">Quanto ao depoimento pessoal do representante da Reclamada, nada há a opor — comparecerá seu sócio-administrador ou preposto regularmente constituído. A Reclamada requer, por sua vez, o </w:t>
+        <w:t xml:space="preserve">Registre-se, ademais, que o Autor </w:t>
       </w:r>
       <w:r>
         <w:rPr>
@@ -5982,16 +5958,16 @@
           <w:i w:val="0"/>
           <w:sz w:val="24"/>
         </w:rPr>
-        <w:t>depoimento pessoal do Reclamante, sob pena de confissão</w:t>
-      </w:r>
-      <w:r>
-        <w:rPr>
-          <w:rFonts w:ascii="Times New Roman" w:hAnsi="Times New Roman" w:cs="Times New Roman"/>
-          <w:b w:val="0"/>
-          <w:i w:val="0"/>
-          <w:sz w:val="24"/>
-        </w:rPr>
-        <w:t>, e não se opõe à produção das demais provas requeridas.</w:t>
+        <w:t>não trouxe aos autos um único comprovante de pagamento</w:t>
+      </w:r>
+      <w:r>
+        <w:rPr>
+          <w:rFonts w:ascii="Times New Roman" w:hAnsi="Times New Roman" w:cs="Times New Roman"/>
+          <w:b w:val="0"/>
+          <w:i w:val="0"/>
+          <w:sz w:val="24"/>
+        </w:rPr>
+        <w:t>, recibo, extrato ou transferência — nem mesmo os que alega ter recebido quinzenalmente durante cinco meses. Quem afirma ter recebido salário por cinco meses tem, necessariamente, o extrato da própria conta bancária, documento que só ele detém e que só ele podia produzir. A ausência dessa prova, que estava integralmente ao alcance do Autor, é o dado mais eloquente destes autos e deve ser valorada em desfavor de quem tinha o ônus (art. 818, I, da CLT c/c art. 373, I, do CPC).</w:t>
       </w:r>
     </w:p>
     <w:p/>
@@ -6007,7 +5983,25 @@
           <w:i w:val="0"/>
           <w:sz w:val="24"/>
         </w:rPr>
-        <w:t>14. Da compensação e da dedução (art. 767 da CLT)</w:t>
+        <w:t xml:space="preserve">Quanto ao depoimento pessoal do representante da Reclamada, nada há a opor — comparecerá seu sócio-administrador ou preposto regularmente constituído. A Reclamada requer, por sua vez, o </w:t>
+      </w:r>
+      <w:r>
+        <w:rPr>
+          <w:rFonts w:ascii="Times New Roman" w:hAnsi="Times New Roman" w:cs="Times New Roman"/>
+          <w:b/>
+          <w:i w:val="0"/>
+          <w:sz w:val="24"/>
+        </w:rPr>
+        <w:t>depoimento pessoal do Reclamante, sob pena de confissão</w:t>
+      </w:r>
+      <w:r>
+        <w:rPr>
+          <w:rFonts w:ascii="Times New Roman" w:hAnsi="Times New Roman" w:cs="Times New Roman"/>
+          <w:b w:val="0"/>
+          <w:i w:val="0"/>
+          <w:sz w:val="24"/>
+        </w:rPr>
+        <w:t>, e não se opõe à produção das demais provas requeridas.</w:t>
       </w:r>
     </w:p>
     <w:p/>
@@ -6023,6 +6017,22 @@
           <w:i w:val="0"/>
           <w:sz w:val="24"/>
         </w:rPr>
+        <w:t>14. Da compensação e da dedução (art. 767 da CLT)</w:t>
+      </w:r>
+    </w:p>
+    <w:p/>
+    <w:p>
+      <w:pPr>
+        <w:ind w:firstLine="850"/>
+        <w:jc w:val="both"/>
+      </w:pPr>
+      <w:r>
+        <w:rPr>
+          <w:rFonts w:ascii="Times New Roman" w:hAnsi="Times New Roman" w:cs="Times New Roman"/>
+          <w:b w:val="0"/>
+          <w:i w:val="0"/>
+          <w:sz w:val="24"/>
+        </w:rPr>
         <w:t xml:space="preserve">Por cautela, caso haja qualquer condenação, requer-se a </w:t>
       </w:r>
       <w:r>
@@ -6041,7 +6051,7 @@
           <w:i w:val="0"/>
           <w:sz w:val="24"/>
         </w:rPr>
-        <w:t xml:space="preserve"> de todos os valores já quitados ao Autor a qualquer título — notadamente as diárias pagas por tarefa, comprovadas no relatório financeiro anexo —, a teor do </w:t>
+        <w:t xml:space="preserve"> de todos os valores já quitados ao Autor a qualquer título — notadamente as diárias pagas por tarefa, que vierem a ser comprovadas nos autos —, a teor do </w:t>
       </w:r>
       <w:r>
         <w:rPr>
@@ -7214,7 +7224,7 @@
                 <w:i w:val="0"/>
                 <w:sz w:val="22"/>
               </w:rPr>
-              <w:t xml:space="preserve"> quanto à cominação pretendida: inexistindo obrigação legal de controle de jornada (art. 74, § 2º, da CLT) e inexistindo vínculo, não há cartões de ponto a exibir sob pena de confissão. A Reclamada junta o relatório de pagamentos, não se opõe à produção das provas requeridas e requer o </w:t>
+              <w:t xml:space="preserve"> quanto à cominação pretendida: inexistindo obrigação legal de controle de jornada (art. 74, § 2º, da CLT) e inexistindo vínculo, não há cartões de ponto, ficha de registro ou contracheques a exibir sob pena de confissão; e o próprio Autor não juntou um único comprovante de pagamento. A Reclamada não se opõe à produção das provas requeridas e requer o </w:t>
             </w:r>
             <w:r>
               <w:rPr>
@@ -7539,7 +7549,7 @@
           <w:i w:val="0"/>
           <w:sz w:val="24"/>
         </w:rPr>
-        <w:t xml:space="preserve">h) sejam recebidos os documentos que acompanham esta defesa: relatório do sistema financeiro com todos os pagamentos efetuados ao Autor; comprovantes de transferência/PIX; comprovação do quadro de pessoal no período (folha/eSocial/CAGED/RAIS); fichas de entrega de EPI e ordens de serviço de segurança; e CCT da construção civil vigente no período </w:t>
+        <w:t xml:space="preserve">h) sejam recebidos os documentos que acompanham esta defesa: comprovação do quadro de pessoal no período (folha de pagamento/eSocial/CAGED/RAIS) e a CCT da construção civil vigente no período </w:t>
       </w:r>
       <w:r>
         <w:rPr>
@@ -7549,7 +7559,7 @@
           <w:color w:val="FF0000"/>
           <w:sz w:val="24"/>
         </w:rPr>
-        <w:t>[doc. anexo — CONFIRMAR JUNTADA DE CADA UM DOS DOCUMENTOS ACIMA]</w:t>
+        <w:t>[doc. anexo — CONFIRMAR JUNTADA]</w:t>
       </w:r>
       <w:r>
         <w:rPr>
